--- a/6 семестр/ТПР/ЛР 4/ТПР ЛР 4.docx
+++ b/6 семестр/ТПР/ЛР 4/ТПР ЛР 4.docx
@@ -846,7 +846,13 @@
         <w:t xml:space="preserve">Из заданного множества решений было получено множество Парето-оптимальных решений. Для этого </w:t>
       </w:r>
       <w:r>
-        <w:t>решения были сравнены отношением строго предпочтения через условие доминирования для их векторных оценок.</w:t>
+        <w:t xml:space="preserve">решения были сравнены отношением </w:t>
+      </w:r>
+      <w:r>
+        <w:t>строгого</w:t>
+      </w:r>
+      <w:r>
+        <w:t xml:space="preserve"> предпочтения через условие доминирования для их векторных оценок.</w:t>
       </w:r>
     </w:p>
     <w:p/>
@@ -1018,6 +1024,7 @@
           <w:lang w:eastAsia="ru-RU"/>
         </w:rPr>
       </w:pPr>
+      <w:proofErr w:type="spellStart"/>
       <w:r>
         <w:rPr>
           <w:rFonts w:ascii="Courier New" w:eastAsia="Times New Roman" w:hAnsi="Courier New" w:cs="Courier New"/>
@@ -1026,18 +1033,9 @@
           <w:szCs w:val="20"/>
           <w:lang w:eastAsia="ru-RU"/>
         </w:rPr>
-        <w:t xml:space="preserve">from </w:t>
-      </w:r>
-      <w:r>
-        <w:rPr>
-          <w:rFonts w:ascii="Courier New" w:eastAsia="Times New Roman" w:hAnsi="Courier New" w:cs="Courier New"/>
-          <w:color w:val="080808"/>
-          <w:sz w:val="20"/>
-          <w:szCs w:val="20"/>
-          <w:lang w:eastAsia="ru-RU"/>
-        </w:rPr>
-        <w:t xml:space="preserve">math </w:t>
-      </w:r>
+        <w:t>from</w:t>
+      </w:r>
+      <w:proofErr w:type="spellEnd"/>
       <w:r>
         <w:rPr>
           <w:rFonts w:ascii="Courier New" w:eastAsia="Times New Roman" w:hAnsi="Courier New" w:cs="Courier New"/>
@@ -1046,8 +1044,53 @@
           <w:szCs w:val="20"/>
           <w:lang w:eastAsia="ru-RU"/>
         </w:rPr>
-        <w:t xml:space="preserve">import </w:t>
-      </w:r>
+        <w:t xml:space="preserve"> </w:t>
+      </w:r>
+      <w:proofErr w:type="spellStart"/>
+      <w:r>
+        <w:rPr>
+          <w:rFonts w:ascii="Courier New" w:eastAsia="Times New Roman" w:hAnsi="Courier New" w:cs="Courier New"/>
+          <w:color w:val="080808"/>
+          <w:sz w:val="20"/>
+          <w:szCs w:val="20"/>
+          <w:lang w:eastAsia="ru-RU"/>
+        </w:rPr>
+        <w:t>math</w:t>
+      </w:r>
+      <w:proofErr w:type="spellEnd"/>
+      <w:r>
+        <w:rPr>
+          <w:rFonts w:ascii="Courier New" w:eastAsia="Times New Roman" w:hAnsi="Courier New" w:cs="Courier New"/>
+          <w:color w:val="080808"/>
+          <w:sz w:val="20"/>
+          <w:szCs w:val="20"/>
+          <w:lang w:eastAsia="ru-RU"/>
+        </w:rPr>
+        <w:t xml:space="preserve"> </w:t>
+      </w:r>
+      <w:proofErr w:type="spellStart"/>
+      <w:r>
+        <w:rPr>
+          <w:rFonts w:ascii="Courier New" w:eastAsia="Times New Roman" w:hAnsi="Courier New" w:cs="Courier New"/>
+          <w:color w:val="0033B3"/>
+          <w:sz w:val="20"/>
+          <w:szCs w:val="20"/>
+          <w:lang w:eastAsia="ru-RU"/>
+        </w:rPr>
+        <w:t>import</w:t>
+      </w:r>
+      <w:proofErr w:type="spellEnd"/>
+      <w:r>
+        <w:rPr>
+          <w:rFonts w:ascii="Courier New" w:eastAsia="Times New Roman" w:hAnsi="Courier New" w:cs="Courier New"/>
+          <w:color w:val="0033B3"/>
+          <w:sz w:val="20"/>
+          <w:szCs w:val="20"/>
+          <w:lang w:eastAsia="ru-RU"/>
+        </w:rPr>
+        <w:t xml:space="preserve"> </w:t>
+      </w:r>
+      <w:proofErr w:type="spellStart"/>
       <w:r>
         <w:rPr>
           <w:rFonts w:ascii="Courier New" w:eastAsia="Times New Roman" w:hAnsi="Courier New" w:cs="Courier New"/>
@@ -1058,6 +1101,7 @@
         </w:rPr>
         <w:t>sqrt</w:t>
       </w:r>
+      <w:proofErr w:type="spellEnd"/>
       <w:r>
         <w:rPr>
           <w:rFonts w:ascii="Courier New" w:eastAsia="Times New Roman" w:hAnsi="Courier New" w:cs="Courier New"/>
@@ -1112,6 +1156,7 @@
         </w:rPr>
         <w:br/>
       </w:r>
+      <w:proofErr w:type="spellStart"/>
       <w:r>
         <w:rPr>
           <w:rFonts w:ascii="Courier New" w:eastAsia="Times New Roman" w:hAnsi="Courier New" w:cs="Courier New"/>
@@ -1120,8 +1165,20 @@
           <w:szCs w:val="20"/>
           <w:lang w:eastAsia="ru-RU"/>
         </w:rPr>
-        <w:t xml:space="preserve">def </w:t>
-      </w:r>
+        <w:t>def</w:t>
+      </w:r>
+      <w:proofErr w:type="spellEnd"/>
+      <w:r>
+        <w:rPr>
+          <w:rFonts w:ascii="Courier New" w:eastAsia="Times New Roman" w:hAnsi="Courier New" w:cs="Courier New"/>
+          <w:color w:val="0033B3"/>
+          <w:sz w:val="20"/>
+          <w:szCs w:val="20"/>
+          <w:lang w:eastAsia="ru-RU"/>
+        </w:rPr>
+        <w:t xml:space="preserve"> </w:t>
+      </w:r>
+      <w:proofErr w:type="spellStart"/>
       <w:r>
         <w:rPr>
           <w:rFonts w:ascii="Courier New" w:eastAsia="Times New Roman" w:hAnsi="Courier New" w:cs="Courier New"/>
@@ -1132,6 +1189,7 @@
         </w:rPr>
         <w:t>is_preferable</w:t>
       </w:r>
+      <w:proofErr w:type="spellEnd"/>
       <w:r>
         <w:rPr>
           <w:rFonts w:ascii="Courier New" w:eastAsia="Times New Roman" w:hAnsi="Courier New" w:cs="Courier New"/>
@@ -1163,8 +1221,9 @@
           <w:szCs w:val="20"/>
           <w:lang w:eastAsia="ru-RU"/>
         </w:rPr>
-        <w:t># проверка что все fi(x1) &gt;= fi(x2)</w:t>
-      </w:r>
+        <w:t xml:space="preserve"># проверка что все </w:t>
+      </w:r>
+      <w:proofErr w:type="spellStart"/>
       <w:r>
         <w:rPr>
           <w:rFonts w:ascii="Courier New" w:eastAsia="Times New Roman" w:hAnsi="Courier New" w:cs="Courier New"/>
@@ -1175,150 +1234,9 @@
           <w:szCs w:val="20"/>
           <w:lang w:eastAsia="ru-RU"/>
         </w:rPr>
-        <w:br/>
-        <w:t xml:space="preserve">    </w:t>
-      </w:r>
-      <w:r>
-        <w:rPr>
-          <w:rFonts w:ascii="Courier New" w:eastAsia="Times New Roman" w:hAnsi="Courier New" w:cs="Courier New"/>
-          <w:color w:val="000000"/>
-          <w:sz w:val="20"/>
-          <w:szCs w:val="20"/>
-          <w:lang w:eastAsia="ru-RU"/>
-        </w:rPr>
-        <w:t xml:space="preserve">all_greater_or_equal </w:t>
-      </w:r>
-      <w:r>
-        <w:rPr>
-          <w:rFonts w:ascii="Courier New" w:eastAsia="Times New Roman" w:hAnsi="Courier New" w:cs="Courier New"/>
-          <w:color w:val="080808"/>
-          <w:sz w:val="20"/>
-          <w:szCs w:val="20"/>
-          <w:lang w:eastAsia="ru-RU"/>
-        </w:rPr>
-        <w:t xml:space="preserve">= </w:t>
-      </w:r>
-      <w:r>
-        <w:rPr>
-          <w:rFonts w:ascii="Courier New" w:eastAsia="Times New Roman" w:hAnsi="Courier New" w:cs="Courier New"/>
-          <w:color w:val="000080"/>
-          <w:sz w:val="20"/>
-          <w:szCs w:val="20"/>
-          <w:lang w:eastAsia="ru-RU"/>
-        </w:rPr>
-        <w:t>all</w:t>
-      </w:r>
-      <w:r>
-        <w:rPr>
-          <w:rFonts w:ascii="Courier New" w:eastAsia="Times New Roman" w:hAnsi="Courier New" w:cs="Courier New"/>
-          <w:color w:val="080808"/>
-          <w:sz w:val="20"/>
-          <w:szCs w:val="20"/>
-          <w:lang w:eastAsia="ru-RU"/>
-        </w:rPr>
-        <w:t>(</w:t>
-      </w:r>
-      <w:r>
-        <w:rPr>
-          <w:rFonts w:ascii="Courier New" w:eastAsia="Times New Roman" w:hAnsi="Courier New" w:cs="Courier New"/>
-          <w:color w:val="000000"/>
-          <w:sz w:val="20"/>
-          <w:szCs w:val="20"/>
-          <w:lang w:eastAsia="ru-RU"/>
-        </w:rPr>
-        <w:t xml:space="preserve">fx1 </w:t>
-      </w:r>
-      <w:r>
-        <w:rPr>
-          <w:rFonts w:ascii="Courier New" w:eastAsia="Times New Roman" w:hAnsi="Courier New" w:cs="Courier New"/>
-          <w:color w:val="080808"/>
-          <w:sz w:val="20"/>
-          <w:szCs w:val="20"/>
-          <w:lang w:eastAsia="ru-RU"/>
-        </w:rPr>
-        <w:t xml:space="preserve">&gt;= </w:t>
-      </w:r>
-      <w:r>
-        <w:rPr>
-          <w:rFonts w:ascii="Courier New" w:eastAsia="Times New Roman" w:hAnsi="Courier New" w:cs="Courier New"/>
-          <w:color w:val="000000"/>
-          <w:sz w:val="20"/>
-          <w:szCs w:val="20"/>
-          <w:lang w:eastAsia="ru-RU"/>
-        </w:rPr>
-        <w:t xml:space="preserve">fx2 </w:t>
-      </w:r>
-      <w:r>
-        <w:rPr>
-          <w:rFonts w:ascii="Courier New" w:eastAsia="Times New Roman" w:hAnsi="Courier New" w:cs="Courier New"/>
-          <w:color w:val="0033B3"/>
-          <w:sz w:val="20"/>
-          <w:szCs w:val="20"/>
-          <w:lang w:eastAsia="ru-RU"/>
-        </w:rPr>
-        <w:t xml:space="preserve">for </w:t>
-      </w:r>
-      <w:r>
-        <w:rPr>
-          <w:rFonts w:ascii="Courier New" w:eastAsia="Times New Roman" w:hAnsi="Courier New" w:cs="Courier New"/>
-          <w:color w:val="080808"/>
-          <w:sz w:val="20"/>
-          <w:szCs w:val="20"/>
-          <w:lang w:eastAsia="ru-RU"/>
-        </w:rPr>
-        <w:t xml:space="preserve">fx1, fx2 </w:t>
-      </w:r>
-      <w:r>
-        <w:rPr>
-          <w:rFonts w:ascii="Courier New" w:eastAsia="Times New Roman" w:hAnsi="Courier New" w:cs="Courier New"/>
-          <w:color w:val="0033B3"/>
-          <w:sz w:val="20"/>
-          <w:szCs w:val="20"/>
-          <w:lang w:eastAsia="ru-RU"/>
-        </w:rPr>
-        <w:t xml:space="preserve">in </w:t>
-      </w:r>
-      <w:r>
-        <w:rPr>
-          <w:rFonts w:ascii="Courier New" w:eastAsia="Times New Roman" w:hAnsi="Courier New" w:cs="Courier New"/>
-          <w:color w:val="000080"/>
-          <w:sz w:val="20"/>
-          <w:szCs w:val="20"/>
-          <w:lang w:eastAsia="ru-RU"/>
-        </w:rPr>
-        <w:t>zip</w:t>
-      </w:r>
-      <w:r>
-        <w:rPr>
-          <w:rFonts w:ascii="Courier New" w:eastAsia="Times New Roman" w:hAnsi="Courier New" w:cs="Courier New"/>
-          <w:color w:val="080808"/>
-          <w:sz w:val="20"/>
-          <w:szCs w:val="20"/>
-          <w:lang w:eastAsia="ru-RU"/>
-        </w:rPr>
-        <w:t>(x1, x2))</w:t>
-      </w:r>
-      <w:r>
-        <w:rPr>
-          <w:rFonts w:ascii="Courier New" w:eastAsia="Times New Roman" w:hAnsi="Courier New" w:cs="Courier New"/>
-          <w:color w:val="080808"/>
-          <w:sz w:val="20"/>
-          <w:szCs w:val="20"/>
-          <w:lang w:eastAsia="ru-RU"/>
-        </w:rPr>
-        <w:br/>
-      </w:r>
-      <w:r>
-        <w:rPr>
-          <w:rFonts w:ascii="Courier New" w:eastAsia="Times New Roman" w:hAnsi="Courier New" w:cs="Courier New"/>
-          <w:color w:val="080808"/>
-          <w:sz w:val="20"/>
-          <w:szCs w:val="20"/>
-          <w:lang w:eastAsia="ru-RU"/>
-        </w:rPr>
-        <w:br/>
-        <w:t xml:space="preserve">    </w:t>
-      </w:r>
+        <w:t>fi</w:t>
+      </w:r>
+      <w:proofErr w:type="spellEnd"/>
       <w:r>
         <w:rPr>
           <w:rFonts w:ascii="Courier New" w:eastAsia="Times New Roman" w:hAnsi="Courier New" w:cs="Courier New"/>
@@ -1329,8 +1247,9 @@
           <w:szCs w:val="20"/>
           <w:lang w:eastAsia="ru-RU"/>
         </w:rPr>
-        <w:t># проверка что хотя бы один fj(x1) != fj(x2)</w:t>
-      </w:r>
+        <w:t xml:space="preserve">(x1) &gt;= </w:t>
+      </w:r>
+      <w:proofErr w:type="spellStart"/>
       <w:r>
         <w:rPr>
           <w:rFonts w:ascii="Courier New" w:eastAsia="Times New Roman" w:hAnsi="Courier New" w:cs="Courier New"/>
@@ -1341,220 +1260,9 @@
           <w:szCs w:val="20"/>
           <w:lang w:eastAsia="ru-RU"/>
         </w:rPr>
-        <w:br/>
-        <w:t xml:space="preserve">    </w:t>
-      </w:r>
-      <w:r>
-        <w:rPr>
-          <w:rFonts w:ascii="Courier New" w:eastAsia="Times New Roman" w:hAnsi="Courier New" w:cs="Courier New"/>
-          <w:color w:val="000000"/>
-          <w:sz w:val="20"/>
-          <w:szCs w:val="20"/>
-          <w:lang w:eastAsia="ru-RU"/>
-        </w:rPr>
-        <w:t xml:space="preserve">at_least_one_not_equal </w:t>
-      </w:r>
-      <w:r>
-        <w:rPr>
-          <w:rFonts w:ascii="Courier New" w:eastAsia="Times New Roman" w:hAnsi="Courier New" w:cs="Courier New"/>
-          <w:color w:val="080808"/>
-          <w:sz w:val="20"/>
-          <w:szCs w:val="20"/>
-          <w:lang w:eastAsia="ru-RU"/>
-        </w:rPr>
-        <w:t xml:space="preserve">= </w:t>
-      </w:r>
-      <w:r>
-        <w:rPr>
-          <w:rFonts w:ascii="Courier New" w:eastAsia="Times New Roman" w:hAnsi="Courier New" w:cs="Courier New"/>
-          <w:color w:val="000080"/>
-          <w:sz w:val="20"/>
-          <w:szCs w:val="20"/>
-          <w:lang w:eastAsia="ru-RU"/>
-        </w:rPr>
-        <w:t>any</w:t>
-      </w:r>
-      <w:r>
-        <w:rPr>
-          <w:rFonts w:ascii="Courier New" w:eastAsia="Times New Roman" w:hAnsi="Courier New" w:cs="Courier New"/>
-          <w:color w:val="080808"/>
-          <w:sz w:val="20"/>
-          <w:szCs w:val="20"/>
-          <w:lang w:eastAsia="ru-RU"/>
-        </w:rPr>
-        <w:t>(</w:t>
-      </w:r>
-      <w:r>
-        <w:rPr>
-          <w:rFonts w:ascii="Courier New" w:eastAsia="Times New Roman" w:hAnsi="Courier New" w:cs="Courier New"/>
-          <w:color w:val="000000"/>
-          <w:sz w:val="20"/>
-          <w:szCs w:val="20"/>
-          <w:lang w:eastAsia="ru-RU"/>
-        </w:rPr>
-        <w:t xml:space="preserve">fx1 </w:t>
-      </w:r>
-      <w:r>
-        <w:rPr>
-          <w:rFonts w:ascii="Courier New" w:eastAsia="Times New Roman" w:hAnsi="Courier New" w:cs="Courier New"/>
-          <w:color w:val="080808"/>
-          <w:sz w:val="20"/>
-          <w:szCs w:val="20"/>
-          <w:lang w:eastAsia="ru-RU"/>
-        </w:rPr>
-        <w:t xml:space="preserve">!= </w:t>
-      </w:r>
-      <w:r>
-        <w:rPr>
-          <w:rFonts w:ascii="Courier New" w:eastAsia="Times New Roman" w:hAnsi="Courier New" w:cs="Courier New"/>
-          <w:color w:val="000000"/>
-          <w:sz w:val="20"/>
-          <w:szCs w:val="20"/>
-          <w:lang w:eastAsia="ru-RU"/>
-        </w:rPr>
-        <w:t xml:space="preserve">fx2 </w:t>
-      </w:r>
-      <w:r>
-        <w:rPr>
-          <w:rFonts w:ascii="Courier New" w:eastAsia="Times New Roman" w:hAnsi="Courier New" w:cs="Courier New"/>
-          <w:color w:val="0033B3"/>
-          <w:sz w:val="20"/>
-          <w:szCs w:val="20"/>
-          <w:lang w:eastAsia="ru-RU"/>
-        </w:rPr>
-        <w:t xml:space="preserve">for </w:t>
-      </w:r>
-      <w:r>
-        <w:rPr>
-          <w:rFonts w:ascii="Courier New" w:eastAsia="Times New Roman" w:hAnsi="Courier New" w:cs="Courier New"/>
-          <w:color w:val="080808"/>
-          <w:sz w:val="20"/>
-          <w:szCs w:val="20"/>
-          <w:lang w:eastAsia="ru-RU"/>
-        </w:rPr>
-        <w:t xml:space="preserve">fx1, fx2 </w:t>
-      </w:r>
-      <w:r>
-        <w:rPr>
-          <w:rFonts w:ascii="Courier New" w:eastAsia="Times New Roman" w:hAnsi="Courier New" w:cs="Courier New"/>
-          <w:color w:val="0033B3"/>
-          <w:sz w:val="20"/>
-          <w:szCs w:val="20"/>
-          <w:lang w:eastAsia="ru-RU"/>
-        </w:rPr>
-        <w:t xml:space="preserve">in </w:t>
-      </w:r>
-      <w:r>
-        <w:rPr>
-          <w:rFonts w:ascii="Courier New" w:eastAsia="Times New Roman" w:hAnsi="Courier New" w:cs="Courier New"/>
-          <w:color w:val="000080"/>
-          <w:sz w:val="20"/>
-          <w:szCs w:val="20"/>
-          <w:lang w:eastAsia="ru-RU"/>
-        </w:rPr>
-        <w:t>zip</w:t>
-      </w:r>
-      <w:r>
-        <w:rPr>
-          <w:rFonts w:ascii="Courier New" w:eastAsia="Times New Roman" w:hAnsi="Courier New" w:cs="Courier New"/>
-          <w:color w:val="080808"/>
-          <w:sz w:val="20"/>
-          <w:szCs w:val="20"/>
-          <w:lang w:eastAsia="ru-RU"/>
-        </w:rPr>
-        <w:t>(x1, x2))</w:t>
-      </w:r>
-      <w:r>
-        <w:rPr>
-          <w:rFonts w:ascii="Courier New" w:eastAsia="Times New Roman" w:hAnsi="Courier New" w:cs="Courier New"/>
-          <w:color w:val="080808"/>
-          <w:sz w:val="20"/>
-          <w:szCs w:val="20"/>
-          <w:lang w:eastAsia="ru-RU"/>
-        </w:rPr>
-        <w:br/>
-      </w:r>
-      <w:r>
-        <w:rPr>
-          <w:rFonts w:ascii="Courier New" w:eastAsia="Times New Roman" w:hAnsi="Courier New" w:cs="Courier New"/>
-          <w:color w:val="080808"/>
-          <w:sz w:val="20"/>
-          <w:szCs w:val="20"/>
-          <w:lang w:eastAsia="ru-RU"/>
-        </w:rPr>
-        <w:br/>
-        <w:t xml:space="preserve">    </w:t>
-      </w:r>
-      <w:r>
-        <w:rPr>
-          <w:rFonts w:ascii="Courier New" w:eastAsia="Times New Roman" w:hAnsi="Courier New" w:cs="Courier New"/>
-          <w:color w:val="0033B3"/>
-          <w:sz w:val="20"/>
-          <w:szCs w:val="20"/>
-          <w:lang w:eastAsia="ru-RU"/>
-        </w:rPr>
-        <w:t xml:space="preserve">return </w:t>
-      </w:r>
-      <w:r>
-        <w:rPr>
-          <w:rFonts w:ascii="Courier New" w:eastAsia="Times New Roman" w:hAnsi="Courier New" w:cs="Courier New"/>
-          <w:color w:val="000000"/>
-          <w:sz w:val="20"/>
-          <w:szCs w:val="20"/>
-          <w:lang w:eastAsia="ru-RU"/>
-        </w:rPr>
-        <w:t xml:space="preserve">all_greater_or_equal </w:t>
-      </w:r>
-      <w:r>
-        <w:rPr>
-          <w:rFonts w:ascii="Courier New" w:eastAsia="Times New Roman" w:hAnsi="Courier New" w:cs="Courier New"/>
-          <w:color w:val="0033B3"/>
-          <w:sz w:val="20"/>
-          <w:szCs w:val="20"/>
-          <w:lang w:eastAsia="ru-RU"/>
-        </w:rPr>
-        <w:t xml:space="preserve">and </w:t>
-      </w:r>
-      <w:r>
-        <w:rPr>
-          <w:rFonts w:ascii="Courier New" w:eastAsia="Times New Roman" w:hAnsi="Courier New" w:cs="Courier New"/>
-          <w:color w:val="000000"/>
-          <w:sz w:val="20"/>
-          <w:szCs w:val="20"/>
-          <w:lang w:eastAsia="ru-RU"/>
-        </w:rPr>
-        <w:t>at_least_one_not_equal</w:t>
-      </w:r>
-      <w:r>
-        <w:rPr>
-          <w:rFonts w:ascii="Courier New" w:eastAsia="Times New Roman" w:hAnsi="Courier New" w:cs="Courier New"/>
-          <w:color w:val="000000"/>
-          <w:sz w:val="20"/>
-          <w:szCs w:val="20"/>
-          <w:lang w:eastAsia="ru-RU"/>
-        </w:rPr>
-        <w:br/>
-      </w:r>
-      <w:r>
-        <w:rPr>
-          <w:rFonts w:ascii="Courier New" w:eastAsia="Times New Roman" w:hAnsi="Courier New" w:cs="Courier New"/>
-          <w:color w:val="000000"/>
-          <w:sz w:val="20"/>
-          <w:szCs w:val="20"/>
-          <w:lang w:eastAsia="ru-RU"/>
-        </w:rPr>
-        <w:br/>
-      </w:r>
-      <w:r>
-        <w:rPr>
-          <w:rFonts w:ascii="Courier New" w:eastAsia="Times New Roman" w:hAnsi="Courier New" w:cs="Courier New"/>
-          <w:color w:val="000000"/>
-          <w:sz w:val="20"/>
-          <w:szCs w:val="20"/>
-          <w:lang w:eastAsia="ru-RU"/>
-        </w:rPr>
-        <w:br/>
-      </w:r>
+        <w:t>fi</w:t>
+      </w:r>
+      <w:proofErr w:type="spellEnd"/>
       <w:r>
         <w:rPr>
           <w:rFonts w:ascii="Courier New" w:eastAsia="Times New Roman" w:hAnsi="Courier New" w:cs="Courier New"/>
@@ -1565,7 +1273,7 @@
           <w:szCs w:val="20"/>
           <w:lang w:eastAsia="ru-RU"/>
         </w:rPr>
-        <w:t># ВЫЧИСЛЕНИЯ</w:t>
+        <w:t>(x2)</w:t>
       </w:r>
       <w:r>
         <w:rPr>
@@ -1578,6 +1286,188 @@
           <w:lang w:eastAsia="ru-RU"/>
         </w:rPr>
         <w:br/>
+        <w:t xml:space="preserve">    </w:t>
+      </w:r>
+      <w:proofErr w:type="spellStart"/>
+      <w:r>
+        <w:rPr>
+          <w:rFonts w:ascii="Courier New" w:eastAsia="Times New Roman" w:hAnsi="Courier New" w:cs="Courier New"/>
+          <w:color w:val="000000"/>
+          <w:sz w:val="20"/>
+          <w:szCs w:val="20"/>
+          <w:lang w:eastAsia="ru-RU"/>
+        </w:rPr>
+        <w:t>all_greater_or_equal</w:t>
+      </w:r>
+      <w:proofErr w:type="spellEnd"/>
+      <w:r>
+        <w:rPr>
+          <w:rFonts w:ascii="Courier New" w:eastAsia="Times New Roman" w:hAnsi="Courier New" w:cs="Courier New"/>
+          <w:color w:val="000000"/>
+          <w:sz w:val="20"/>
+          <w:szCs w:val="20"/>
+          <w:lang w:eastAsia="ru-RU"/>
+        </w:rPr>
+        <w:t xml:space="preserve"> </w:t>
+      </w:r>
+      <w:r>
+        <w:rPr>
+          <w:rFonts w:ascii="Courier New" w:eastAsia="Times New Roman" w:hAnsi="Courier New" w:cs="Courier New"/>
+          <w:color w:val="080808"/>
+          <w:sz w:val="20"/>
+          <w:szCs w:val="20"/>
+          <w:lang w:eastAsia="ru-RU"/>
+        </w:rPr>
+        <w:t xml:space="preserve">= </w:t>
+      </w:r>
+      <w:proofErr w:type="spellStart"/>
+      <w:r>
+        <w:rPr>
+          <w:rFonts w:ascii="Courier New" w:eastAsia="Times New Roman" w:hAnsi="Courier New" w:cs="Courier New"/>
+          <w:color w:val="000080"/>
+          <w:sz w:val="20"/>
+          <w:szCs w:val="20"/>
+          <w:lang w:eastAsia="ru-RU"/>
+        </w:rPr>
+        <w:t>all</w:t>
+      </w:r>
+      <w:proofErr w:type="spellEnd"/>
+      <w:r>
+        <w:rPr>
+          <w:rFonts w:ascii="Courier New" w:eastAsia="Times New Roman" w:hAnsi="Courier New" w:cs="Courier New"/>
+          <w:color w:val="080808"/>
+          <w:sz w:val="20"/>
+          <w:szCs w:val="20"/>
+          <w:lang w:eastAsia="ru-RU"/>
+        </w:rPr>
+        <w:t>(</w:t>
+      </w:r>
+      <w:r>
+        <w:rPr>
+          <w:rFonts w:ascii="Courier New" w:eastAsia="Times New Roman" w:hAnsi="Courier New" w:cs="Courier New"/>
+          <w:color w:val="000000"/>
+          <w:sz w:val="20"/>
+          <w:szCs w:val="20"/>
+          <w:lang w:eastAsia="ru-RU"/>
+        </w:rPr>
+        <w:t xml:space="preserve">fx1 </w:t>
+      </w:r>
+      <w:r>
+        <w:rPr>
+          <w:rFonts w:ascii="Courier New" w:eastAsia="Times New Roman" w:hAnsi="Courier New" w:cs="Courier New"/>
+          <w:color w:val="080808"/>
+          <w:sz w:val="20"/>
+          <w:szCs w:val="20"/>
+          <w:lang w:eastAsia="ru-RU"/>
+        </w:rPr>
+        <w:t xml:space="preserve">&gt;= </w:t>
+      </w:r>
+      <w:r>
+        <w:rPr>
+          <w:rFonts w:ascii="Courier New" w:eastAsia="Times New Roman" w:hAnsi="Courier New" w:cs="Courier New"/>
+          <w:color w:val="000000"/>
+          <w:sz w:val="20"/>
+          <w:szCs w:val="20"/>
+          <w:lang w:eastAsia="ru-RU"/>
+        </w:rPr>
+        <w:t xml:space="preserve">fx2 </w:t>
+      </w:r>
+      <w:proofErr w:type="spellStart"/>
+      <w:r>
+        <w:rPr>
+          <w:rFonts w:ascii="Courier New" w:eastAsia="Times New Roman" w:hAnsi="Courier New" w:cs="Courier New"/>
+          <w:color w:val="0033B3"/>
+          <w:sz w:val="20"/>
+          <w:szCs w:val="20"/>
+          <w:lang w:eastAsia="ru-RU"/>
+        </w:rPr>
+        <w:t>for</w:t>
+      </w:r>
+      <w:proofErr w:type="spellEnd"/>
+      <w:r>
+        <w:rPr>
+          <w:rFonts w:ascii="Courier New" w:eastAsia="Times New Roman" w:hAnsi="Courier New" w:cs="Courier New"/>
+          <w:color w:val="0033B3"/>
+          <w:sz w:val="20"/>
+          <w:szCs w:val="20"/>
+          <w:lang w:eastAsia="ru-RU"/>
+        </w:rPr>
+        <w:t xml:space="preserve"> </w:t>
+      </w:r>
+      <w:r>
+        <w:rPr>
+          <w:rFonts w:ascii="Courier New" w:eastAsia="Times New Roman" w:hAnsi="Courier New" w:cs="Courier New"/>
+          <w:color w:val="080808"/>
+          <w:sz w:val="20"/>
+          <w:szCs w:val="20"/>
+          <w:lang w:eastAsia="ru-RU"/>
+        </w:rPr>
+        <w:t xml:space="preserve">fx1, fx2 </w:t>
+      </w:r>
+      <w:proofErr w:type="spellStart"/>
+      <w:r>
+        <w:rPr>
+          <w:rFonts w:ascii="Courier New" w:eastAsia="Times New Roman" w:hAnsi="Courier New" w:cs="Courier New"/>
+          <w:color w:val="0033B3"/>
+          <w:sz w:val="20"/>
+          <w:szCs w:val="20"/>
+          <w:lang w:eastAsia="ru-RU"/>
+        </w:rPr>
+        <w:t>in</w:t>
+      </w:r>
+      <w:proofErr w:type="spellEnd"/>
+      <w:r>
+        <w:rPr>
+          <w:rFonts w:ascii="Courier New" w:eastAsia="Times New Roman" w:hAnsi="Courier New" w:cs="Courier New"/>
+          <w:color w:val="0033B3"/>
+          <w:sz w:val="20"/>
+          <w:szCs w:val="20"/>
+          <w:lang w:eastAsia="ru-RU"/>
+        </w:rPr>
+        <w:t xml:space="preserve"> </w:t>
+      </w:r>
+      <w:proofErr w:type="spellStart"/>
+      <w:r>
+        <w:rPr>
+          <w:rFonts w:ascii="Courier New" w:eastAsia="Times New Roman" w:hAnsi="Courier New" w:cs="Courier New"/>
+          <w:color w:val="000080"/>
+          <w:sz w:val="20"/>
+          <w:szCs w:val="20"/>
+          <w:lang w:eastAsia="ru-RU"/>
+        </w:rPr>
+        <w:t>zip</w:t>
+      </w:r>
+      <w:proofErr w:type="spellEnd"/>
+      <w:r>
+        <w:rPr>
+          <w:rFonts w:ascii="Courier New" w:eastAsia="Times New Roman" w:hAnsi="Courier New" w:cs="Courier New"/>
+          <w:color w:val="080808"/>
+          <w:sz w:val="20"/>
+          <w:szCs w:val="20"/>
+          <w:lang w:eastAsia="ru-RU"/>
+        </w:rPr>
+        <w:t>(x1, x2))</w:t>
+      </w:r>
+      <w:r>
+        <w:rPr>
+          <w:rFonts w:ascii="Courier New" w:eastAsia="Times New Roman" w:hAnsi="Courier New" w:cs="Courier New"/>
+          <w:color w:val="080808"/>
+          <w:sz w:val="20"/>
+          <w:szCs w:val="20"/>
+          <w:lang w:eastAsia="ru-RU"/>
+        </w:rPr>
+        <w:br/>
+      </w:r>
+      <w:r>
+        <w:rPr>
+          <w:rFonts w:ascii="Courier New" w:eastAsia="Times New Roman" w:hAnsi="Courier New" w:cs="Courier New"/>
+          <w:color w:val="080808"/>
+          <w:sz w:val="20"/>
+          <w:szCs w:val="20"/>
+          <w:lang w:eastAsia="ru-RU"/>
+        </w:rPr>
+        <w:br/>
+        <w:t xml:space="preserve">    </w:t>
       </w:r>
       <w:r>
         <w:rPr>
@@ -1589,9 +1479,9 @@
           <w:szCs w:val="20"/>
           <w:lang w:eastAsia="ru-RU"/>
         </w:rPr>
-        <w:br/>
-        <w:t># множество решений</w:t>
-      </w:r>
+        <w:t xml:space="preserve"># проверка что хотя бы один </w:t>
+      </w:r>
+      <w:proofErr w:type="spellStart"/>
       <w:r>
         <w:rPr>
           <w:rFonts w:ascii="Courier New" w:eastAsia="Times New Roman" w:hAnsi="Courier New" w:cs="Courier New"/>
@@ -1602,758 +1492,9 @@
           <w:szCs w:val="20"/>
           <w:lang w:eastAsia="ru-RU"/>
         </w:rPr>
-        <w:br/>
-      </w:r>
-      <w:r>
-        <w:rPr>
-          <w:rFonts w:ascii="Courier New" w:eastAsia="Times New Roman" w:hAnsi="Courier New" w:cs="Courier New"/>
-          <w:color w:val="080808"/>
-          <w:sz w:val="20"/>
-          <w:szCs w:val="20"/>
-          <w:lang w:eastAsia="ru-RU"/>
-        </w:rPr>
-        <w:t>x = [(</w:t>
-      </w:r>
-      <w:r>
-        <w:rPr>
-          <w:rFonts w:ascii="Courier New" w:eastAsia="Times New Roman" w:hAnsi="Courier New" w:cs="Courier New"/>
-          <w:color w:val="1750EB"/>
-          <w:sz w:val="20"/>
-          <w:szCs w:val="20"/>
-          <w:lang w:eastAsia="ru-RU"/>
-        </w:rPr>
-        <w:t>3</w:t>
-      </w:r>
-      <w:r>
-        <w:rPr>
-          <w:rFonts w:ascii="Courier New" w:eastAsia="Times New Roman" w:hAnsi="Courier New" w:cs="Courier New"/>
-          <w:color w:val="080808"/>
-          <w:sz w:val="20"/>
-          <w:szCs w:val="20"/>
-          <w:lang w:eastAsia="ru-RU"/>
-        </w:rPr>
-        <w:t xml:space="preserve">, </w:t>
-      </w:r>
-      <w:r>
-        <w:rPr>
-          <w:rFonts w:ascii="Courier New" w:eastAsia="Times New Roman" w:hAnsi="Courier New" w:cs="Courier New"/>
-          <w:color w:val="1750EB"/>
-          <w:sz w:val="20"/>
-          <w:szCs w:val="20"/>
-          <w:lang w:eastAsia="ru-RU"/>
-        </w:rPr>
-        <w:t>2</w:t>
-      </w:r>
-      <w:r>
-        <w:rPr>
-          <w:rFonts w:ascii="Courier New" w:eastAsia="Times New Roman" w:hAnsi="Courier New" w:cs="Courier New"/>
-          <w:color w:val="080808"/>
-          <w:sz w:val="20"/>
-          <w:szCs w:val="20"/>
-          <w:lang w:eastAsia="ru-RU"/>
-        </w:rPr>
-        <w:t xml:space="preserve">, </w:t>
-      </w:r>
-      <w:r>
-        <w:rPr>
-          <w:rFonts w:ascii="Courier New" w:eastAsia="Times New Roman" w:hAnsi="Courier New" w:cs="Courier New"/>
-          <w:color w:val="1750EB"/>
-          <w:sz w:val="20"/>
-          <w:szCs w:val="20"/>
-          <w:lang w:eastAsia="ru-RU"/>
-        </w:rPr>
-        <w:t>2</w:t>
-      </w:r>
-      <w:r>
-        <w:rPr>
-          <w:rFonts w:ascii="Courier New" w:eastAsia="Times New Roman" w:hAnsi="Courier New" w:cs="Courier New"/>
-          <w:color w:val="080808"/>
-          <w:sz w:val="20"/>
-          <w:szCs w:val="20"/>
-          <w:lang w:eastAsia="ru-RU"/>
-        </w:rPr>
-        <w:t>),</w:t>
-      </w:r>
-      <w:r>
-        <w:rPr>
-          <w:rFonts w:ascii="Courier New" w:eastAsia="Times New Roman" w:hAnsi="Courier New" w:cs="Courier New"/>
-          <w:color w:val="080808"/>
-          <w:sz w:val="20"/>
-          <w:szCs w:val="20"/>
-          <w:lang w:eastAsia="ru-RU"/>
-        </w:rPr>
-        <w:br/>
-        <w:t xml:space="preserve">     (</w:t>
-      </w:r>
-      <w:r>
-        <w:rPr>
-          <w:rFonts w:ascii="Courier New" w:eastAsia="Times New Roman" w:hAnsi="Courier New" w:cs="Courier New"/>
-          <w:color w:val="1750EB"/>
-          <w:sz w:val="20"/>
-          <w:szCs w:val="20"/>
-          <w:lang w:eastAsia="ru-RU"/>
-        </w:rPr>
-        <w:t>5</w:t>
-      </w:r>
-      <w:r>
-        <w:rPr>
-          <w:rFonts w:ascii="Courier New" w:eastAsia="Times New Roman" w:hAnsi="Courier New" w:cs="Courier New"/>
-          <w:color w:val="080808"/>
-          <w:sz w:val="20"/>
-          <w:szCs w:val="20"/>
-          <w:lang w:eastAsia="ru-RU"/>
-        </w:rPr>
-        <w:t xml:space="preserve">, </w:t>
-      </w:r>
-      <w:r>
-        <w:rPr>
-          <w:rFonts w:ascii="Courier New" w:eastAsia="Times New Roman" w:hAnsi="Courier New" w:cs="Courier New"/>
-          <w:color w:val="1750EB"/>
-          <w:sz w:val="20"/>
-          <w:szCs w:val="20"/>
-          <w:lang w:eastAsia="ru-RU"/>
-        </w:rPr>
-        <w:t>6</w:t>
-      </w:r>
-      <w:r>
-        <w:rPr>
-          <w:rFonts w:ascii="Courier New" w:eastAsia="Times New Roman" w:hAnsi="Courier New" w:cs="Courier New"/>
-          <w:color w:val="080808"/>
-          <w:sz w:val="20"/>
-          <w:szCs w:val="20"/>
-          <w:lang w:eastAsia="ru-RU"/>
-        </w:rPr>
-        <w:t xml:space="preserve">, </w:t>
-      </w:r>
-      <w:r>
-        <w:rPr>
-          <w:rFonts w:ascii="Courier New" w:eastAsia="Times New Roman" w:hAnsi="Courier New" w:cs="Courier New"/>
-          <w:color w:val="1750EB"/>
-          <w:sz w:val="20"/>
-          <w:szCs w:val="20"/>
-          <w:lang w:eastAsia="ru-RU"/>
-        </w:rPr>
-        <w:t>4</w:t>
-      </w:r>
-      <w:r>
-        <w:rPr>
-          <w:rFonts w:ascii="Courier New" w:eastAsia="Times New Roman" w:hAnsi="Courier New" w:cs="Courier New"/>
-          <w:color w:val="080808"/>
-          <w:sz w:val="20"/>
-          <w:szCs w:val="20"/>
-          <w:lang w:eastAsia="ru-RU"/>
-        </w:rPr>
-        <w:t>),</w:t>
-      </w:r>
-      <w:r>
-        <w:rPr>
-          <w:rFonts w:ascii="Courier New" w:eastAsia="Times New Roman" w:hAnsi="Courier New" w:cs="Courier New"/>
-          <w:color w:val="080808"/>
-          <w:sz w:val="20"/>
-          <w:szCs w:val="20"/>
-          <w:lang w:eastAsia="ru-RU"/>
-        </w:rPr>
-        <w:br/>
-        <w:t xml:space="preserve">     (</w:t>
-      </w:r>
-      <w:r>
-        <w:rPr>
-          <w:rFonts w:ascii="Courier New" w:eastAsia="Times New Roman" w:hAnsi="Courier New" w:cs="Courier New"/>
-          <w:color w:val="1750EB"/>
-          <w:sz w:val="20"/>
-          <w:szCs w:val="20"/>
-          <w:lang w:eastAsia="ru-RU"/>
-        </w:rPr>
-        <w:t>5</w:t>
-      </w:r>
-      <w:r>
-        <w:rPr>
-          <w:rFonts w:ascii="Courier New" w:eastAsia="Times New Roman" w:hAnsi="Courier New" w:cs="Courier New"/>
-          <w:color w:val="080808"/>
-          <w:sz w:val="20"/>
-          <w:szCs w:val="20"/>
-          <w:lang w:eastAsia="ru-RU"/>
-        </w:rPr>
-        <w:t xml:space="preserve">, </w:t>
-      </w:r>
-      <w:r>
-        <w:rPr>
-          <w:rFonts w:ascii="Courier New" w:eastAsia="Times New Roman" w:hAnsi="Courier New" w:cs="Courier New"/>
-          <w:color w:val="1750EB"/>
-          <w:sz w:val="20"/>
-          <w:szCs w:val="20"/>
-          <w:lang w:eastAsia="ru-RU"/>
-        </w:rPr>
-        <w:t>3</w:t>
-      </w:r>
-      <w:r>
-        <w:rPr>
-          <w:rFonts w:ascii="Courier New" w:eastAsia="Times New Roman" w:hAnsi="Courier New" w:cs="Courier New"/>
-          <w:color w:val="080808"/>
-          <w:sz w:val="20"/>
-          <w:szCs w:val="20"/>
-          <w:lang w:eastAsia="ru-RU"/>
-        </w:rPr>
-        <w:t xml:space="preserve">, </w:t>
-      </w:r>
-      <w:r>
-        <w:rPr>
-          <w:rFonts w:ascii="Courier New" w:eastAsia="Times New Roman" w:hAnsi="Courier New" w:cs="Courier New"/>
-          <w:color w:val="1750EB"/>
-          <w:sz w:val="20"/>
-          <w:szCs w:val="20"/>
-          <w:lang w:eastAsia="ru-RU"/>
-        </w:rPr>
-        <w:t>3</w:t>
-      </w:r>
-      <w:r>
-        <w:rPr>
-          <w:rFonts w:ascii="Courier New" w:eastAsia="Times New Roman" w:hAnsi="Courier New" w:cs="Courier New"/>
-          <w:color w:val="080808"/>
-          <w:sz w:val="20"/>
-          <w:szCs w:val="20"/>
-          <w:lang w:eastAsia="ru-RU"/>
-        </w:rPr>
-        <w:t>),</w:t>
-      </w:r>
-      <w:r>
-        <w:rPr>
-          <w:rFonts w:ascii="Courier New" w:eastAsia="Times New Roman" w:hAnsi="Courier New" w:cs="Courier New"/>
-          <w:color w:val="080808"/>
-          <w:sz w:val="20"/>
-          <w:szCs w:val="20"/>
-          <w:lang w:eastAsia="ru-RU"/>
-        </w:rPr>
-        <w:br/>
-        <w:t xml:space="preserve">     (</w:t>
-      </w:r>
-      <w:r>
-        <w:rPr>
-          <w:rFonts w:ascii="Courier New" w:eastAsia="Times New Roman" w:hAnsi="Courier New" w:cs="Courier New"/>
-          <w:color w:val="1750EB"/>
-          <w:sz w:val="20"/>
-          <w:szCs w:val="20"/>
-          <w:lang w:eastAsia="ru-RU"/>
-        </w:rPr>
-        <w:t>8</w:t>
-      </w:r>
-      <w:r>
-        <w:rPr>
-          <w:rFonts w:ascii="Courier New" w:eastAsia="Times New Roman" w:hAnsi="Courier New" w:cs="Courier New"/>
-          <w:color w:val="080808"/>
-          <w:sz w:val="20"/>
-          <w:szCs w:val="20"/>
-          <w:lang w:eastAsia="ru-RU"/>
-        </w:rPr>
-        <w:t xml:space="preserve">, </w:t>
-      </w:r>
-      <w:r>
-        <w:rPr>
-          <w:rFonts w:ascii="Courier New" w:eastAsia="Times New Roman" w:hAnsi="Courier New" w:cs="Courier New"/>
-          <w:color w:val="1750EB"/>
-          <w:sz w:val="20"/>
-          <w:szCs w:val="20"/>
-          <w:lang w:eastAsia="ru-RU"/>
-        </w:rPr>
-        <w:t>4</w:t>
-      </w:r>
-      <w:r>
-        <w:rPr>
-          <w:rFonts w:ascii="Courier New" w:eastAsia="Times New Roman" w:hAnsi="Courier New" w:cs="Courier New"/>
-          <w:color w:val="080808"/>
-          <w:sz w:val="20"/>
-          <w:szCs w:val="20"/>
-          <w:lang w:eastAsia="ru-RU"/>
-        </w:rPr>
-        <w:t xml:space="preserve">, </w:t>
-      </w:r>
-      <w:r>
-        <w:rPr>
-          <w:rFonts w:ascii="Courier New" w:eastAsia="Times New Roman" w:hAnsi="Courier New" w:cs="Courier New"/>
-          <w:color w:val="1750EB"/>
-          <w:sz w:val="20"/>
-          <w:szCs w:val="20"/>
-          <w:lang w:eastAsia="ru-RU"/>
-        </w:rPr>
-        <w:t>4</w:t>
-      </w:r>
-      <w:r>
-        <w:rPr>
-          <w:rFonts w:ascii="Courier New" w:eastAsia="Times New Roman" w:hAnsi="Courier New" w:cs="Courier New"/>
-          <w:color w:val="080808"/>
-          <w:sz w:val="20"/>
-          <w:szCs w:val="20"/>
-          <w:lang w:eastAsia="ru-RU"/>
-        </w:rPr>
-        <w:t>),</w:t>
-      </w:r>
-      <w:r>
-        <w:rPr>
-          <w:rFonts w:ascii="Courier New" w:eastAsia="Times New Roman" w:hAnsi="Courier New" w:cs="Courier New"/>
-          <w:color w:val="080808"/>
-          <w:sz w:val="20"/>
-          <w:szCs w:val="20"/>
-          <w:lang w:eastAsia="ru-RU"/>
-        </w:rPr>
-        <w:br/>
-        <w:t xml:space="preserve">     (</w:t>
-      </w:r>
-      <w:r>
-        <w:rPr>
-          <w:rFonts w:ascii="Courier New" w:eastAsia="Times New Roman" w:hAnsi="Courier New" w:cs="Courier New"/>
-          <w:color w:val="1750EB"/>
-          <w:sz w:val="20"/>
-          <w:szCs w:val="20"/>
-          <w:lang w:eastAsia="ru-RU"/>
-        </w:rPr>
-        <w:t>6</w:t>
-      </w:r>
-      <w:r>
-        <w:rPr>
-          <w:rFonts w:ascii="Courier New" w:eastAsia="Times New Roman" w:hAnsi="Courier New" w:cs="Courier New"/>
-          <w:color w:val="080808"/>
-          <w:sz w:val="20"/>
-          <w:szCs w:val="20"/>
-          <w:lang w:eastAsia="ru-RU"/>
-        </w:rPr>
-        <w:t xml:space="preserve">, </w:t>
-      </w:r>
-      <w:r>
-        <w:rPr>
-          <w:rFonts w:ascii="Courier New" w:eastAsia="Times New Roman" w:hAnsi="Courier New" w:cs="Courier New"/>
-          <w:color w:val="1750EB"/>
-          <w:sz w:val="20"/>
-          <w:szCs w:val="20"/>
-          <w:lang w:eastAsia="ru-RU"/>
-        </w:rPr>
-        <w:t>2</w:t>
-      </w:r>
-      <w:r>
-        <w:rPr>
-          <w:rFonts w:ascii="Courier New" w:eastAsia="Times New Roman" w:hAnsi="Courier New" w:cs="Courier New"/>
-          <w:color w:val="080808"/>
-          <w:sz w:val="20"/>
-          <w:szCs w:val="20"/>
-          <w:lang w:eastAsia="ru-RU"/>
-        </w:rPr>
-        <w:t xml:space="preserve">, </w:t>
-      </w:r>
-      <w:r>
-        <w:rPr>
-          <w:rFonts w:ascii="Courier New" w:eastAsia="Times New Roman" w:hAnsi="Courier New" w:cs="Courier New"/>
-          <w:color w:val="1750EB"/>
-          <w:sz w:val="20"/>
-          <w:szCs w:val="20"/>
-          <w:lang w:eastAsia="ru-RU"/>
-        </w:rPr>
-        <w:t>6</w:t>
-      </w:r>
-      <w:r>
-        <w:rPr>
-          <w:rFonts w:ascii="Courier New" w:eastAsia="Times New Roman" w:hAnsi="Courier New" w:cs="Courier New"/>
-          <w:color w:val="080808"/>
-          <w:sz w:val="20"/>
-          <w:szCs w:val="20"/>
-          <w:lang w:eastAsia="ru-RU"/>
-        </w:rPr>
-        <w:t>),</w:t>
-      </w:r>
-      <w:r>
-        <w:rPr>
-          <w:rFonts w:ascii="Courier New" w:eastAsia="Times New Roman" w:hAnsi="Courier New" w:cs="Courier New"/>
-          <w:color w:val="080808"/>
-          <w:sz w:val="20"/>
-          <w:szCs w:val="20"/>
-          <w:lang w:eastAsia="ru-RU"/>
-        </w:rPr>
-        <w:br/>
-        <w:t xml:space="preserve">     (</w:t>
-      </w:r>
-      <w:r>
-        <w:rPr>
-          <w:rFonts w:ascii="Courier New" w:eastAsia="Times New Roman" w:hAnsi="Courier New" w:cs="Courier New"/>
-          <w:color w:val="1750EB"/>
-          <w:sz w:val="20"/>
-          <w:szCs w:val="20"/>
-          <w:lang w:eastAsia="ru-RU"/>
-        </w:rPr>
-        <w:t>3</w:t>
-      </w:r>
-      <w:r>
-        <w:rPr>
-          <w:rFonts w:ascii="Courier New" w:eastAsia="Times New Roman" w:hAnsi="Courier New" w:cs="Courier New"/>
-          <w:color w:val="080808"/>
-          <w:sz w:val="20"/>
-          <w:szCs w:val="20"/>
-          <w:lang w:eastAsia="ru-RU"/>
-        </w:rPr>
-        <w:t xml:space="preserve">, </w:t>
-      </w:r>
-      <w:r>
-        <w:rPr>
-          <w:rFonts w:ascii="Courier New" w:eastAsia="Times New Roman" w:hAnsi="Courier New" w:cs="Courier New"/>
-          <w:color w:val="1750EB"/>
-          <w:sz w:val="20"/>
-          <w:szCs w:val="20"/>
-          <w:lang w:eastAsia="ru-RU"/>
-        </w:rPr>
-        <w:t>8</w:t>
-      </w:r>
-      <w:r>
-        <w:rPr>
-          <w:rFonts w:ascii="Courier New" w:eastAsia="Times New Roman" w:hAnsi="Courier New" w:cs="Courier New"/>
-          <w:color w:val="080808"/>
-          <w:sz w:val="20"/>
-          <w:szCs w:val="20"/>
-          <w:lang w:eastAsia="ru-RU"/>
-        </w:rPr>
-        <w:t xml:space="preserve">, </w:t>
-      </w:r>
-      <w:r>
-        <w:rPr>
-          <w:rFonts w:ascii="Courier New" w:eastAsia="Times New Roman" w:hAnsi="Courier New" w:cs="Courier New"/>
-          <w:color w:val="1750EB"/>
-          <w:sz w:val="20"/>
-          <w:szCs w:val="20"/>
-          <w:lang w:eastAsia="ru-RU"/>
-        </w:rPr>
-        <w:t>5</w:t>
-      </w:r>
-      <w:r>
-        <w:rPr>
-          <w:rFonts w:ascii="Courier New" w:eastAsia="Times New Roman" w:hAnsi="Courier New" w:cs="Courier New"/>
-          <w:color w:val="080808"/>
-          <w:sz w:val="20"/>
-          <w:szCs w:val="20"/>
-          <w:lang w:eastAsia="ru-RU"/>
-        </w:rPr>
-        <w:t>),</w:t>
-      </w:r>
-      <w:r>
-        <w:rPr>
-          <w:rFonts w:ascii="Courier New" w:eastAsia="Times New Roman" w:hAnsi="Courier New" w:cs="Courier New"/>
-          <w:color w:val="080808"/>
-          <w:sz w:val="20"/>
-          <w:szCs w:val="20"/>
-          <w:lang w:eastAsia="ru-RU"/>
-        </w:rPr>
-        <w:br/>
-        <w:t xml:space="preserve">     (</w:t>
-      </w:r>
-      <w:r>
-        <w:rPr>
-          <w:rFonts w:ascii="Courier New" w:eastAsia="Times New Roman" w:hAnsi="Courier New" w:cs="Courier New"/>
-          <w:color w:val="1750EB"/>
-          <w:sz w:val="20"/>
-          <w:szCs w:val="20"/>
-          <w:lang w:eastAsia="ru-RU"/>
-        </w:rPr>
-        <w:t>6</w:t>
-      </w:r>
-      <w:r>
-        <w:rPr>
-          <w:rFonts w:ascii="Courier New" w:eastAsia="Times New Roman" w:hAnsi="Courier New" w:cs="Courier New"/>
-          <w:color w:val="080808"/>
-          <w:sz w:val="20"/>
-          <w:szCs w:val="20"/>
-          <w:lang w:eastAsia="ru-RU"/>
-        </w:rPr>
-        <w:t xml:space="preserve">, </w:t>
-      </w:r>
-      <w:r>
-        <w:rPr>
-          <w:rFonts w:ascii="Courier New" w:eastAsia="Times New Roman" w:hAnsi="Courier New" w:cs="Courier New"/>
-          <w:color w:val="1750EB"/>
-          <w:sz w:val="20"/>
-          <w:szCs w:val="20"/>
-          <w:lang w:eastAsia="ru-RU"/>
-        </w:rPr>
-        <w:t>4</w:t>
-      </w:r>
-      <w:r>
-        <w:rPr>
-          <w:rFonts w:ascii="Courier New" w:eastAsia="Times New Roman" w:hAnsi="Courier New" w:cs="Courier New"/>
-          <w:color w:val="080808"/>
-          <w:sz w:val="20"/>
-          <w:szCs w:val="20"/>
-          <w:lang w:eastAsia="ru-RU"/>
-        </w:rPr>
-        <w:t xml:space="preserve">, </w:t>
-      </w:r>
-      <w:r>
-        <w:rPr>
-          <w:rFonts w:ascii="Courier New" w:eastAsia="Times New Roman" w:hAnsi="Courier New" w:cs="Courier New"/>
-          <w:color w:val="1750EB"/>
-          <w:sz w:val="20"/>
-          <w:szCs w:val="20"/>
-          <w:lang w:eastAsia="ru-RU"/>
-        </w:rPr>
-        <w:t>3</w:t>
-      </w:r>
-      <w:r>
-        <w:rPr>
-          <w:rFonts w:ascii="Courier New" w:eastAsia="Times New Roman" w:hAnsi="Courier New" w:cs="Courier New"/>
-          <w:color w:val="080808"/>
-          <w:sz w:val="20"/>
-          <w:szCs w:val="20"/>
-          <w:lang w:eastAsia="ru-RU"/>
-        </w:rPr>
-        <w:t>),</w:t>
-      </w:r>
-      <w:r>
-        <w:rPr>
-          <w:rFonts w:ascii="Courier New" w:eastAsia="Times New Roman" w:hAnsi="Courier New" w:cs="Courier New"/>
-          <w:color w:val="080808"/>
-          <w:sz w:val="20"/>
-          <w:szCs w:val="20"/>
-          <w:lang w:eastAsia="ru-RU"/>
-        </w:rPr>
-        <w:br/>
-        <w:t xml:space="preserve">     (</w:t>
-      </w:r>
-      <w:r>
-        <w:rPr>
-          <w:rFonts w:ascii="Courier New" w:eastAsia="Times New Roman" w:hAnsi="Courier New" w:cs="Courier New"/>
-          <w:color w:val="1750EB"/>
-          <w:sz w:val="20"/>
-          <w:szCs w:val="20"/>
-          <w:lang w:eastAsia="ru-RU"/>
-        </w:rPr>
-        <w:t>2</w:t>
-      </w:r>
-      <w:r>
-        <w:rPr>
-          <w:rFonts w:ascii="Courier New" w:eastAsia="Times New Roman" w:hAnsi="Courier New" w:cs="Courier New"/>
-          <w:color w:val="080808"/>
-          <w:sz w:val="20"/>
-          <w:szCs w:val="20"/>
-          <w:lang w:eastAsia="ru-RU"/>
-        </w:rPr>
-        <w:t xml:space="preserve">, </w:t>
-      </w:r>
-      <w:r>
-        <w:rPr>
-          <w:rFonts w:ascii="Courier New" w:eastAsia="Times New Roman" w:hAnsi="Courier New" w:cs="Courier New"/>
-          <w:color w:val="1750EB"/>
-          <w:sz w:val="20"/>
-          <w:szCs w:val="20"/>
-          <w:lang w:eastAsia="ru-RU"/>
-        </w:rPr>
-        <w:t>5</w:t>
-      </w:r>
-      <w:r>
-        <w:rPr>
-          <w:rFonts w:ascii="Courier New" w:eastAsia="Times New Roman" w:hAnsi="Courier New" w:cs="Courier New"/>
-          <w:color w:val="080808"/>
-          <w:sz w:val="20"/>
-          <w:szCs w:val="20"/>
-          <w:lang w:eastAsia="ru-RU"/>
-        </w:rPr>
-        <w:t xml:space="preserve">, </w:t>
-      </w:r>
-      <w:r>
-        <w:rPr>
-          <w:rFonts w:ascii="Courier New" w:eastAsia="Times New Roman" w:hAnsi="Courier New" w:cs="Courier New"/>
-          <w:color w:val="1750EB"/>
-          <w:sz w:val="20"/>
-          <w:szCs w:val="20"/>
-          <w:lang w:eastAsia="ru-RU"/>
-        </w:rPr>
-        <w:t>2</w:t>
-      </w:r>
-      <w:r>
-        <w:rPr>
-          <w:rFonts w:ascii="Courier New" w:eastAsia="Times New Roman" w:hAnsi="Courier New" w:cs="Courier New"/>
-          <w:color w:val="080808"/>
-          <w:sz w:val="20"/>
-          <w:szCs w:val="20"/>
-          <w:lang w:eastAsia="ru-RU"/>
-        </w:rPr>
-        <w:t>),</w:t>
-      </w:r>
-      <w:r>
-        <w:rPr>
-          <w:rFonts w:ascii="Courier New" w:eastAsia="Times New Roman" w:hAnsi="Courier New" w:cs="Courier New"/>
-          <w:color w:val="080808"/>
-          <w:sz w:val="20"/>
-          <w:szCs w:val="20"/>
-          <w:lang w:eastAsia="ru-RU"/>
-        </w:rPr>
-        <w:br/>
-        <w:t xml:space="preserve">     (</w:t>
-      </w:r>
-      <w:r>
-        <w:rPr>
-          <w:rFonts w:ascii="Courier New" w:eastAsia="Times New Roman" w:hAnsi="Courier New" w:cs="Courier New"/>
-          <w:color w:val="1750EB"/>
-          <w:sz w:val="20"/>
-          <w:szCs w:val="20"/>
-          <w:lang w:eastAsia="ru-RU"/>
-        </w:rPr>
-        <w:t>9</w:t>
-      </w:r>
-      <w:r>
-        <w:rPr>
-          <w:rFonts w:ascii="Courier New" w:eastAsia="Times New Roman" w:hAnsi="Courier New" w:cs="Courier New"/>
-          <w:color w:val="080808"/>
-          <w:sz w:val="20"/>
-          <w:szCs w:val="20"/>
-          <w:lang w:eastAsia="ru-RU"/>
-        </w:rPr>
-        <w:t xml:space="preserve">, </w:t>
-      </w:r>
-      <w:r>
-        <w:rPr>
-          <w:rFonts w:ascii="Courier New" w:eastAsia="Times New Roman" w:hAnsi="Courier New" w:cs="Courier New"/>
-          <w:color w:val="1750EB"/>
-          <w:sz w:val="20"/>
-          <w:szCs w:val="20"/>
-          <w:lang w:eastAsia="ru-RU"/>
-        </w:rPr>
-        <w:t>2</w:t>
-      </w:r>
-      <w:r>
-        <w:rPr>
-          <w:rFonts w:ascii="Courier New" w:eastAsia="Times New Roman" w:hAnsi="Courier New" w:cs="Courier New"/>
-          <w:color w:val="080808"/>
-          <w:sz w:val="20"/>
-          <w:szCs w:val="20"/>
-          <w:lang w:eastAsia="ru-RU"/>
-        </w:rPr>
-        <w:t xml:space="preserve">, </w:t>
-      </w:r>
-      <w:r>
-        <w:rPr>
-          <w:rFonts w:ascii="Courier New" w:eastAsia="Times New Roman" w:hAnsi="Courier New" w:cs="Courier New"/>
-          <w:color w:val="1750EB"/>
-          <w:sz w:val="20"/>
-          <w:szCs w:val="20"/>
-          <w:lang w:eastAsia="ru-RU"/>
-        </w:rPr>
-        <w:t>5</w:t>
-      </w:r>
-      <w:r>
-        <w:rPr>
-          <w:rFonts w:ascii="Courier New" w:eastAsia="Times New Roman" w:hAnsi="Courier New" w:cs="Courier New"/>
-          <w:color w:val="080808"/>
-          <w:sz w:val="20"/>
-          <w:szCs w:val="20"/>
-          <w:lang w:eastAsia="ru-RU"/>
-        </w:rPr>
-        <w:t>),</w:t>
-      </w:r>
-      <w:r>
-        <w:rPr>
-          <w:rFonts w:ascii="Courier New" w:eastAsia="Times New Roman" w:hAnsi="Courier New" w:cs="Courier New"/>
-          <w:color w:val="080808"/>
-          <w:sz w:val="20"/>
-          <w:szCs w:val="20"/>
-          <w:lang w:eastAsia="ru-RU"/>
-        </w:rPr>
-        <w:br/>
-        <w:t xml:space="preserve">     (</w:t>
-      </w:r>
-      <w:r>
-        <w:rPr>
-          <w:rFonts w:ascii="Courier New" w:eastAsia="Times New Roman" w:hAnsi="Courier New" w:cs="Courier New"/>
-          <w:color w:val="1750EB"/>
-          <w:sz w:val="20"/>
-          <w:szCs w:val="20"/>
-          <w:lang w:eastAsia="ru-RU"/>
-        </w:rPr>
-        <w:t>3</w:t>
-      </w:r>
-      <w:r>
-        <w:rPr>
-          <w:rFonts w:ascii="Courier New" w:eastAsia="Times New Roman" w:hAnsi="Courier New" w:cs="Courier New"/>
-          <w:color w:val="080808"/>
-          <w:sz w:val="20"/>
-          <w:szCs w:val="20"/>
-          <w:lang w:eastAsia="ru-RU"/>
-        </w:rPr>
-        <w:t xml:space="preserve">, </w:t>
-      </w:r>
-      <w:r>
-        <w:rPr>
-          <w:rFonts w:ascii="Courier New" w:eastAsia="Times New Roman" w:hAnsi="Courier New" w:cs="Courier New"/>
-          <w:color w:val="1750EB"/>
-          <w:sz w:val="20"/>
-          <w:szCs w:val="20"/>
-          <w:lang w:eastAsia="ru-RU"/>
-        </w:rPr>
-        <w:t>5</w:t>
-      </w:r>
-      <w:r>
-        <w:rPr>
-          <w:rFonts w:ascii="Courier New" w:eastAsia="Times New Roman" w:hAnsi="Courier New" w:cs="Courier New"/>
-          <w:color w:val="080808"/>
-          <w:sz w:val="20"/>
-          <w:szCs w:val="20"/>
-          <w:lang w:eastAsia="ru-RU"/>
-        </w:rPr>
-        <w:t xml:space="preserve">, </w:t>
-      </w:r>
-      <w:r>
-        <w:rPr>
-          <w:rFonts w:ascii="Courier New" w:eastAsia="Times New Roman" w:hAnsi="Courier New" w:cs="Courier New"/>
-          <w:color w:val="1750EB"/>
-          <w:sz w:val="20"/>
-          <w:szCs w:val="20"/>
-          <w:lang w:eastAsia="ru-RU"/>
-        </w:rPr>
-        <w:t>2</w:t>
-      </w:r>
-      <w:r>
-        <w:rPr>
-          <w:rFonts w:ascii="Courier New" w:eastAsia="Times New Roman" w:hAnsi="Courier New" w:cs="Courier New"/>
-          <w:color w:val="080808"/>
-          <w:sz w:val="20"/>
-          <w:szCs w:val="20"/>
-          <w:lang w:eastAsia="ru-RU"/>
-        </w:rPr>
-        <w:t>)]</w:t>
-      </w:r>
-      <w:r>
-        <w:rPr>
-          <w:rFonts w:ascii="Courier New" w:eastAsia="Times New Roman" w:hAnsi="Courier New" w:cs="Courier New"/>
-          <w:color w:val="080808"/>
-          <w:sz w:val="20"/>
-          <w:szCs w:val="20"/>
-          <w:lang w:eastAsia="ru-RU"/>
-        </w:rPr>
-        <w:br/>
-      </w:r>
-      <w:r>
-        <w:rPr>
-          <w:rFonts w:ascii="Courier New" w:eastAsia="Times New Roman" w:hAnsi="Courier New" w:cs="Courier New"/>
-          <w:color w:val="080808"/>
-          <w:sz w:val="20"/>
-          <w:szCs w:val="20"/>
-          <w:lang w:eastAsia="ru-RU"/>
-        </w:rPr>
-        <w:br/>
-        <w:t xml:space="preserve">n = </w:t>
-      </w:r>
-      <w:r>
-        <w:rPr>
-          <w:rFonts w:ascii="Courier New" w:eastAsia="Times New Roman" w:hAnsi="Courier New" w:cs="Courier New"/>
-          <w:color w:val="000080"/>
-          <w:sz w:val="20"/>
-          <w:szCs w:val="20"/>
-          <w:lang w:eastAsia="ru-RU"/>
-        </w:rPr>
-        <w:t>len</w:t>
-      </w:r>
-      <w:r>
-        <w:rPr>
-          <w:rFonts w:ascii="Courier New" w:eastAsia="Times New Roman" w:hAnsi="Courier New" w:cs="Courier New"/>
-          <w:color w:val="080808"/>
-          <w:sz w:val="20"/>
-          <w:szCs w:val="20"/>
-          <w:lang w:eastAsia="ru-RU"/>
-        </w:rPr>
-        <w:t xml:space="preserve">(x)      </w:t>
-      </w:r>
+        <w:t>fj</w:t>
+      </w:r>
+      <w:proofErr w:type="spellEnd"/>
       <w:r>
         <w:rPr>
           <w:rFonts w:ascii="Courier New" w:eastAsia="Times New Roman" w:hAnsi="Courier New" w:cs="Courier New"/>
@@ -2364,8 +1505,9 @@
           <w:szCs w:val="20"/>
           <w:lang w:eastAsia="ru-RU"/>
         </w:rPr>
-        <w:t># число решений</w:t>
-      </w:r>
+        <w:t xml:space="preserve">(x1) != </w:t>
+      </w:r>
+      <w:proofErr w:type="spellStart"/>
       <w:r>
         <w:rPr>
           <w:rFonts w:ascii="Courier New" w:eastAsia="Times New Roman" w:hAnsi="Courier New" w:cs="Courier New"/>
@@ -2376,58 +1518,9 @@
           <w:szCs w:val="20"/>
           <w:lang w:eastAsia="ru-RU"/>
         </w:rPr>
-        <w:br/>
-      </w:r>
-      <w:r>
-        <w:rPr>
-          <w:rFonts w:ascii="Courier New" w:eastAsia="Times New Roman" w:hAnsi="Courier New" w:cs="Courier New"/>
-          <w:color w:val="080808"/>
-          <w:sz w:val="20"/>
-          <w:szCs w:val="20"/>
-          <w:lang w:eastAsia="ru-RU"/>
-        </w:rPr>
-        <w:t xml:space="preserve">m = </w:t>
-      </w:r>
-      <w:r>
-        <w:rPr>
-          <w:rFonts w:ascii="Courier New" w:eastAsia="Times New Roman" w:hAnsi="Courier New" w:cs="Courier New"/>
-          <w:color w:val="000080"/>
-          <w:sz w:val="20"/>
-          <w:szCs w:val="20"/>
-          <w:lang w:eastAsia="ru-RU"/>
-        </w:rPr>
-        <w:t>len</w:t>
-      </w:r>
-      <w:r>
-        <w:rPr>
-          <w:rFonts w:ascii="Courier New" w:eastAsia="Times New Roman" w:hAnsi="Courier New" w:cs="Courier New"/>
-          <w:color w:val="080808"/>
-          <w:sz w:val="20"/>
-          <w:szCs w:val="20"/>
-          <w:lang w:eastAsia="ru-RU"/>
-        </w:rPr>
-        <w:t>(x[</w:t>
-      </w:r>
-      <w:r>
-        <w:rPr>
-          <w:rFonts w:ascii="Courier New" w:eastAsia="Times New Roman" w:hAnsi="Courier New" w:cs="Courier New"/>
-          <w:color w:val="1750EB"/>
-          <w:sz w:val="20"/>
-          <w:szCs w:val="20"/>
-          <w:lang w:eastAsia="ru-RU"/>
-        </w:rPr>
-        <w:t>0</w:t>
-      </w:r>
-      <w:r>
-        <w:rPr>
-          <w:rFonts w:ascii="Courier New" w:eastAsia="Times New Roman" w:hAnsi="Courier New" w:cs="Courier New"/>
-          <w:color w:val="080808"/>
-          <w:sz w:val="20"/>
-          <w:szCs w:val="20"/>
-          <w:lang w:eastAsia="ru-RU"/>
-        </w:rPr>
-        <w:t xml:space="preserve">])   </w:t>
-      </w:r>
+        <w:t>fj</w:t>
+      </w:r>
+      <w:proofErr w:type="spellEnd"/>
       <w:r>
         <w:rPr>
           <w:rFonts w:ascii="Courier New" w:eastAsia="Times New Roman" w:hAnsi="Courier New" w:cs="Courier New"/>
@@ -2438,7 +1531,7 @@
           <w:szCs w:val="20"/>
           <w:lang w:eastAsia="ru-RU"/>
         </w:rPr>
-        <w:t># число частных критериев</w:t>
+        <w:t>(x2)</w:t>
       </w:r>
       <w:r>
         <w:rPr>
@@ -2451,6 +1544,296 @@
           <w:lang w:eastAsia="ru-RU"/>
         </w:rPr>
         <w:br/>
+        <w:t xml:space="preserve">    </w:t>
+      </w:r>
+      <w:proofErr w:type="spellStart"/>
+      <w:r>
+        <w:rPr>
+          <w:rFonts w:ascii="Courier New" w:eastAsia="Times New Roman" w:hAnsi="Courier New" w:cs="Courier New"/>
+          <w:color w:val="000000"/>
+          <w:sz w:val="20"/>
+          <w:szCs w:val="20"/>
+          <w:lang w:eastAsia="ru-RU"/>
+        </w:rPr>
+        <w:t>at_least_one_not_equal</w:t>
+      </w:r>
+      <w:proofErr w:type="spellEnd"/>
+      <w:r>
+        <w:rPr>
+          <w:rFonts w:ascii="Courier New" w:eastAsia="Times New Roman" w:hAnsi="Courier New" w:cs="Courier New"/>
+          <w:color w:val="000000"/>
+          <w:sz w:val="20"/>
+          <w:szCs w:val="20"/>
+          <w:lang w:eastAsia="ru-RU"/>
+        </w:rPr>
+        <w:t xml:space="preserve"> </w:t>
+      </w:r>
+      <w:r>
+        <w:rPr>
+          <w:rFonts w:ascii="Courier New" w:eastAsia="Times New Roman" w:hAnsi="Courier New" w:cs="Courier New"/>
+          <w:color w:val="080808"/>
+          <w:sz w:val="20"/>
+          <w:szCs w:val="20"/>
+          <w:lang w:eastAsia="ru-RU"/>
+        </w:rPr>
+        <w:t xml:space="preserve">= </w:t>
+      </w:r>
+      <w:proofErr w:type="spellStart"/>
+      <w:r>
+        <w:rPr>
+          <w:rFonts w:ascii="Courier New" w:eastAsia="Times New Roman" w:hAnsi="Courier New" w:cs="Courier New"/>
+          <w:color w:val="000080"/>
+          <w:sz w:val="20"/>
+          <w:szCs w:val="20"/>
+          <w:lang w:eastAsia="ru-RU"/>
+        </w:rPr>
+        <w:t>any</w:t>
+      </w:r>
+      <w:proofErr w:type="spellEnd"/>
+      <w:r>
+        <w:rPr>
+          <w:rFonts w:ascii="Courier New" w:eastAsia="Times New Roman" w:hAnsi="Courier New" w:cs="Courier New"/>
+          <w:color w:val="080808"/>
+          <w:sz w:val="20"/>
+          <w:szCs w:val="20"/>
+          <w:lang w:eastAsia="ru-RU"/>
+        </w:rPr>
+        <w:t>(</w:t>
+      </w:r>
+      <w:r>
+        <w:rPr>
+          <w:rFonts w:ascii="Courier New" w:eastAsia="Times New Roman" w:hAnsi="Courier New" w:cs="Courier New"/>
+          <w:color w:val="000000"/>
+          <w:sz w:val="20"/>
+          <w:szCs w:val="20"/>
+          <w:lang w:eastAsia="ru-RU"/>
+        </w:rPr>
+        <w:t xml:space="preserve">fx1 </w:t>
+      </w:r>
+      <w:r>
+        <w:rPr>
+          <w:rFonts w:ascii="Courier New" w:eastAsia="Times New Roman" w:hAnsi="Courier New" w:cs="Courier New"/>
+          <w:color w:val="080808"/>
+          <w:sz w:val="20"/>
+          <w:szCs w:val="20"/>
+          <w:lang w:eastAsia="ru-RU"/>
+        </w:rPr>
+        <w:t xml:space="preserve">!= </w:t>
+      </w:r>
+      <w:r>
+        <w:rPr>
+          <w:rFonts w:ascii="Courier New" w:eastAsia="Times New Roman" w:hAnsi="Courier New" w:cs="Courier New"/>
+          <w:color w:val="000000"/>
+          <w:sz w:val="20"/>
+          <w:szCs w:val="20"/>
+          <w:lang w:eastAsia="ru-RU"/>
+        </w:rPr>
+        <w:t xml:space="preserve">fx2 </w:t>
+      </w:r>
+      <w:proofErr w:type="spellStart"/>
+      <w:r>
+        <w:rPr>
+          <w:rFonts w:ascii="Courier New" w:eastAsia="Times New Roman" w:hAnsi="Courier New" w:cs="Courier New"/>
+          <w:color w:val="0033B3"/>
+          <w:sz w:val="20"/>
+          <w:szCs w:val="20"/>
+          <w:lang w:eastAsia="ru-RU"/>
+        </w:rPr>
+        <w:t>for</w:t>
+      </w:r>
+      <w:proofErr w:type="spellEnd"/>
+      <w:r>
+        <w:rPr>
+          <w:rFonts w:ascii="Courier New" w:eastAsia="Times New Roman" w:hAnsi="Courier New" w:cs="Courier New"/>
+          <w:color w:val="0033B3"/>
+          <w:sz w:val="20"/>
+          <w:szCs w:val="20"/>
+          <w:lang w:eastAsia="ru-RU"/>
+        </w:rPr>
+        <w:t xml:space="preserve"> </w:t>
+      </w:r>
+      <w:r>
+        <w:rPr>
+          <w:rFonts w:ascii="Courier New" w:eastAsia="Times New Roman" w:hAnsi="Courier New" w:cs="Courier New"/>
+          <w:color w:val="080808"/>
+          <w:sz w:val="20"/>
+          <w:szCs w:val="20"/>
+          <w:lang w:eastAsia="ru-RU"/>
+        </w:rPr>
+        <w:t xml:space="preserve">fx1, fx2 </w:t>
+      </w:r>
+      <w:proofErr w:type="spellStart"/>
+      <w:r>
+        <w:rPr>
+          <w:rFonts w:ascii="Courier New" w:eastAsia="Times New Roman" w:hAnsi="Courier New" w:cs="Courier New"/>
+          <w:color w:val="0033B3"/>
+          <w:sz w:val="20"/>
+          <w:szCs w:val="20"/>
+          <w:lang w:eastAsia="ru-RU"/>
+        </w:rPr>
+        <w:t>in</w:t>
+      </w:r>
+      <w:proofErr w:type="spellEnd"/>
+      <w:r>
+        <w:rPr>
+          <w:rFonts w:ascii="Courier New" w:eastAsia="Times New Roman" w:hAnsi="Courier New" w:cs="Courier New"/>
+          <w:color w:val="0033B3"/>
+          <w:sz w:val="20"/>
+          <w:szCs w:val="20"/>
+          <w:lang w:eastAsia="ru-RU"/>
+        </w:rPr>
+        <w:t xml:space="preserve"> </w:t>
+      </w:r>
+      <w:proofErr w:type="spellStart"/>
+      <w:r>
+        <w:rPr>
+          <w:rFonts w:ascii="Courier New" w:eastAsia="Times New Roman" w:hAnsi="Courier New" w:cs="Courier New"/>
+          <w:color w:val="000080"/>
+          <w:sz w:val="20"/>
+          <w:szCs w:val="20"/>
+          <w:lang w:eastAsia="ru-RU"/>
+        </w:rPr>
+        <w:t>zip</w:t>
+      </w:r>
+      <w:proofErr w:type="spellEnd"/>
+      <w:r>
+        <w:rPr>
+          <w:rFonts w:ascii="Courier New" w:eastAsia="Times New Roman" w:hAnsi="Courier New" w:cs="Courier New"/>
+          <w:color w:val="080808"/>
+          <w:sz w:val="20"/>
+          <w:szCs w:val="20"/>
+          <w:lang w:eastAsia="ru-RU"/>
+        </w:rPr>
+        <w:t>(x1, x2))</w:t>
+      </w:r>
+      <w:r>
+        <w:rPr>
+          <w:rFonts w:ascii="Courier New" w:eastAsia="Times New Roman" w:hAnsi="Courier New" w:cs="Courier New"/>
+          <w:color w:val="080808"/>
+          <w:sz w:val="20"/>
+          <w:szCs w:val="20"/>
+          <w:lang w:eastAsia="ru-RU"/>
+        </w:rPr>
+        <w:br/>
+      </w:r>
+      <w:r>
+        <w:rPr>
+          <w:rFonts w:ascii="Courier New" w:eastAsia="Times New Roman" w:hAnsi="Courier New" w:cs="Courier New"/>
+          <w:color w:val="080808"/>
+          <w:sz w:val="20"/>
+          <w:szCs w:val="20"/>
+          <w:lang w:eastAsia="ru-RU"/>
+        </w:rPr>
+        <w:br/>
+        <w:t xml:space="preserve">    </w:t>
+      </w:r>
+      <w:proofErr w:type="spellStart"/>
+      <w:r>
+        <w:rPr>
+          <w:rFonts w:ascii="Courier New" w:eastAsia="Times New Roman" w:hAnsi="Courier New" w:cs="Courier New"/>
+          <w:color w:val="0033B3"/>
+          <w:sz w:val="20"/>
+          <w:szCs w:val="20"/>
+          <w:lang w:eastAsia="ru-RU"/>
+        </w:rPr>
+        <w:t>return</w:t>
+      </w:r>
+      <w:proofErr w:type="spellEnd"/>
+      <w:r>
+        <w:rPr>
+          <w:rFonts w:ascii="Courier New" w:eastAsia="Times New Roman" w:hAnsi="Courier New" w:cs="Courier New"/>
+          <w:color w:val="0033B3"/>
+          <w:sz w:val="20"/>
+          <w:szCs w:val="20"/>
+          <w:lang w:eastAsia="ru-RU"/>
+        </w:rPr>
+        <w:t xml:space="preserve"> </w:t>
+      </w:r>
+      <w:proofErr w:type="spellStart"/>
+      <w:r>
+        <w:rPr>
+          <w:rFonts w:ascii="Courier New" w:eastAsia="Times New Roman" w:hAnsi="Courier New" w:cs="Courier New"/>
+          <w:color w:val="000000"/>
+          <w:sz w:val="20"/>
+          <w:szCs w:val="20"/>
+          <w:lang w:eastAsia="ru-RU"/>
+        </w:rPr>
+        <w:t>all_greater_or_equal</w:t>
+      </w:r>
+      <w:proofErr w:type="spellEnd"/>
+      <w:r>
+        <w:rPr>
+          <w:rFonts w:ascii="Courier New" w:eastAsia="Times New Roman" w:hAnsi="Courier New" w:cs="Courier New"/>
+          <w:color w:val="000000"/>
+          <w:sz w:val="20"/>
+          <w:szCs w:val="20"/>
+          <w:lang w:eastAsia="ru-RU"/>
+        </w:rPr>
+        <w:t xml:space="preserve"> </w:t>
+      </w:r>
+      <w:proofErr w:type="spellStart"/>
+      <w:r>
+        <w:rPr>
+          <w:rFonts w:ascii="Courier New" w:eastAsia="Times New Roman" w:hAnsi="Courier New" w:cs="Courier New"/>
+          <w:color w:val="0033B3"/>
+          <w:sz w:val="20"/>
+          <w:szCs w:val="20"/>
+          <w:lang w:eastAsia="ru-RU"/>
+        </w:rPr>
+        <w:t>and</w:t>
+      </w:r>
+      <w:proofErr w:type="spellEnd"/>
+      <w:r>
+        <w:rPr>
+          <w:rFonts w:ascii="Courier New" w:eastAsia="Times New Roman" w:hAnsi="Courier New" w:cs="Courier New"/>
+          <w:color w:val="0033B3"/>
+          <w:sz w:val="20"/>
+          <w:szCs w:val="20"/>
+          <w:lang w:eastAsia="ru-RU"/>
+        </w:rPr>
+        <w:t xml:space="preserve"> </w:t>
+      </w:r>
+      <w:proofErr w:type="spellStart"/>
+      <w:r>
+        <w:rPr>
+          <w:rFonts w:ascii="Courier New" w:eastAsia="Times New Roman" w:hAnsi="Courier New" w:cs="Courier New"/>
+          <w:color w:val="000000"/>
+          <w:sz w:val="20"/>
+          <w:szCs w:val="20"/>
+          <w:lang w:eastAsia="ru-RU"/>
+        </w:rPr>
+        <w:t>at_least_one_not_equal</w:t>
+      </w:r>
+      <w:proofErr w:type="spellEnd"/>
+      <w:r>
+        <w:rPr>
+          <w:rFonts w:ascii="Courier New" w:eastAsia="Times New Roman" w:hAnsi="Courier New" w:cs="Courier New"/>
+          <w:color w:val="000000"/>
+          <w:sz w:val="20"/>
+          <w:szCs w:val="20"/>
+          <w:lang w:eastAsia="ru-RU"/>
+        </w:rPr>
+        <w:br/>
+      </w:r>
+      <w:r>
+        <w:rPr>
+          <w:rFonts w:ascii="Courier New" w:eastAsia="Times New Roman" w:hAnsi="Courier New" w:cs="Courier New"/>
+          <w:color w:val="000000"/>
+          <w:sz w:val="20"/>
+          <w:szCs w:val="20"/>
+          <w:lang w:eastAsia="ru-RU"/>
+        </w:rPr>
+        <w:br/>
+      </w:r>
+      <w:r>
+        <w:rPr>
+          <w:rFonts w:ascii="Courier New" w:eastAsia="Times New Roman" w:hAnsi="Courier New" w:cs="Courier New"/>
+          <w:color w:val="000000"/>
+          <w:sz w:val="20"/>
+          <w:szCs w:val="20"/>
+          <w:lang w:eastAsia="ru-RU"/>
+        </w:rPr>
+        <w:br/>
       </w:r>
       <w:r>
         <w:rPr>
@@ -2462,8 +1845,7 @@
           <w:szCs w:val="20"/>
           <w:lang w:eastAsia="ru-RU"/>
         </w:rPr>
-        <w:br/>
-        <w:t># векторный критерий</w:t>
+        <w:t># ВЫЧИСЛЕНИЯ</w:t>
       </w:r>
       <w:r>
         <w:rPr>
@@ -2480,137 +1862,6 @@
       <w:r>
         <w:rPr>
           <w:rFonts w:ascii="Courier New" w:eastAsia="Times New Roman" w:hAnsi="Courier New" w:cs="Courier New"/>
-          <w:color w:val="080808"/>
-          <w:sz w:val="20"/>
-          <w:szCs w:val="20"/>
-          <w:lang w:eastAsia="ru-RU"/>
-        </w:rPr>
-        <w:t xml:space="preserve">f = [[x[i][j] </w:t>
-      </w:r>
-      <w:r>
-        <w:rPr>
-          <w:rFonts w:ascii="Courier New" w:eastAsia="Times New Roman" w:hAnsi="Courier New" w:cs="Courier New"/>
-          <w:color w:val="0033B3"/>
-          <w:sz w:val="20"/>
-          <w:szCs w:val="20"/>
-          <w:lang w:eastAsia="ru-RU"/>
-        </w:rPr>
-        <w:t xml:space="preserve">for </w:t>
-      </w:r>
-      <w:r>
-        <w:rPr>
-          <w:rFonts w:ascii="Courier New" w:eastAsia="Times New Roman" w:hAnsi="Courier New" w:cs="Courier New"/>
-          <w:color w:val="080808"/>
-          <w:sz w:val="20"/>
-          <w:szCs w:val="20"/>
-          <w:lang w:eastAsia="ru-RU"/>
-        </w:rPr>
-        <w:t xml:space="preserve">i </w:t>
-      </w:r>
-      <w:r>
-        <w:rPr>
-          <w:rFonts w:ascii="Courier New" w:eastAsia="Times New Roman" w:hAnsi="Courier New" w:cs="Courier New"/>
-          <w:color w:val="0033B3"/>
-          <w:sz w:val="20"/>
-          <w:szCs w:val="20"/>
-          <w:lang w:eastAsia="ru-RU"/>
-        </w:rPr>
-        <w:t xml:space="preserve">in </w:t>
-      </w:r>
-      <w:r>
-        <w:rPr>
-          <w:rFonts w:ascii="Courier New" w:eastAsia="Times New Roman" w:hAnsi="Courier New" w:cs="Courier New"/>
-          <w:color w:val="000080"/>
-          <w:sz w:val="20"/>
-          <w:szCs w:val="20"/>
-          <w:lang w:eastAsia="ru-RU"/>
-        </w:rPr>
-        <w:t>range</w:t>
-      </w:r>
-      <w:r>
-        <w:rPr>
-          <w:rFonts w:ascii="Courier New" w:eastAsia="Times New Roman" w:hAnsi="Courier New" w:cs="Courier New"/>
-          <w:color w:val="080808"/>
-          <w:sz w:val="20"/>
-          <w:szCs w:val="20"/>
-          <w:lang w:eastAsia="ru-RU"/>
-        </w:rPr>
-        <w:t xml:space="preserve">(n)] </w:t>
-      </w:r>
-      <w:r>
-        <w:rPr>
-          <w:rFonts w:ascii="Courier New" w:eastAsia="Times New Roman" w:hAnsi="Courier New" w:cs="Courier New"/>
-          <w:color w:val="0033B3"/>
-          <w:sz w:val="20"/>
-          <w:szCs w:val="20"/>
-          <w:lang w:eastAsia="ru-RU"/>
-        </w:rPr>
-        <w:t xml:space="preserve">for </w:t>
-      </w:r>
-      <w:r>
-        <w:rPr>
-          <w:rFonts w:ascii="Courier New" w:eastAsia="Times New Roman" w:hAnsi="Courier New" w:cs="Courier New"/>
-          <w:color w:val="080808"/>
-          <w:sz w:val="20"/>
-          <w:szCs w:val="20"/>
-          <w:lang w:eastAsia="ru-RU"/>
-        </w:rPr>
-        <w:t xml:space="preserve">j </w:t>
-      </w:r>
-      <w:r>
-        <w:rPr>
-          <w:rFonts w:ascii="Courier New" w:eastAsia="Times New Roman" w:hAnsi="Courier New" w:cs="Courier New"/>
-          <w:color w:val="0033B3"/>
-          <w:sz w:val="20"/>
-          <w:szCs w:val="20"/>
-          <w:lang w:eastAsia="ru-RU"/>
-        </w:rPr>
-        <w:t xml:space="preserve">in </w:t>
-      </w:r>
-      <w:r>
-        <w:rPr>
-          <w:rFonts w:ascii="Courier New" w:eastAsia="Times New Roman" w:hAnsi="Courier New" w:cs="Courier New"/>
-          <w:color w:val="000080"/>
-          <w:sz w:val="20"/>
-          <w:szCs w:val="20"/>
-          <w:lang w:eastAsia="ru-RU"/>
-        </w:rPr>
-        <w:t>range</w:t>
-      </w:r>
-      <w:r>
-        <w:rPr>
-          <w:rFonts w:ascii="Courier New" w:eastAsia="Times New Roman" w:hAnsi="Courier New" w:cs="Courier New"/>
-          <w:color w:val="080808"/>
-          <w:sz w:val="20"/>
-          <w:szCs w:val="20"/>
-          <w:lang w:eastAsia="ru-RU"/>
-        </w:rPr>
-        <w:t>(m)]</w:t>
-      </w:r>
-      <w:r>
-        <w:rPr>
-          <w:rFonts w:ascii="Courier New" w:eastAsia="Times New Roman" w:hAnsi="Courier New" w:cs="Courier New"/>
-          <w:color w:val="080808"/>
-          <w:sz w:val="20"/>
-          <w:szCs w:val="20"/>
-          <w:lang w:eastAsia="ru-RU"/>
-        </w:rPr>
-        <w:br/>
-      </w:r>
-      <w:r>
-        <w:rPr>
-          <w:rFonts w:ascii="Courier New" w:eastAsia="Times New Roman" w:hAnsi="Courier New" w:cs="Courier New"/>
-          <w:color w:val="080808"/>
-          <w:sz w:val="20"/>
-          <w:szCs w:val="20"/>
-          <w:lang w:eastAsia="ru-RU"/>
-        </w:rPr>
-        <w:br/>
-        <w:t xml:space="preserve">y = []  </w:t>
-      </w:r>
-      <w:r>
-        <w:rPr>
-          <w:rFonts w:ascii="Courier New" w:eastAsia="Times New Roman" w:hAnsi="Courier New" w:cs="Courier New"/>
           <w:i/>
           <w:iCs/>
           <w:color w:val="8C8C8C"/>
@@ -2618,7 +1869,8 @@
           <w:szCs w:val="20"/>
           <w:lang w:eastAsia="ru-RU"/>
         </w:rPr>
-        <w:t># значения векторного критерия</w:t>
+        <w:br/>
+        <w:t># множество решений</w:t>
       </w:r>
       <w:r>
         <w:rPr>
@@ -2640,7 +1892,749 @@
           <w:szCs w:val="20"/>
           <w:lang w:eastAsia="ru-RU"/>
         </w:rPr>
-        <w:t xml:space="preserve">P = []  </w:t>
+        <w:t>x = [(</w:t>
+      </w:r>
+      <w:r>
+        <w:rPr>
+          <w:rFonts w:ascii="Courier New" w:eastAsia="Times New Roman" w:hAnsi="Courier New" w:cs="Courier New"/>
+          <w:color w:val="1750EB"/>
+          <w:sz w:val="20"/>
+          <w:szCs w:val="20"/>
+          <w:lang w:eastAsia="ru-RU"/>
+        </w:rPr>
+        <w:t>3</w:t>
+      </w:r>
+      <w:r>
+        <w:rPr>
+          <w:rFonts w:ascii="Courier New" w:eastAsia="Times New Roman" w:hAnsi="Courier New" w:cs="Courier New"/>
+          <w:color w:val="080808"/>
+          <w:sz w:val="20"/>
+          <w:szCs w:val="20"/>
+          <w:lang w:eastAsia="ru-RU"/>
+        </w:rPr>
+        <w:t xml:space="preserve">, </w:t>
+      </w:r>
+      <w:r>
+        <w:rPr>
+          <w:rFonts w:ascii="Courier New" w:eastAsia="Times New Roman" w:hAnsi="Courier New" w:cs="Courier New"/>
+          <w:color w:val="1750EB"/>
+          <w:sz w:val="20"/>
+          <w:szCs w:val="20"/>
+          <w:lang w:eastAsia="ru-RU"/>
+        </w:rPr>
+        <w:t>2</w:t>
+      </w:r>
+      <w:r>
+        <w:rPr>
+          <w:rFonts w:ascii="Courier New" w:eastAsia="Times New Roman" w:hAnsi="Courier New" w:cs="Courier New"/>
+          <w:color w:val="080808"/>
+          <w:sz w:val="20"/>
+          <w:szCs w:val="20"/>
+          <w:lang w:eastAsia="ru-RU"/>
+        </w:rPr>
+        <w:t xml:space="preserve">, </w:t>
+      </w:r>
+      <w:r>
+        <w:rPr>
+          <w:rFonts w:ascii="Courier New" w:eastAsia="Times New Roman" w:hAnsi="Courier New" w:cs="Courier New"/>
+          <w:color w:val="1750EB"/>
+          <w:sz w:val="20"/>
+          <w:szCs w:val="20"/>
+          <w:lang w:eastAsia="ru-RU"/>
+        </w:rPr>
+        <w:t>2</w:t>
+      </w:r>
+      <w:r>
+        <w:rPr>
+          <w:rFonts w:ascii="Courier New" w:eastAsia="Times New Roman" w:hAnsi="Courier New" w:cs="Courier New"/>
+          <w:color w:val="080808"/>
+          <w:sz w:val="20"/>
+          <w:szCs w:val="20"/>
+          <w:lang w:eastAsia="ru-RU"/>
+        </w:rPr>
+        <w:t>),</w:t>
+      </w:r>
+      <w:r>
+        <w:rPr>
+          <w:rFonts w:ascii="Courier New" w:eastAsia="Times New Roman" w:hAnsi="Courier New" w:cs="Courier New"/>
+          <w:color w:val="080808"/>
+          <w:sz w:val="20"/>
+          <w:szCs w:val="20"/>
+          <w:lang w:eastAsia="ru-RU"/>
+        </w:rPr>
+        <w:br/>
+        <w:t xml:space="preserve">     (</w:t>
+      </w:r>
+      <w:r>
+        <w:rPr>
+          <w:rFonts w:ascii="Courier New" w:eastAsia="Times New Roman" w:hAnsi="Courier New" w:cs="Courier New"/>
+          <w:color w:val="1750EB"/>
+          <w:sz w:val="20"/>
+          <w:szCs w:val="20"/>
+          <w:lang w:eastAsia="ru-RU"/>
+        </w:rPr>
+        <w:t>5</w:t>
+      </w:r>
+      <w:r>
+        <w:rPr>
+          <w:rFonts w:ascii="Courier New" w:eastAsia="Times New Roman" w:hAnsi="Courier New" w:cs="Courier New"/>
+          <w:color w:val="080808"/>
+          <w:sz w:val="20"/>
+          <w:szCs w:val="20"/>
+          <w:lang w:eastAsia="ru-RU"/>
+        </w:rPr>
+        <w:t xml:space="preserve">, </w:t>
+      </w:r>
+      <w:r>
+        <w:rPr>
+          <w:rFonts w:ascii="Courier New" w:eastAsia="Times New Roman" w:hAnsi="Courier New" w:cs="Courier New"/>
+          <w:color w:val="1750EB"/>
+          <w:sz w:val="20"/>
+          <w:szCs w:val="20"/>
+          <w:lang w:eastAsia="ru-RU"/>
+        </w:rPr>
+        <w:t>6</w:t>
+      </w:r>
+      <w:r>
+        <w:rPr>
+          <w:rFonts w:ascii="Courier New" w:eastAsia="Times New Roman" w:hAnsi="Courier New" w:cs="Courier New"/>
+          <w:color w:val="080808"/>
+          <w:sz w:val="20"/>
+          <w:szCs w:val="20"/>
+          <w:lang w:eastAsia="ru-RU"/>
+        </w:rPr>
+        <w:t xml:space="preserve">, </w:t>
+      </w:r>
+      <w:r>
+        <w:rPr>
+          <w:rFonts w:ascii="Courier New" w:eastAsia="Times New Roman" w:hAnsi="Courier New" w:cs="Courier New"/>
+          <w:color w:val="1750EB"/>
+          <w:sz w:val="20"/>
+          <w:szCs w:val="20"/>
+          <w:lang w:eastAsia="ru-RU"/>
+        </w:rPr>
+        <w:t>4</w:t>
+      </w:r>
+      <w:r>
+        <w:rPr>
+          <w:rFonts w:ascii="Courier New" w:eastAsia="Times New Roman" w:hAnsi="Courier New" w:cs="Courier New"/>
+          <w:color w:val="080808"/>
+          <w:sz w:val="20"/>
+          <w:szCs w:val="20"/>
+          <w:lang w:eastAsia="ru-RU"/>
+        </w:rPr>
+        <w:t>),</w:t>
+      </w:r>
+      <w:r>
+        <w:rPr>
+          <w:rFonts w:ascii="Courier New" w:eastAsia="Times New Roman" w:hAnsi="Courier New" w:cs="Courier New"/>
+          <w:color w:val="080808"/>
+          <w:sz w:val="20"/>
+          <w:szCs w:val="20"/>
+          <w:lang w:eastAsia="ru-RU"/>
+        </w:rPr>
+        <w:br/>
+        <w:t xml:space="preserve">     (</w:t>
+      </w:r>
+      <w:r>
+        <w:rPr>
+          <w:rFonts w:ascii="Courier New" w:eastAsia="Times New Roman" w:hAnsi="Courier New" w:cs="Courier New"/>
+          <w:color w:val="1750EB"/>
+          <w:sz w:val="20"/>
+          <w:szCs w:val="20"/>
+          <w:lang w:eastAsia="ru-RU"/>
+        </w:rPr>
+        <w:t>5</w:t>
+      </w:r>
+      <w:r>
+        <w:rPr>
+          <w:rFonts w:ascii="Courier New" w:eastAsia="Times New Roman" w:hAnsi="Courier New" w:cs="Courier New"/>
+          <w:color w:val="080808"/>
+          <w:sz w:val="20"/>
+          <w:szCs w:val="20"/>
+          <w:lang w:eastAsia="ru-RU"/>
+        </w:rPr>
+        <w:t xml:space="preserve">, </w:t>
+      </w:r>
+      <w:r>
+        <w:rPr>
+          <w:rFonts w:ascii="Courier New" w:eastAsia="Times New Roman" w:hAnsi="Courier New" w:cs="Courier New"/>
+          <w:color w:val="1750EB"/>
+          <w:sz w:val="20"/>
+          <w:szCs w:val="20"/>
+          <w:lang w:eastAsia="ru-RU"/>
+        </w:rPr>
+        <w:t>3</w:t>
+      </w:r>
+      <w:r>
+        <w:rPr>
+          <w:rFonts w:ascii="Courier New" w:eastAsia="Times New Roman" w:hAnsi="Courier New" w:cs="Courier New"/>
+          <w:color w:val="080808"/>
+          <w:sz w:val="20"/>
+          <w:szCs w:val="20"/>
+          <w:lang w:eastAsia="ru-RU"/>
+        </w:rPr>
+        <w:t xml:space="preserve">, </w:t>
+      </w:r>
+      <w:r>
+        <w:rPr>
+          <w:rFonts w:ascii="Courier New" w:eastAsia="Times New Roman" w:hAnsi="Courier New" w:cs="Courier New"/>
+          <w:color w:val="1750EB"/>
+          <w:sz w:val="20"/>
+          <w:szCs w:val="20"/>
+          <w:lang w:eastAsia="ru-RU"/>
+        </w:rPr>
+        <w:t>3</w:t>
+      </w:r>
+      <w:r>
+        <w:rPr>
+          <w:rFonts w:ascii="Courier New" w:eastAsia="Times New Roman" w:hAnsi="Courier New" w:cs="Courier New"/>
+          <w:color w:val="080808"/>
+          <w:sz w:val="20"/>
+          <w:szCs w:val="20"/>
+          <w:lang w:eastAsia="ru-RU"/>
+        </w:rPr>
+        <w:t>),</w:t>
+      </w:r>
+      <w:r>
+        <w:rPr>
+          <w:rFonts w:ascii="Courier New" w:eastAsia="Times New Roman" w:hAnsi="Courier New" w:cs="Courier New"/>
+          <w:color w:val="080808"/>
+          <w:sz w:val="20"/>
+          <w:szCs w:val="20"/>
+          <w:lang w:eastAsia="ru-RU"/>
+        </w:rPr>
+        <w:br/>
+        <w:t xml:space="preserve">     (</w:t>
+      </w:r>
+      <w:r>
+        <w:rPr>
+          <w:rFonts w:ascii="Courier New" w:eastAsia="Times New Roman" w:hAnsi="Courier New" w:cs="Courier New"/>
+          <w:color w:val="1750EB"/>
+          <w:sz w:val="20"/>
+          <w:szCs w:val="20"/>
+          <w:lang w:eastAsia="ru-RU"/>
+        </w:rPr>
+        <w:t>8</w:t>
+      </w:r>
+      <w:r>
+        <w:rPr>
+          <w:rFonts w:ascii="Courier New" w:eastAsia="Times New Roman" w:hAnsi="Courier New" w:cs="Courier New"/>
+          <w:color w:val="080808"/>
+          <w:sz w:val="20"/>
+          <w:szCs w:val="20"/>
+          <w:lang w:eastAsia="ru-RU"/>
+        </w:rPr>
+        <w:t xml:space="preserve">, </w:t>
+      </w:r>
+      <w:r>
+        <w:rPr>
+          <w:rFonts w:ascii="Courier New" w:eastAsia="Times New Roman" w:hAnsi="Courier New" w:cs="Courier New"/>
+          <w:color w:val="1750EB"/>
+          <w:sz w:val="20"/>
+          <w:szCs w:val="20"/>
+          <w:lang w:eastAsia="ru-RU"/>
+        </w:rPr>
+        <w:t>4</w:t>
+      </w:r>
+      <w:r>
+        <w:rPr>
+          <w:rFonts w:ascii="Courier New" w:eastAsia="Times New Roman" w:hAnsi="Courier New" w:cs="Courier New"/>
+          <w:color w:val="080808"/>
+          <w:sz w:val="20"/>
+          <w:szCs w:val="20"/>
+          <w:lang w:eastAsia="ru-RU"/>
+        </w:rPr>
+        <w:t xml:space="preserve">, </w:t>
+      </w:r>
+      <w:r>
+        <w:rPr>
+          <w:rFonts w:ascii="Courier New" w:eastAsia="Times New Roman" w:hAnsi="Courier New" w:cs="Courier New"/>
+          <w:color w:val="1750EB"/>
+          <w:sz w:val="20"/>
+          <w:szCs w:val="20"/>
+          <w:lang w:eastAsia="ru-RU"/>
+        </w:rPr>
+        <w:t>4</w:t>
+      </w:r>
+      <w:r>
+        <w:rPr>
+          <w:rFonts w:ascii="Courier New" w:eastAsia="Times New Roman" w:hAnsi="Courier New" w:cs="Courier New"/>
+          <w:color w:val="080808"/>
+          <w:sz w:val="20"/>
+          <w:szCs w:val="20"/>
+          <w:lang w:eastAsia="ru-RU"/>
+        </w:rPr>
+        <w:t>),</w:t>
+      </w:r>
+      <w:r>
+        <w:rPr>
+          <w:rFonts w:ascii="Courier New" w:eastAsia="Times New Roman" w:hAnsi="Courier New" w:cs="Courier New"/>
+          <w:color w:val="080808"/>
+          <w:sz w:val="20"/>
+          <w:szCs w:val="20"/>
+          <w:lang w:eastAsia="ru-RU"/>
+        </w:rPr>
+        <w:br/>
+        <w:t xml:space="preserve">     (</w:t>
+      </w:r>
+      <w:r>
+        <w:rPr>
+          <w:rFonts w:ascii="Courier New" w:eastAsia="Times New Roman" w:hAnsi="Courier New" w:cs="Courier New"/>
+          <w:color w:val="1750EB"/>
+          <w:sz w:val="20"/>
+          <w:szCs w:val="20"/>
+          <w:lang w:eastAsia="ru-RU"/>
+        </w:rPr>
+        <w:t>6</w:t>
+      </w:r>
+      <w:r>
+        <w:rPr>
+          <w:rFonts w:ascii="Courier New" w:eastAsia="Times New Roman" w:hAnsi="Courier New" w:cs="Courier New"/>
+          <w:color w:val="080808"/>
+          <w:sz w:val="20"/>
+          <w:szCs w:val="20"/>
+          <w:lang w:eastAsia="ru-RU"/>
+        </w:rPr>
+        <w:t xml:space="preserve">, </w:t>
+      </w:r>
+      <w:r>
+        <w:rPr>
+          <w:rFonts w:ascii="Courier New" w:eastAsia="Times New Roman" w:hAnsi="Courier New" w:cs="Courier New"/>
+          <w:color w:val="1750EB"/>
+          <w:sz w:val="20"/>
+          <w:szCs w:val="20"/>
+          <w:lang w:eastAsia="ru-RU"/>
+        </w:rPr>
+        <w:t>2</w:t>
+      </w:r>
+      <w:r>
+        <w:rPr>
+          <w:rFonts w:ascii="Courier New" w:eastAsia="Times New Roman" w:hAnsi="Courier New" w:cs="Courier New"/>
+          <w:color w:val="080808"/>
+          <w:sz w:val="20"/>
+          <w:szCs w:val="20"/>
+          <w:lang w:eastAsia="ru-RU"/>
+        </w:rPr>
+        <w:t xml:space="preserve">, </w:t>
+      </w:r>
+      <w:r>
+        <w:rPr>
+          <w:rFonts w:ascii="Courier New" w:eastAsia="Times New Roman" w:hAnsi="Courier New" w:cs="Courier New"/>
+          <w:color w:val="1750EB"/>
+          <w:sz w:val="20"/>
+          <w:szCs w:val="20"/>
+          <w:lang w:eastAsia="ru-RU"/>
+        </w:rPr>
+        <w:t>6</w:t>
+      </w:r>
+      <w:r>
+        <w:rPr>
+          <w:rFonts w:ascii="Courier New" w:eastAsia="Times New Roman" w:hAnsi="Courier New" w:cs="Courier New"/>
+          <w:color w:val="080808"/>
+          <w:sz w:val="20"/>
+          <w:szCs w:val="20"/>
+          <w:lang w:eastAsia="ru-RU"/>
+        </w:rPr>
+        <w:t>),</w:t>
+      </w:r>
+      <w:r>
+        <w:rPr>
+          <w:rFonts w:ascii="Courier New" w:eastAsia="Times New Roman" w:hAnsi="Courier New" w:cs="Courier New"/>
+          <w:color w:val="080808"/>
+          <w:sz w:val="20"/>
+          <w:szCs w:val="20"/>
+          <w:lang w:eastAsia="ru-RU"/>
+        </w:rPr>
+        <w:br/>
+        <w:t xml:space="preserve">     (</w:t>
+      </w:r>
+      <w:r>
+        <w:rPr>
+          <w:rFonts w:ascii="Courier New" w:eastAsia="Times New Roman" w:hAnsi="Courier New" w:cs="Courier New"/>
+          <w:color w:val="1750EB"/>
+          <w:sz w:val="20"/>
+          <w:szCs w:val="20"/>
+          <w:lang w:eastAsia="ru-RU"/>
+        </w:rPr>
+        <w:t>3</w:t>
+      </w:r>
+      <w:r>
+        <w:rPr>
+          <w:rFonts w:ascii="Courier New" w:eastAsia="Times New Roman" w:hAnsi="Courier New" w:cs="Courier New"/>
+          <w:color w:val="080808"/>
+          <w:sz w:val="20"/>
+          <w:szCs w:val="20"/>
+          <w:lang w:eastAsia="ru-RU"/>
+        </w:rPr>
+        <w:t xml:space="preserve">, </w:t>
+      </w:r>
+      <w:r>
+        <w:rPr>
+          <w:rFonts w:ascii="Courier New" w:eastAsia="Times New Roman" w:hAnsi="Courier New" w:cs="Courier New"/>
+          <w:color w:val="1750EB"/>
+          <w:sz w:val="20"/>
+          <w:szCs w:val="20"/>
+          <w:lang w:eastAsia="ru-RU"/>
+        </w:rPr>
+        <w:t>8</w:t>
+      </w:r>
+      <w:r>
+        <w:rPr>
+          <w:rFonts w:ascii="Courier New" w:eastAsia="Times New Roman" w:hAnsi="Courier New" w:cs="Courier New"/>
+          <w:color w:val="080808"/>
+          <w:sz w:val="20"/>
+          <w:szCs w:val="20"/>
+          <w:lang w:eastAsia="ru-RU"/>
+        </w:rPr>
+        <w:t xml:space="preserve">, </w:t>
+      </w:r>
+      <w:r>
+        <w:rPr>
+          <w:rFonts w:ascii="Courier New" w:eastAsia="Times New Roman" w:hAnsi="Courier New" w:cs="Courier New"/>
+          <w:color w:val="1750EB"/>
+          <w:sz w:val="20"/>
+          <w:szCs w:val="20"/>
+          <w:lang w:eastAsia="ru-RU"/>
+        </w:rPr>
+        <w:t>5</w:t>
+      </w:r>
+      <w:r>
+        <w:rPr>
+          <w:rFonts w:ascii="Courier New" w:eastAsia="Times New Roman" w:hAnsi="Courier New" w:cs="Courier New"/>
+          <w:color w:val="080808"/>
+          <w:sz w:val="20"/>
+          <w:szCs w:val="20"/>
+          <w:lang w:eastAsia="ru-RU"/>
+        </w:rPr>
+        <w:t>),</w:t>
+      </w:r>
+      <w:r>
+        <w:rPr>
+          <w:rFonts w:ascii="Courier New" w:eastAsia="Times New Roman" w:hAnsi="Courier New" w:cs="Courier New"/>
+          <w:color w:val="080808"/>
+          <w:sz w:val="20"/>
+          <w:szCs w:val="20"/>
+          <w:lang w:eastAsia="ru-RU"/>
+        </w:rPr>
+        <w:br/>
+        <w:t xml:space="preserve">     (</w:t>
+      </w:r>
+      <w:r>
+        <w:rPr>
+          <w:rFonts w:ascii="Courier New" w:eastAsia="Times New Roman" w:hAnsi="Courier New" w:cs="Courier New"/>
+          <w:color w:val="1750EB"/>
+          <w:sz w:val="20"/>
+          <w:szCs w:val="20"/>
+          <w:lang w:eastAsia="ru-RU"/>
+        </w:rPr>
+        <w:t>6</w:t>
+      </w:r>
+      <w:r>
+        <w:rPr>
+          <w:rFonts w:ascii="Courier New" w:eastAsia="Times New Roman" w:hAnsi="Courier New" w:cs="Courier New"/>
+          <w:color w:val="080808"/>
+          <w:sz w:val="20"/>
+          <w:szCs w:val="20"/>
+          <w:lang w:eastAsia="ru-RU"/>
+        </w:rPr>
+        <w:t xml:space="preserve">, </w:t>
+      </w:r>
+      <w:r>
+        <w:rPr>
+          <w:rFonts w:ascii="Courier New" w:eastAsia="Times New Roman" w:hAnsi="Courier New" w:cs="Courier New"/>
+          <w:color w:val="1750EB"/>
+          <w:sz w:val="20"/>
+          <w:szCs w:val="20"/>
+          <w:lang w:eastAsia="ru-RU"/>
+        </w:rPr>
+        <w:t>4</w:t>
+      </w:r>
+      <w:r>
+        <w:rPr>
+          <w:rFonts w:ascii="Courier New" w:eastAsia="Times New Roman" w:hAnsi="Courier New" w:cs="Courier New"/>
+          <w:color w:val="080808"/>
+          <w:sz w:val="20"/>
+          <w:szCs w:val="20"/>
+          <w:lang w:eastAsia="ru-RU"/>
+        </w:rPr>
+        <w:t xml:space="preserve">, </w:t>
+      </w:r>
+      <w:r>
+        <w:rPr>
+          <w:rFonts w:ascii="Courier New" w:eastAsia="Times New Roman" w:hAnsi="Courier New" w:cs="Courier New"/>
+          <w:color w:val="1750EB"/>
+          <w:sz w:val="20"/>
+          <w:szCs w:val="20"/>
+          <w:lang w:eastAsia="ru-RU"/>
+        </w:rPr>
+        <w:t>3</w:t>
+      </w:r>
+      <w:r>
+        <w:rPr>
+          <w:rFonts w:ascii="Courier New" w:eastAsia="Times New Roman" w:hAnsi="Courier New" w:cs="Courier New"/>
+          <w:color w:val="080808"/>
+          <w:sz w:val="20"/>
+          <w:szCs w:val="20"/>
+          <w:lang w:eastAsia="ru-RU"/>
+        </w:rPr>
+        <w:t>),</w:t>
+      </w:r>
+      <w:r>
+        <w:rPr>
+          <w:rFonts w:ascii="Courier New" w:eastAsia="Times New Roman" w:hAnsi="Courier New" w:cs="Courier New"/>
+          <w:color w:val="080808"/>
+          <w:sz w:val="20"/>
+          <w:szCs w:val="20"/>
+          <w:lang w:eastAsia="ru-RU"/>
+        </w:rPr>
+        <w:br/>
+        <w:t xml:space="preserve">     (</w:t>
+      </w:r>
+      <w:r>
+        <w:rPr>
+          <w:rFonts w:ascii="Courier New" w:eastAsia="Times New Roman" w:hAnsi="Courier New" w:cs="Courier New"/>
+          <w:color w:val="1750EB"/>
+          <w:sz w:val="20"/>
+          <w:szCs w:val="20"/>
+          <w:lang w:eastAsia="ru-RU"/>
+        </w:rPr>
+        <w:t>2</w:t>
+      </w:r>
+      <w:r>
+        <w:rPr>
+          <w:rFonts w:ascii="Courier New" w:eastAsia="Times New Roman" w:hAnsi="Courier New" w:cs="Courier New"/>
+          <w:color w:val="080808"/>
+          <w:sz w:val="20"/>
+          <w:szCs w:val="20"/>
+          <w:lang w:eastAsia="ru-RU"/>
+        </w:rPr>
+        <w:t xml:space="preserve">, </w:t>
+      </w:r>
+      <w:r>
+        <w:rPr>
+          <w:rFonts w:ascii="Courier New" w:eastAsia="Times New Roman" w:hAnsi="Courier New" w:cs="Courier New"/>
+          <w:color w:val="1750EB"/>
+          <w:sz w:val="20"/>
+          <w:szCs w:val="20"/>
+          <w:lang w:eastAsia="ru-RU"/>
+        </w:rPr>
+        <w:t>5</w:t>
+      </w:r>
+      <w:r>
+        <w:rPr>
+          <w:rFonts w:ascii="Courier New" w:eastAsia="Times New Roman" w:hAnsi="Courier New" w:cs="Courier New"/>
+          <w:color w:val="080808"/>
+          <w:sz w:val="20"/>
+          <w:szCs w:val="20"/>
+          <w:lang w:eastAsia="ru-RU"/>
+        </w:rPr>
+        <w:t xml:space="preserve">, </w:t>
+      </w:r>
+      <w:r>
+        <w:rPr>
+          <w:rFonts w:ascii="Courier New" w:eastAsia="Times New Roman" w:hAnsi="Courier New" w:cs="Courier New"/>
+          <w:color w:val="1750EB"/>
+          <w:sz w:val="20"/>
+          <w:szCs w:val="20"/>
+          <w:lang w:eastAsia="ru-RU"/>
+        </w:rPr>
+        <w:t>2</w:t>
+      </w:r>
+      <w:r>
+        <w:rPr>
+          <w:rFonts w:ascii="Courier New" w:eastAsia="Times New Roman" w:hAnsi="Courier New" w:cs="Courier New"/>
+          <w:color w:val="080808"/>
+          <w:sz w:val="20"/>
+          <w:szCs w:val="20"/>
+          <w:lang w:eastAsia="ru-RU"/>
+        </w:rPr>
+        <w:t>),</w:t>
+      </w:r>
+      <w:r>
+        <w:rPr>
+          <w:rFonts w:ascii="Courier New" w:eastAsia="Times New Roman" w:hAnsi="Courier New" w:cs="Courier New"/>
+          <w:color w:val="080808"/>
+          <w:sz w:val="20"/>
+          <w:szCs w:val="20"/>
+          <w:lang w:eastAsia="ru-RU"/>
+        </w:rPr>
+        <w:br/>
+        <w:t xml:space="preserve">     (</w:t>
+      </w:r>
+      <w:r>
+        <w:rPr>
+          <w:rFonts w:ascii="Courier New" w:eastAsia="Times New Roman" w:hAnsi="Courier New" w:cs="Courier New"/>
+          <w:color w:val="1750EB"/>
+          <w:sz w:val="20"/>
+          <w:szCs w:val="20"/>
+          <w:lang w:eastAsia="ru-RU"/>
+        </w:rPr>
+        <w:t>9</w:t>
+      </w:r>
+      <w:r>
+        <w:rPr>
+          <w:rFonts w:ascii="Courier New" w:eastAsia="Times New Roman" w:hAnsi="Courier New" w:cs="Courier New"/>
+          <w:color w:val="080808"/>
+          <w:sz w:val="20"/>
+          <w:szCs w:val="20"/>
+          <w:lang w:eastAsia="ru-RU"/>
+        </w:rPr>
+        <w:t xml:space="preserve">, </w:t>
+      </w:r>
+      <w:r>
+        <w:rPr>
+          <w:rFonts w:ascii="Courier New" w:eastAsia="Times New Roman" w:hAnsi="Courier New" w:cs="Courier New"/>
+          <w:color w:val="1750EB"/>
+          <w:sz w:val="20"/>
+          <w:szCs w:val="20"/>
+          <w:lang w:eastAsia="ru-RU"/>
+        </w:rPr>
+        <w:t>2</w:t>
+      </w:r>
+      <w:r>
+        <w:rPr>
+          <w:rFonts w:ascii="Courier New" w:eastAsia="Times New Roman" w:hAnsi="Courier New" w:cs="Courier New"/>
+          <w:color w:val="080808"/>
+          <w:sz w:val="20"/>
+          <w:szCs w:val="20"/>
+          <w:lang w:eastAsia="ru-RU"/>
+        </w:rPr>
+        <w:t xml:space="preserve">, </w:t>
+      </w:r>
+      <w:r>
+        <w:rPr>
+          <w:rFonts w:ascii="Courier New" w:eastAsia="Times New Roman" w:hAnsi="Courier New" w:cs="Courier New"/>
+          <w:color w:val="1750EB"/>
+          <w:sz w:val="20"/>
+          <w:szCs w:val="20"/>
+          <w:lang w:eastAsia="ru-RU"/>
+        </w:rPr>
+        <w:t>5</w:t>
+      </w:r>
+      <w:r>
+        <w:rPr>
+          <w:rFonts w:ascii="Courier New" w:eastAsia="Times New Roman" w:hAnsi="Courier New" w:cs="Courier New"/>
+          <w:color w:val="080808"/>
+          <w:sz w:val="20"/>
+          <w:szCs w:val="20"/>
+          <w:lang w:eastAsia="ru-RU"/>
+        </w:rPr>
+        <w:t>),</w:t>
+      </w:r>
+      <w:r>
+        <w:rPr>
+          <w:rFonts w:ascii="Courier New" w:eastAsia="Times New Roman" w:hAnsi="Courier New" w:cs="Courier New"/>
+          <w:color w:val="080808"/>
+          <w:sz w:val="20"/>
+          <w:szCs w:val="20"/>
+          <w:lang w:eastAsia="ru-RU"/>
+        </w:rPr>
+        <w:br/>
+        <w:t xml:space="preserve">     (</w:t>
+      </w:r>
+      <w:r>
+        <w:rPr>
+          <w:rFonts w:ascii="Courier New" w:eastAsia="Times New Roman" w:hAnsi="Courier New" w:cs="Courier New"/>
+          <w:color w:val="1750EB"/>
+          <w:sz w:val="20"/>
+          <w:szCs w:val="20"/>
+          <w:lang w:eastAsia="ru-RU"/>
+        </w:rPr>
+        <w:t>3</w:t>
+      </w:r>
+      <w:r>
+        <w:rPr>
+          <w:rFonts w:ascii="Courier New" w:eastAsia="Times New Roman" w:hAnsi="Courier New" w:cs="Courier New"/>
+          <w:color w:val="080808"/>
+          <w:sz w:val="20"/>
+          <w:szCs w:val="20"/>
+          <w:lang w:eastAsia="ru-RU"/>
+        </w:rPr>
+        <w:t xml:space="preserve">, </w:t>
+      </w:r>
+      <w:r>
+        <w:rPr>
+          <w:rFonts w:ascii="Courier New" w:eastAsia="Times New Roman" w:hAnsi="Courier New" w:cs="Courier New"/>
+          <w:color w:val="1750EB"/>
+          <w:sz w:val="20"/>
+          <w:szCs w:val="20"/>
+          <w:lang w:eastAsia="ru-RU"/>
+        </w:rPr>
+        <w:t>5</w:t>
+      </w:r>
+      <w:r>
+        <w:rPr>
+          <w:rFonts w:ascii="Courier New" w:eastAsia="Times New Roman" w:hAnsi="Courier New" w:cs="Courier New"/>
+          <w:color w:val="080808"/>
+          <w:sz w:val="20"/>
+          <w:szCs w:val="20"/>
+          <w:lang w:eastAsia="ru-RU"/>
+        </w:rPr>
+        <w:t xml:space="preserve">, </w:t>
+      </w:r>
+      <w:r>
+        <w:rPr>
+          <w:rFonts w:ascii="Courier New" w:eastAsia="Times New Roman" w:hAnsi="Courier New" w:cs="Courier New"/>
+          <w:color w:val="1750EB"/>
+          <w:sz w:val="20"/>
+          <w:szCs w:val="20"/>
+          <w:lang w:eastAsia="ru-RU"/>
+        </w:rPr>
+        <w:t>2</w:t>
+      </w:r>
+      <w:r>
+        <w:rPr>
+          <w:rFonts w:ascii="Courier New" w:eastAsia="Times New Roman" w:hAnsi="Courier New" w:cs="Courier New"/>
+          <w:color w:val="080808"/>
+          <w:sz w:val="20"/>
+          <w:szCs w:val="20"/>
+          <w:lang w:eastAsia="ru-RU"/>
+        </w:rPr>
+        <w:t>)]</w:t>
+      </w:r>
+      <w:r>
+        <w:rPr>
+          <w:rFonts w:ascii="Courier New" w:eastAsia="Times New Roman" w:hAnsi="Courier New" w:cs="Courier New"/>
+          <w:color w:val="080808"/>
+          <w:sz w:val="20"/>
+          <w:szCs w:val="20"/>
+          <w:lang w:eastAsia="ru-RU"/>
+        </w:rPr>
+        <w:br/>
+      </w:r>
+      <w:r>
+        <w:rPr>
+          <w:rFonts w:ascii="Courier New" w:eastAsia="Times New Roman" w:hAnsi="Courier New" w:cs="Courier New"/>
+          <w:color w:val="080808"/>
+          <w:sz w:val="20"/>
+          <w:szCs w:val="20"/>
+          <w:lang w:eastAsia="ru-RU"/>
+        </w:rPr>
+        <w:br/>
+        <w:t xml:space="preserve">n = </w:t>
+      </w:r>
+      <w:proofErr w:type="spellStart"/>
+      <w:r>
+        <w:rPr>
+          <w:rFonts w:ascii="Courier New" w:eastAsia="Times New Roman" w:hAnsi="Courier New" w:cs="Courier New"/>
+          <w:color w:val="000080"/>
+          <w:sz w:val="20"/>
+          <w:szCs w:val="20"/>
+          <w:lang w:eastAsia="ru-RU"/>
+        </w:rPr>
+        <w:t>len</w:t>
+      </w:r>
+      <w:proofErr w:type="spellEnd"/>
+      <w:r>
+        <w:rPr>
+          <w:rFonts w:ascii="Courier New" w:eastAsia="Times New Roman" w:hAnsi="Courier New" w:cs="Courier New"/>
+          <w:color w:val="080808"/>
+          <w:sz w:val="20"/>
+          <w:szCs w:val="20"/>
+          <w:lang w:eastAsia="ru-RU"/>
+        </w:rPr>
+        <w:t xml:space="preserve">(x)      </w:t>
       </w:r>
       <w:r>
         <w:rPr>
@@ -2652,7 +2646,7 @@
           <w:szCs w:val="20"/>
           <w:lang w:eastAsia="ru-RU"/>
         </w:rPr>
-        <w:t># множество Парето</w:t>
+        <w:t># число решений</w:t>
       </w:r>
       <w:r>
         <w:rPr>
@@ -2669,6 +2663,58 @@
       <w:r>
         <w:rPr>
           <w:rFonts w:ascii="Courier New" w:eastAsia="Times New Roman" w:hAnsi="Courier New" w:cs="Courier New"/>
+          <w:color w:val="080808"/>
+          <w:sz w:val="20"/>
+          <w:szCs w:val="20"/>
+          <w:lang w:eastAsia="ru-RU"/>
+        </w:rPr>
+        <w:t xml:space="preserve">m = </w:t>
+      </w:r>
+      <w:proofErr w:type="spellStart"/>
+      <w:r>
+        <w:rPr>
+          <w:rFonts w:ascii="Courier New" w:eastAsia="Times New Roman" w:hAnsi="Courier New" w:cs="Courier New"/>
+          <w:color w:val="000080"/>
+          <w:sz w:val="20"/>
+          <w:szCs w:val="20"/>
+          <w:lang w:eastAsia="ru-RU"/>
+        </w:rPr>
+        <w:t>len</w:t>
+      </w:r>
+      <w:proofErr w:type="spellEnd"/>
+      <w:r>
+        <w:rPr>
+          <w:rFonts w:ascii="Courier New" w:eastAsia="Times New Roman" w:hAnsi="Courier New" w:cs="Courier New"/>
+          <w:color w:val="080808"/>
+          <w:sz w:val="20"/>
+          <w:szCs w:val="20"/>
+          <w:lang w:eastAsia="ru-RU"/>
+        </w:rPr>
+        <w:t>(x[</w:t>
+      </w:r>
+      <w:r>
+        <w:rPr>
+          <w:rFonts w:ascii="Courier New" w:eastAsia="Times New Roman" w:hAnsi="Courier New" w:cs="Courier New"/>
+          <w:color w:val="1750EB"/>
+          <w:sz w:val="20"/>
+          <w:szCs w:val="20"/>
+          <w:lang w:eastAsia="ru-RU"/>
+        </w:rPr>
+        <w:t>0</w:t>
+      </w:r>
+      <w:r>
+        <w:rPr>
+          <w:rFonts w:ascii="Courier New" w:eastAsia="Times New Roman" w:hAnsi="Courier New" w:cs="Courier New"/>
+          <w:color w:val="080808"/>
+          <w:sz w:val="20"/>
+          <w:szCs w:val="20"/>
+          <w:lang w:eastAsia="ru-RU"/>
+        </w:rPr>
+        <w:t xml:space="preserve">])   </w:t>
+      </w:r>
+      <w:r>
+        <w:rPr>
+          <w:rFonts w:ascii="Courier New" w:eastAsia="Times New Roman" w:hAnsi="Courier New" w:cs="Courier New"/>
           <w:i/>
           <w:iCs/>
           <w:color w:val="8C8C8C"/>
@@ -2676,8 +2722,7 @@
           <w:szCs w:val="20"/>
           <w:lang w:eastAsia="ru-RU"/>
         </w:rPr>
-        <w:br/>
-        <w:t># формирование множества Парето-оптимальных решений</w:t>
+        <w:t># число частных критериев</w:t>
       </w:r>
       <w:r>
         <w:rPr>
@@ -2694,459 +2739,6 @@
       <w:r>
         <w:rPr>
           <w:rFonts w:ascii="Courier New" w:eastAsia="Times New Roman" w:hAnsi="Courier New" w:cs="Courier New"/>
-          <w:color w:val="0033B3"/>
-          <w:sz w:val="20"/>
-          <w:szCs w:val="20"/>
-          <w:lang w:eastAsia="ru-RU"/>
-        </w:rPr>
-        <w:t xml:space="preserve">for </w:t>
-      </w:r>
-      <w:r>
-        <w:rPr>
-          <w:rFonts w:ascii="Courier New" w:eastAsia="Times New Roman" w:hAnsi="Courier New" w:cs="Courier New"/>
-          <w:color w:val="080808"/>
-          <w:sz w:val="20"/>
-          <w:szCs w:val="20"/>
-          <w:lang w:eastAsia="ru-RU"/>
-        </w:rPr>
-        <w:t xml:space="preserve">j </w:t>
-      </w:r>
-      <w:r>
-        <w:rPr>
-          <w:rFonts w:ascii="Courier New" w:eastAsia="Times New Roman" w:hAnsi="Courier New" w:cs="Courier New"/>
-          <w:color w:val="0033B3"/>
-          <w:sz w:val="20"/>
-          <w:szCs w:val="20"/>
-          <w:lang w:eastAsia="ru-RU"/>
-        </w:rPr>
-        <w:t xml:space="preserve">in </w:t>
-      </w:r>
-      <w:r>
-        <w:rPr>
-          <w:rFonts w:ascii="Courier New" w:eastAsia="Times New Roman" w:hAnsi="Courier New" w:cs="Courier New"/>
-          <w:color w:val="000080"/>
-          <w:sz w:val="20"/>
-          <w:szCs w:val="20"/>
-          <w:lang w:eastAsia="ru-RU"/>
-        </w:rPr>
-        <w:t>range</w:t>
-      </w:r>
-      <w:r>
-        <w:rPr>
-          <w:rFonts w:ascii="Courier New" w:eastAsia="Times New Roman" w:hAnsi="Courier New" w:cs="Courier New"/>
-          <w:color w:val="080808"/>
-          <w:sz w:val="20"/>
-          <w:szCs w:val="20"/>
-          <w:lang w:eastAsia="ru-RU"/>
-        </w:rPr>
-        <w:t>(n):</w:t>
-      </w:r>
-      <w:r>
-        <w:rPr>
-          <w:rFonts w:ascii="Courier New" w:eastAsia="Times New Roman" w:hAnsi="Courier New" w:cs="Courier New"/>
-          <w:color w:val="080808"/>
-          <w:sz w:val="20"/>
-          <w:szCs w:val="20"/>
-          <w:lang w:eastAsia="ru-RU"/>
-        </w:rPr>
-        <w:br/>
-        <w:t xml:space="preserve">    </w:t>
-      </w:r>
-      <w:r>
-        <w:rPr>
-          <w:rFonts w:ascii="Courier New" w:eastAsia="Times New Roman" w:hAnsi="Courier New" w:cs="Courier New"/>
-          <w:color w:val="0033B3"/>
-          <w:sz w:val="20"/>
-          <w:szCs w:val="20"/>
-          <w:lang w:eastAsia="ru-RU"/>
-        </w:rPr>
-        <w:t xml:space="preserve">if </w:t>
-      </w:r>
-      <w:r>
-        <w:rPr>
-          <w:rFonts w:ascii="Courier New" w:eastAsia="Times New Roman" w:hAnsi="Courier New" w:cs="Courier New"/>
-          <w:color w:val="000080"/>
-          <w:sz w:val="20"/>
-          <w:szCs w:val="20"/>
-          <w:lang w:eastAsia="ru-RU"/>
-        </w:rPr>
-        <w:t>len</w:t>
-      </w:r>
-      <w:r>
-        <w:rPr>
-          <w:rFonts w:ascii="Courier New" w:eastAsia="Times New Roman" w:hAnsi="Courier New" w:cs="Courier New"/>
-          <w:color w:val="080808"/>
-          <w:sz w:val="20"/>
-          <w:szCs w:val="20"/>
-          <w:lang w:eastAsia="ru-RU"/>
-        </w:rPr>
-        <w:t xml:space="preserve">(P) == </w:t>
-      </w:r>
-      <w:r>
-        <w:rPr>
-          <w:rFonts w:ascii="Courier New" w:eastAsia="Times New Roman" w:hAnsi="Courier New" w:cs="Courier New"/>
-          <w:color w:val="1750EB"/>
-          <w:sz w:val="20"/>
-          <w:szCs w:val="20"/>
-          <w:lang w:eastAsia="ru-RU"/>
-        </w:rPr>
-        <w:t>0</w:t>
-      </w:r>
-      <w:r>
-        <w:rPr>
-          <w:rFonts w:ascii="Courier New" w:eastAsia="Times New Roman" w:hAnsi="Courier New" w:cs="Courier New"/>
-          <w:color w:val="080808"/>
-          <w:sz w:val="20"/>
-          <w:szCs w:val="20"/>
-          <w:lang w:eastAsia="ru-RU"/>
-        </w:rPr>
-        <w:t>:</w:t>
-      </w:r>
-      <w:r>
-        <w:rPr>
-          <w:rFonts w:ascii="Courier New" w:eastAsia="Times New Roman" w:hAnsi="Courier New" w:cs="Courier New"/>
-          <w:color w:val="080808"/>
-          <w:sz w:val="20"/>
-          <w:szCs w:val="20"/>
-          <w:lang w:eastAsia="ru-RU"/>
-        </w:rPr>
-        <w:br/>
-        <w:t xml:space="preserve">        P.append(j)</w:t>
-      </w:r>
-      <w:r>
-        <w:rPr>
-          <w:rFonts w:ascii="Courier New" w:eastAsia="Times New Roman" w:hAnsi="Courier New" w:cs="Courier New"/>
-          <w:color w:val="080808"/>
-          <w:sz w:val="20"/>
-          <w:szCs w:val="20"/>
-          <w:lang w:eastAsia="ru-RU"/>
-        </w:rPr>
-        <w:br/>
-        <w:t xml:space="preserve">        </w:t>
-      </w:r>
-      <w:r>
-        <w:rPr>
-          <w:rFonts w:ascii="Courier New" w:eastAsia="Times New Roman" w:hAnsi="Courier New" w:cs="Courier New"/>
-          <w:color w:val="0033B3"/>
-          <w:sz w:val="20"/>
-          <w:szCs w:val="20"/>
-          <w:lang w:eastAsia="ru-RU"/>
-        </w:rPr>
-        <w:t>continue</w:t>
-      </w:r>
-      <w:r>
-        <w:rPr>
-          <w:rFonts w:ascii="Courier New" w:eastAsia="Times New Roman" w:hAnsi="Courier New" w:cs="Courier New"/>
-          <w:color w:val="0033B3"/>
-          <w:sz w:val="20"/>
-          <w:szCs w:val="20"/>
-          <w:lang w:eastAsia="ru-RU"/>
-        </w:rPr>
-        <w:br/>
-      </w:r>
-      <w:r>
-        <w:rPr>
-          <w:rFonts w:ascii="Courier New" w:eastAsia="Times New Roman" w:hAnsi="Courier New" w:cs="Courier New"/>
-          <w:color w:val="0033B3"/>
-          <w:sz w:val="20"/>
-          <w:szCs w:val="20"/>
-          <w:lang w:eastAsia="ru-RU"/>
-        </w:rPr>
-        <w:br/>
-        <w:t xml:space="preserve">    </w:t>
-      </w:r>
-      <w:r>
-        <w:rPr>
-          <w:rFonts w:ascii="Courier New" w:eastAsia="Times New Roman" w:hAnsi="Courier New" w:cs="Courier New"/>
-          <w:color w:val="080808"/>
-          <w:sz w:val="20"/>
-          <w:szCs w:val="20"/>
-          <w:lang w:eastAsia="ru-RU"/>
-        </w:rPr>
-        <w:t>on_delete = []</w:t>
-      </w:r>
-      <w:r>
-        <w:rPr>
-          <w:rFonts w:ascii="Courier New" w:eastAsia="Times New Roman" w:hAnsi="Courier New" w:cs="Courier New"/>
-          <w:color w:val="080808"/>
-          <w:sz w:val="20"/>
-          <w:szCs w:val="20"/>
-          <w:lang w:eastAsia="ru-RU"/>
-        </w:rPr>
-        <w:br/>
-      </w:r>
-      <w:r>
-        <w:rPr>
-          <w:rFonts w:ascii="Courier New" w:eastAsia="Times New Roman" w:hAnsi="Courier New" w:cs="Courier New"/>
-          <w:color w:val="080808"/>
-          <w:sz w:val="20"/>
-          <w:szCs w:val="20"/>
-          <w:lang w:eastAsia="ru-RU"/>
-        </w:rPr>
-        <w:br/>
-        <w:t xml:space="preserve">    </w:t>
-      </w:r>
-      <w:r>
-        <w:rPr>
-          <w:rFonts w:ascii="Courier New" w:eastAsia="Times New Roman" w:hAnsi="Courier New" w:cs="Courier New"/>
-          <w:color w:val="0033B3"/>
-          <w:sz w:val="20"/>
-          <w:szCs w:val="20"/>
-          <w:lang w:eastAsia="ru-RU"/>
-        </w:rPr>
-        <w:t xml:space="preserve">for </w:t>
-      </w:r>
-      <w:r>
-        <w:rPr>
-          <w:rFonts w:ascii="Courier New" w:eastAsia="Times New Roman" w:hAnsi="Courier New" w:cs="Courier New"/>
-          <w:color w:val="080808"/>
-          <w:sz w:val="20"/>
-          <w:szCs w:val="20"/>
-          <w:lang w:eastAsia="ru-RU"/>
-        </w:rPr>
-        <w:t xml:space="preserve">i </w:t>
-      </w:r>
-      <w:r>
-        <w:rPr>
-          <w:rFonts w:ascii="Courier New" w:eastAsia="Times New Roman" w:hAnsi="Courier New" w:cs="Courier New"/>
-          <w:color w:val="0033B3"/>
-          <w:sz w:val="20"/>
-          <w:szCs w:val="20"/>
-          <w:lang w:eastAsia="ru-RU"/>
-        </w:rPr>
-        <w:t xml:space="preserve">in </w:t>
-      </w:r>
-      <w:r>
-        <w:rPr>
-          <w:rFonts w:ascii="Courier New" w:eastAsia="Times New Roman" w:hAnsi="Courier New" w:cs="Courier New"/>
-          <w:color w:val="080808"/>
-          <w:sz w:val="20"/>
-          <w:szCs w:val="20"/>
-          <w:lang w:eastAsia="ru-RU"/>
-        </w:rPr>
-        <w:t>P:</w:t>
-      </w:r>
-      <w:r>
-        <w:rPr>
-          <w:rFonts w:ascii="Courier New" w:eastAsia="Times New Roman" w:hAnsi="Courier New" w:cs="Courier New"/>
-          <w:color w:val="080808"/>
-          <w:sz w:val="20"/>
-          <w:szCs w:val="20"/>
-          <w:lang w:eastAsia="ru-RU"/>
-        </w:rPr>
-        <w:br/>
-        <w:t xml:space="preserve">        </w:t>
-      </w:r>
-      <w:r>
-        <w:rPr>
-          <w:rFonts w:ascii="Courier New" w:eastAsia="Times New Roman" w:hAnsi="Courier New" w:cs="Courier New"/>
-          <w:color w:val="0033B3"/>
-          <w:sz w:val="20"/>
-          <w:szCs w:val="20"/>
-          <w:lang w:eastAsia="ru-RU"/>
-        </w:rPr>
-        <w:t xml:space="preserve">if </w:t>
-      </w:r>
-      <w:r>
-        <w:rPr>
-          <w:rFonts w:ascii="Courier New" w:eastAsia="Times New Roman" w:hAnsi="Courier New" w:cs="Courier New"/>
-          <w:color w:val="080808"/>
-          <w:sz w:val="20"/>
-          <w:szCs w:val="20"/>
-          <w:lang w:eastAsia="ru-RU"/>
-        </w:rPr>
-        <w:t>is_preferable(x[i], x[j]):</w:t>
-      </w:r>
-      <w:r>
-        <w:rPr>
-          <w:rFonts w:ascii="Courier New" w:eastAsia="Times New Roman" w:hAnsi="Courier New" w:cs="Courier New"/>
-          <w:color w:val="080808"/>
-          <w:sz w:val="20"/>
-          <w:szCs w:val="20"/>
-          <w:lang w:eastAsia="ru-RU"/>
-        </w:rPr>
-        <w:br/>
-        <w:t xml:space="preserve">            </w:t>
-      </w:r>
-      <w:r>
-        <w:rPr>
-          <w:rFonts w:ascii="Courier New" w:eastAsia="Times New Roman" w:hAnsi="Courier New" w:cs="Courier New"/>
-          <w:color w:val="0033B3"/>
-          <w:sz w:val="20"/>
-          <w:szCs w:val="20"/>
-          <w:lang w:eastAsia="ru-RU"/>
-        </w:rPr>
-        <w:t>break</w:t>
-      </w:r>
-      <w:r>
-        <w:rPr>
-          <w:rFonts w:ascii="Courier New" w:eastAsia="Times New Roman" w:hAnsi="Courier New" w:cs="Courier New"/>
-          <w:color w:val="0033B3"/>
-          <w:sz w:val="20"/>
-          <w:szCs w:val="20"/>
-          <w:lang w:eastAsia="ru-RU"/>
-        </w:rPr>
-        <w:br/>
-      </w:r>
-      <w:r>
-        <w:rPr>
-          <w:rFonts w:ascii="Courier New" w:eastAsia="Times New Roman" w:hAnsi="Courier New" w:cs="Courier New"/>
-          <w:color w:val="0033B3"/>
-          <w:sz w:val="20"/>
-          <w:szCs w:val="20"/>
-          <w:lang w:eastAsia="ru-RU"/>
-        </w:rPr>
-        <w:br/>
-        <w:t xml:space="preserve">        if </w:t>
-      </w:r>
-      <w:r>
-        <w:rPr>
-          <w:rFonts w:ascii="Courier New" w:eastAsia="Times New Roman" w:hAnsi="Courier New" w:cs="Courier New"/>
-          <w:color w:val="080808"/>
-          <w:sz w:val="20"/>
-          <w:szCs w:val="20"/>
-          <w:lang w:eastAsia="ru-RU"/>
-        </w:rPr>
-        <w:t>is_preferable(x[j], x[i]):</w:t>
-      </w:r>
-      <w:r>
-        <w:rPr>
-          <w:rFonts w:ascii="Courier New" w:eastAsia="Times New Roman" w:hAnsi="Courier New" w:cs="Courier New"/>
-          <w:color w:val="080808"/>
-          <w:sz w:val="20"/>
-          <w:szCs w:val="20"/>
-          <w:lang w:eastAsia="ru-RU"/>
-        </w:rPr>
-        <w:br/>
-        <w:t xml:space="preserve">            on_delete += [i]</w:t>
-      </w:r>
-      <w:r>
-        <w:rPr>
-          <w:rFonts w:ascii="Courier New" w:eastAsia="Times New Roman" w:hAnsi="Courier New" w:cs="Courier New"/>
-          <w:color w:val="080808"/>
-          <w:sz w:val="20"/>
-          <w:szCs w:val="20"/>
-          <w:lang w:eastAsia="ru-RU"/>
-        </w:rPr>
-        <w:br/>
-        <w:t xml:space="preserve">    </w:t>
-      </w:r>
-      <w:r>
-        <w:rPr>
-          <w:rFonts w:ascii="Courier New" w:eastAsia="Times New Roman" w:hAnsi="Courier New" w:cs="Courier New"/>
-          <w:color w:val="0033B3"/>
-          <w:sz w:val="20"/>
-          <w:szCs w:val="20"/>
-          <w:lang w:eastAsia="ru-RU"/>
-        </w:rPr>
-        <w:t>else</w:t>
-      </w:r>
-      <w:r>
-        <w:rPr>
-          <w:rFonts w:ascii="Courier New" w:eastAsia="Times New Roman" w:hAnsi="Courier New" w:cs="Courier New"/>
-          <w:color w:val="080808"/>
-          <w:sz w:val="20"/>
-          <w:szCs w:val="20"/>
-          <w:lang w:eastAsia="ru-RU"/>
-        </w:rPr>
-        <w:t>:</w:t>
-      </w:r>
-      <w:r>
-        <w:rPr>
-          <w:rFonts w:ascii="Courier New" w:eastAsia="Times New Roman" w:hAnsi="Courier New" w:cs="Courier New"/>
-          <w:color w:val="080808"/>
-          <w:sz w:val="20"/>
-          <w:szCs w:val="20"/>
-          <w:lang w:eastAsia="ru-RU"/>
-        </w:rPr>
-        <w:br/>
-        <w:t xml:space="preserve">        P.append(j)</w:t>
-      </w:r>
-      <w:r>
-        <w:rPr>
-          <w:rFonts w:ascii="Courier New" w:eastAsia="Times New Roman" w:hAnsi="Courier New" w:cs="Courier New"/>
-          <w:color w:val="080808"/>
-          <w:sz w:val="20"/>
-          <w:szCs w:val="20"/>
-          <w:lang w:eastAsia="ru-RU"/>
-        </w:rPr>
-        <w:br/>
-        <w:t xml:space="preserve">        </w:t>
-      </w:r>
-      <w:r>
-        <w:rPr>
-          <w:rFonts w:ascii="Courier New" w:eastAsia="Times New Roman" w:hAnsi="Courier New" w:cs="Courier New"/>
-          <w:color w:val="0033B3"/>
-          <w:sz w:val="20"/>
-          <w:szCs w:val="20"/>
-          <w:lang w:eastAsia="ru-RU"/>
-        </w:rPr>
-        <w:t xml:space="preserve">for </w:t>
-      </w:r>
-      <w:r>
-        <w:rPr>
-          <w:rFonts w:ascii="Courier New" w:eastAsia="Times New Roman" w:hAnsi="Courier New" w:cs="Courier New"/>
-          <w:color w:val="080808"/>
-          <w:sz w:val="20"/>
-          <w:szCs w:val="20"/>
-          <w:lang w:eastAsia="ru-RU"/>
-        </w:rPr>
-        <w:t xml:space="preserve">index </w:t>
-      </w:r>
-      <w:r>
-        <w:rPr>
-          <w:rFonts w:ascii="Courier New" w:eastAsia="Times New Roman" w:hAnsi="Courier New" w:cs="Courier New"/>
-          <w:color w:val="0033B3"/>
-          <w:sz w:val="20"/>
-          <w:szCs w:val="20"/>
-          <w:lang w:eastAsia="ru-RU"/>
-        </w:rPr>
-        <w:t xml:space="preserve">in </w:t>
-      </w:r>
-      <w:r>
-        <w:rPr>
-          <w:rFonts w:ascii="Courier New" w:eastAsia="Times New Roman" w:hAnsi="Courier New" w:cs="Courier New"/>
-          <w:color w:val="080808"/>
-          <w:sz w:val="20"/>
-          <w:szCs w:val="20"/>
-          <w:lang w:eastAsia="ru-RU"/>
-        </w:rPr>
-        <w:t>on_delete:</w:t>
-      </w:r>
-      <w:r>
-        <w:rPr>
-          <w:rFonts w:ascii="Courier New" w:eastAsia="Times New Roman" w:hAnsi="Courier New" w:cs="Courier New"/>
-          <w:color w:val="080808"/>
-          <w:sz w:val="20"/>
-          <w:szCs w:val="20"/>
-          <w:lang w:eastAsia="ru-RU"/>
-        </w:rPr>
-        <w:br/>
-        <w:t xml:space="preserve">            P.remove(index)</w:t>
-      </w:r>
-      <w:r>
-        <w:rPr>
-          <w:rFonts w:ascii="Courier New" w:eastAsia="Times New Roman" w:hAnsi="Courier New" w:cs="Courier New"/>
-          <w:color w:val="080808"/>
-          <w:sz w:val="20"/>
-          <w:szCs w:val="20"/>
-          <w:lang w:eastAsia="ru-RU"/>
-        </w:rPr>
-        <w:br/>
-      </w:r>
-      <w:r>
-        <w:rPr>
-          <w:rFonts w:ascii="Courier New" w:eastAsia="Times New Roman" w:hAnsi="Courier New" w:cs="Courier New"/>
-          <w:color w:val="080808"/>
-          <w:sz w:val="20"/>
-          <w:szCs w:val="20"/>
-          <w:lang w:eastAsia="ru-RU"/>
-        </w:rPr>
-        <w:br/>
-      </w:r>
-      <w:r>
-        <w:rPr>
-          <w:rFonts w:ascii="Courier New" w:eastAsia="Times New Roman" w:hAnsi="Courier New" w:cs="Courier New"/>
           <w:i/>
           <w:iCs/>
           <w:color w:val="8C8C8C"/>
@@ -3154,7 +2746,8 @@
           <w:szCs w:val="20"/>
           <w:lang w:eastAsia="ru-RU"/>
         </w:rPr>
-        <w:t># точка утопии</w:t>
+        <w:br/>
+        <w:t># векторный критерий</w:t>
       </w:r>
       <w:r>
         <w:rPr>
@@ -3176,7 +2769,159 @@
           <w:szCs w:val="20"/>
           <w:lang w:eastAsia="ru-RU"/>
         </w:rPr>
-        <w:t>f_max = []</w:t>
+        <w:t xml:space="preserve">f = [[x[i][j] </w:t>
+      </w:r>
+      <w:proofErr w:type="spellStart"/>
+      <w:r>
+        <w:rPr>
+          <w:rFonts w:ascii="Courier New" w:eastAsia="Times New Roman" w:hAnsi="Courier New" w:cs="Courier New"/>
+          <w:color w:val="0033B3"/>
+          <w:sz w:val="20"/>
+          <w:szCs w:val="20"/>
+          <w:lang w:eastAsia="ru-RU"/>
+        </w:rPr>
+        <w:t>for</w:t>
+      </w:r>
+      <w:proofErr w:type="spellEnd"/>
+      <w:r>
+        <w:rPr>
+          <w:rFonts w:ascii="Courier New" w:eastAsia="Times New Roman" w:hAnsi="Courier New" w:cs="Courier New"/>
+          <w:color w:val="0033B3"/>
+          <w:sz w:val="20"/>
+          <w:szCs w:val="20"/>
+          <w:lang w:eastAsia="ru-RU"/>
+        </w:rPr>
+        <w:t xml:space="preserve"> </w:t>
+      </w:r>
+      <w:r>
+        <w:rPr>
+          <w:rFonts w:ascii="Courier New" w:eastAsia="Times New Roman" w:hAnsi="Courier New" w:cs="Courier New"/>
+          <w:color w:val="080808"/>
+          <w:sz w:val="20"/>
+          <w:szCs w:val="20"/>
+          <w:lang w:eastAsia="ru-RU"/>
+        </w:rPr>
+        <w:t xml:space="preserve">i </w:t>
+      </w:r>
+      <w:proofErr w:type="spellStart"/>
+      <w:r>
+        <w:rPr>
+          <w:rFonts w:ascii="Courier New" w:eastAsia="Times New Roman" w:hAnsi="Courier New" w:cs="Courier New"/>
+          <w:color w:val="0033B3"/>
+          <w:sz w:val="20"/>
+          <w:szCs w:val="20"/>
+          <w:lang w:eastAsia="ru-RU"/>
+        </w:rPr>
+        <w:t>in</w:t>
+      </w:r>
+      <w:proofErr w:type="spellEnd"/>
+      <w:r>
+        <w:rPr>
+          <w:rFonts w:ascii="Courier New" w:eastAsia="Times New Roman" w:hAnsi="Courier New" w:cs="Courier New"/>
+          <w:color w:val="0033B3"/>
+          <w:sz w:val="20"/>
+          <w:szCs w:val="20"/>
+          <w:lang w:eastAsia="ru-RU"/>
+        </w:rPr>
+        <w:t xml:space="preserve"> </w:t>
+      </w:r>
+      <w:proofErr w:type="spellStart"/>
+      <w:r>
+        <w:rPr>
+          <w:rFonts w:ascii="Courier New" w:eastAsia="Times New Roman" w:hAnsi="Courier New" w:cs="Courier New"/>
+          <w:color w:val="000080"/>
+          <w:sz w:val="20"/>
+          <w:szCs w:val="20"/>
+          <w:lang w:eastAsia="ru-RU"/>
+        </w:rPr>
+        <w:t>range</w:t>
+      </w:r>
+      <w:proofErr w:type="spellEnd"/>
+      <w:r>
+        <w:rPr>
+          <w:rFonts w:ascii="Courier New" w:eastAsia="Times New Roman" w:hAnsi="Courier New" w:cs="Courier New"/>
+          <w:color w:val="080808"/>
+          <w:sz w:val="20"/>
+          <w:szCs w:val="20"/>
+          <w:lang w:eastAsia="ru-RU"/>
+        </w:rPr>
+        <w:t xml:space="preserve">(n)] </w:t>
+      </w:r>
+      <w:proofErr w:type="spellStart"/>
+      <w:r>
+        <w:rPr>
+          <w:rFonts w:ascii="Courier New" w:eastAsia="Times New Roman" w:hAnsi="Courier New" w:cs="Courier New"/>
+          <w:color w:val="0033B3"/>
+          <w:sz w:val="20"/>
+          <w:szCs w:val="20"/>
+          <w:lang w:eastAsia="ru-RU"/>
+        </w:rPr>
+        <w:t>for</w:t>
+      </w:r>
+      <w:proofErr w:type="spellEnd"/>
+      <w:r>
+        <w:rPr>
+          <w:rFonts w:ascii="Courier New" w:eastAsia="Times New Roman" w:hAnsi="Courier New" w:cs="Courier New"/>
+          <w:color w:val="0033B3"/>
+          <w:sz w:val="20"/>
+          <w:szCs w:val="20"/>
+          <w:lang w:eastAsia="ru-RU"/>
+        </w:rPr>
+        <w:t xml:space="preserve"> </w:t>
+      </w:r>
+      <w:r>
+        <w:rPr>
+          <w:rFonts w:ascii="Courier New" w:eastAsia="Times New Roman" w:hAnsi="Courier New" w:cs="Courier New"/>
+          <w:color w:val="080808"/>
+          <w:sz w:val="20"/>
+          <w:szCs w:val="20"/>
+          <w:lang w:eastAsia="ru-RU"/>
+        </w:rPr>
+        <w:t xml:space="preserve">j </w:t>
+      </w:r>
+      <w:proofErr w:type="spellStart"/>
+      <w:r>
+        <w:rPr>
+          <w:rFonts w:ascii="Courier New" w:eastAsia="Times New Roman" w:hAnsi="Courier New" w:cs="Courier New"/>
+          <w:color w:val="0033B3"/>
+          <w:sz w:val="20"/>
+          <w:szCs w:val="20"/>
+          <w:lang w:eastAsia="ru-RU"/>
+        </w:rPr>
+        <w:t>in</w:t>
+      </w:r>
+      <w:proofErr w:type="spellEnd"/>
+      <w:r>
+        <w:rPr>
+          <w:rFonts w:ascii="Courier New" w:eastAsia="Times New Roman" w:hAnsi="Courier New" w:cs="Courier New"/>
+          <w:color w:val="0033B3"/>
+          <w:sz w:val="20"/>
+          <w:szCs w:val="20"/>
+          <w:lang w:eastAsia="ru-RU"/>
+        </w:rPr>
+        <w:t xml:space="preserve"> </w:t>
+      </w:r>
+      <w:proofErr w:type="spellStart"/>
+      <w:r>
+        <w:rPr>
+          <w:rFonts w:ascii="Courier New" w:eastAsia="Times New Roman" w:hAnsi="Courier New" w:cs="Courier New"/>
+          <w:color w:val="000080"/>
+          <w:sz w:val="20"/>
+          <w:szCs w:val="20"/>
+          <w:lang w:eastAsia="ru-RU"/>
+        </w:rPr>
+        <w:t>range</w:t>
+      </w:r>
+      <w:proofErr w:type="spellEnd"/>
+      <w:r>
+        <w:rPr>
+          <w:rFonts w:ascii="Courier New" w:eastAsia="Times New Roman" w:hAnsi="Courier New" w:cs="Courier New"/>
+          <w:color w:val="080808"/>
+          <w:sz w:val="20"/>
+          <w:szCs w:val="20"/>
+          <w:lang w:eastAsia="ru-RU"/>
+        </w:rPr>
+        <w:t>(m)]</w:t>
       </w:r>
       <w:r>
         <w:rPr>
@@ -3191,104 +2936,13 @@
       <w:r>
         <w:rPr>
           <w:rFonts w:ascii="Courier New" w:eastAsia="Times New Roman" w:hAnsi="Courier New" w:cs="Courier New"/>
-          <w:color w:val="0033B3"/>
-          <w:sz w:val="20"/>
-          <w:szCs w:val="20"/>
-          <w:lang w:eastAsia="ru-RU"/>
-        </w:rPr>
-        <w:t xml:space="preserve">for </w:t>
-      </w:r>
-      <w:r>
-        <w:rPr>
-          <w:rFonts w:ascii="Courier New" w:eastAsia="Times New Roman" w:hAnsi="Courier New" w:cs="Courier New"/>
-          <w:color w:val="080808"/>
-          <w:sz w:val="20"/>
-          <w:szCs w:val="20"/>
-          <w:lang w:eastAsia="ru-RU"/>
-        </w:rPr>
-        <w:t xml:space="preserve">i </w:t>
-      </w:r>
-      <w:r>
-        <w:rPr>
-          <w:rFonts w:ascii="Courier New" w:eastAsia="Times New Roman" w:hAnsi="Courier New" w:cs="Courier New"/>
-          <w:color w:val="0033B3"/>
-          <w:sz w:val="20"/>
-          <w:szCs w:val="20"/>
-          <w:lang w:eastAsia="ru-RU"/>
-        </w:rPr>
-        <w:t xml:space="preserve">in </w:t>
-      </w:r>
-      <w:r>
-        <w:rPr>
-          <w:rFonts w:ascii="Courier New" w:eastAsia="Times New Roman" w:hAnsi="Courier New" w:cs="Courier New"/>
-          <w:color w:val="000080"/>
-          <w:sz w:val="20"/>
-          <w:szCs w:val="20"/>
-          <w:lang w:eastAsia="ru-RU"/>
-        </w:rPr>
-        <w:t>range</w:t>
-      </w:r>
-      <w:r>
-        <w:rPr>
-          <w:rFonts w:ascii="Courier New" w:eastAsia="Times New Roman" w:hAnsi="Courier New" w:cs="Courier New"/>
-          <w:color w:val="080808"/>
-          <w:sz w:val="20"/>
-          <w:szCs w:val="20"/>
-          <w:lang w:eastAsia="ru-RU"/>
-        </w:rPr>
-        <w:t>(m):</w:t>
-      </w:r>
-      <w:r>
-        <w:rPr>
-          <w:rFonts w:ascii="Courier New" w:eastAsia="Times New Roman" w:hAnsi="Courier New" w:cs="Courier New"/>
           <w:color w:val="080808"/>
           <w:sz w:val="20"/>
           <w:szCs w:val="20"/>
           <w:lang w:eastAsia="ru-RU"/>
         </w:rPr>
         <w:br/>
-        <w:t xml:space="preserve">    f_max.append(</w:t>
-      </w:r>
-      <w:r>
-        <w:rPr>
-          <w:rFonts w:ascii="Courier New" w:eastAsia="Times New Roman" w:hAnsi="Courier New" w:cs="Courier New"/>
-          <w:color w:val="000080"/>
-          <w:sz w:val="20"/>
-          <w:szCs w:val="20"/>
-          <w:lang w:eastAsia="ru-RU"/>
-        </w:rPr>
-        <w:t>max</w:t>
-      </w:r>
-      <w:r>
-        <w:rPr>
-          <w:rFonts w:ascii="Courier New" w:eastAsia="Times New Roman" w:hAnsi="Courier New" w:cs="Courier New"/>
-          <w:color w:val="080808"/>
-          <w:sz w:val="20"/>
-          <w:szCs w:val="20"/>
-          <w:lang w:eastAsia="ru-RU"/>
-        </w:rPr>
-        <w:t>(f[i]))</w:t>
-      </w:r>
-      <w:r>
-        <w:rPr>
-          <w:rFonts w:ascii="Courier New" w:eastAsia="Times New Roman" w:hAnsi="Courier New" w:cs="Courier New"/>
-          <w:color w:val="080808"/>
-          <w:sz w:val="20"/>
-          <w:szCs w:val="20"/>
-          <w:lang w:eastAsia="ru-RU"/>
-        </w:rPr>
-        <w:br/>
-      </w:r>
-      <w:r>
-        <w:rPr>
-          <w:rFonts w:ascii="Courier New" w:eastAsia="Times New Roman" w:hAnsi="Courier New" w:cs="Courier New"/>
-          <w:color w:val="080808"/>
-          <w:sz w:val="20"/>
-          <w:szCs w:val="20"/>
-          <w:lang w:eastAsia="ru-RU"/>
-        </w:rPr>
-        <w:lastRenderedPageBreak/>
-        <w:br/>
+        <w:t xml:space="preserve">y = []  </w:t>
       </w:r>
       <w:r>
         <w:rPr>
@@ -3300,7 +2954,7 @@
           <w:szCs w:val="20"/>
           <w:lang w:eastAsia="ru-RU"/>
         </w:rPr>
-        <w:t># метрики от Парето-оптимальных решений до точки утопии</w:t>
+        <w:t># значения векторного критерия</w:t>
       </w:r>
       <w:r>
         <w:rPr>
@@ -3322,211 +2976,7 @@
           <w:szCs w:val="20"/>
           <w:lang w:eastAsia="ru-RU"/>
         </w:rPr>
-        <w:t>R = {}</w:t>
-      </w:r>
-      <w:r>
-        <w:rPr>
-          <w:rFonts w:ascii="Courier New" w:eastAsia="Times New Roman" w:hAnsi="Courier New" w:cs="Courier New"/>
-          <w:color w:val="080808"/>
-          <w:sz w:val="20"/>
-          <w:szCs w:val="20"/>
-          <w:lang w:eastAsia="ru-RU"/>
-        </w:rPr>
-        <w:br/>
-      </w:r>
-      <w:r>
-        <w:rPr>
-          <w:rFonts w:ascii="Courier New" w:eastAsia="Times New Roman" w:hAnsi="Courier New" w:cs="Courier New"/>
-          <w:color w:val="0033B3"/>
-          <w:sz w:val="20"/>
-          <w:szCs w:val="20"/>
-          <w:lang w:eastAsia="ru-RU"/>
-        </w:rPr>
-        <w:t xml:space="preserve">for </w:t>
-      </w:r>
-      <w:r>
-        <w:rPr>
-          <w:rFonts w:ascii="Courier New" w:eastAsia="Times New Roman" w:hAnsi="Courier New" w:cs="Courier New"/>
-          <w:color w:val="080808"/>
-          <w:sz w:val="20"/>
-          <w:szCs w:val="20"/>
-          <w:lang w:eastAsia="ru-RU"/>
-        </w:rPr>
-        <w:t xml:space="preserve">i </w:t>
-      </w:r>
-      <w:r>
-        <w:rPr>
-          <w:rFonts w:ascii="Courier New" w:eastAsia="Times New Roman" w:hAnsi="Courier New" w:cs="Courier New"/>
-          <w:color w:val="0033B3"/>
-          <w:sz w:val="20"/>
-          <w:szCs w:val="20"/>
-          <w:lang w:eastAsia="ru-RU"/>
-        </w:rPr>
-        <w:t xml:space="preserve">in </w:t>
-      </w:r>
-      <w:r>
-        <w:rPr>
-          <w:rFonts w:ascii="Courier New" w:eastAsia="Times New Roman" w:hAnsi="Courier New" w:cs="Courier New"/>
-          <w:color w:val="080808"/>
-          <w:sz w:val="20"/>
-          <w:szCs w:val="20"/>
-          <w:lang w:eastAsia="ru-RU"/>
-        </w:rPr>
-        <w:t>P:</w:t>
-      </w:r>
-      <w:r>
-        <w:rPr>
-          <w:rFonts w:ascii="Courier New" w:eastAsia="Times New Roman" w:hAnsi="Courier New" w:cs="Courier New"/>
-          <w:color w:val="080808"/>
-          <w:sz w:val="20"/>
-          <w:szCs w:val="20"/>
-          <w:lang w:eastAsia="ru-RU"/>
-        </w:rPr>
-        <w:br/>
-        <w:t xml:space="preserve">    metric = </w:t>
-      </w:r>
-      <w:r>
-        <w:rPr>
-          <w:rFonts w:ascii="Courier New" w:eastAsia="Times New Roman" w:hAnsi="Courier New" w:cs="Courier New"/>
-          <w:color w:val="1750EB"/>
-          <w:sz w:val="20"/>
-          <w:szCs w:val="20"/>
-          <w:lang w:eastAsia="ru-RU"/>
-        </w:rPr>
-        <w:t>0</w:t>
-      </w:r>
-      <w:r>
-        <w:rPr>
-          <w:rFonts w:ascii="Courier New" w:eastAsia="Times New Roman" w:hAnsi="Courier New" w:cs="Courier New"/>
-          <w:color w:val="1750EB"/>
-          <w:sz w:val="20"/>
-          <w:szCs w:val="20"/>
-          <w:lang w:eastAsia="ru-RU"/>
-        </w:rPr>
-        <w:br/>
-        <w:t xml:space="preserve">    </w:t>
-      </w:r>
-      <w:r>
-        <w:rPr>
-          <w:rFonts w:ascii="Courier New" w:eastAsia="Times New Roman" w:hAnsi="Courier New" w:cs="Courier New"/>
-          <w:color w:val="0033B3"/>
-          <w:sz w:val="20"/>
-          <w:szCs w:val="20"/>
-          <w:lang w:eastAsia="ru-RU"/>
-        </w:rPr>
-        <w:t xml:space="preserve">for </w:t>
-      </w:r>
-      <w:r>
-        <w:rPr>
-          <w:rFonts w:ascii="Courier New" w:eastAsia="Times New Roman" w:hAnsi="Courier New" w:cs="Courier New"/>
-          <w:color w:val="080808"/>
-          <w:sz w:val="20"/>
-          <w:szCs w:val="20"/>
-          <w:lang w:eastAsia="ru-RU"/>
-        </w:rPr>
-        <w:t xml:space="preserve">j </w:t>
-      </w:r>
-      <w:r>
-        <w:rPr>
-          <w:rFonts w:ascii="Courier New" w:eastAsia="Times New Roman" w:hAnsi="Courier New" w:cs="Courier New"/>
-          <w:color w:val="0033B3"/>
-          <w:sz w:val="20"/>
-          <w:szCs w:val="20"/>
-          <w:lang w:eastAsia="ru-RU"/>
-        </w:rPr>
-        <w:t xml:space="preserve">in </w:t>
-      </w:r>
-      <w:r>
-        <w:rPr>
-          <w:rFonts w:ascii="Courier New" w:eastAsia="Times New Roman" w:hAnsi="Courier New" w:cs="Courier New"/>
-          <w:color w:val="000080"/>
-          <w:sz w:val="20"/>
-          <w:szCs w:val="20"/>
-          <w:lang w:eastAsia="ru-RU"/>
-        </w:rPr>
-        <w:t>range</w:t>
-      </w:r>
-      <w:r>
-        <w:rPr>
-          <w:rFonts w:ascii="Courier New" w:eastAsia="Times New Roman" w:hAnsi="Courier New" w:cs="Courier New"/>
-          <w:color w:val="080808"/>
-          <w:sz w:val="20"/>
-          <w:szCs w:val="20"/>
-          <w:lang w:eastAsia="ru-RU"/>
-        </w:rPr>
-        <w:t>(m):</w:t>
-      </w:r>
-      <w:r>
-        <w:rPr>
-          <w:rFonts w:ascii="Courier New" w:eastAsia="Times New Roman" w:hAnsi="Courier New" w:cs="Courier New"/>
-          <w:color w:val="080808"/>
-          <w:sz w:val="20"/>
-          <w:szCs w:val="20"/>
-          <w:lang w:eastAsia="ru-RU"/>
-        </w:rPr>
-        <w:br/>
-        <w:t xml:space="preserve">        metric += (f_max[j] - x[i][j]) ** </w:t>
-      </w:r>
-      <w:r>
-        <w:rPr>
-          <w:rFonts w:ascii="Courier New" w:eastAsia="Times New Roman" w:hAnsi="Courier New" w:cs="Courier New"/>
-          <w:color w:val="1750EB"/>
-          <w:sz w:val="20"/>
-          <w:szCs w:val="20"/>
-          <w:lang w:eastAsia="ru-RU"/>
-        </w:rPr>
-        <w:t>2</w:t>
-      </w:r>
-      <w:r>
-        <w:rPr>
-          <w:rFonts w:ascii="Courier New" w:eastAsia="Times New Roman" w:hAnsi="Courier New" w:cs="Courier New"/>
-          <w:color w:val="1750EB"/>
-          <w:sz w:val="20"/>
-          <w:szCs w:val="20"/>
-          <w:lang w:eastAsia="ru-RU"/>
-        </w:rPr>
-        <w:br/>
-      </w:r>
-      <w:r>
-        <w:rPr>
-          <w:rFonts w:ascii="Courier New" w:eastAsia="Times New Roman" w:hAnsi="Courier New" w:cs="Courier New"/>
-          <w:color w:val="1750EB"/>
-          <w:sz w:val="20"/>
-          <w:szCs w:val="20"/>
-          <w:lang w:eastAsia="ru-RU"/>
-        </w:rPr>
-        <w:br/>
-        <w:t xml:space="preserve">    </w:t>
-      </w:r>
-      <w:r>
-        <w:rPr>
-          <w:rFonts w:ascii="Courier New" w:eastAsia="Times New Roman" w:hAnsi="Courier New" w:cs="Courier New"/>
-          <w:color w:val="080808"/>
-          <w:sz w:val="20"/>
-          <w:szCs w:val="20"/>
-          <w:lang w:eastAsia="ru-RU"/>
-        </w:rPr>
-        <w:t>R[i] = sqrt(metric)</w:t>
-      </w:r>
-      <w:r>
-        <w:rPr>
-          <w:rFonts w:ascii="Courier New" w:eastAsia="Times New Roman" w:hAnsi="Courier New" w:cs="Courier New"/>
-          <w:color w:val="080808"/>
-          <w:sz w:val="20"/>
-          <w:szCs w:val="20"/>
-          <w:lang w:eastAsia="ru-RU"/>
-        </w:rPr>
-        <w:br/>
-      </w:r>
-      <w:r>
-        <w:rPr>
-          <w:rFonts w:ascii="Courier New" w:eastAsia="Times New Roman" w:hAnsi="Courier New" w:cs="Courier New"/>
-          <w:color w:val="080808"/>
-          <w:sz w:val="20"/>
-          <w:szCs w:val="20"/>
-          <w:lang w:eastAsia="ru-RU"/>
-        </w:rPr>
-        <w:br/>
+        <w:t xml:space="preserve">P = []  </w:t>
       </w:r>
       <w:r>
         <w:rPr>
@@ -3538,7 +2988,7 @@
           <w:szCs w:val="20"/>
           <w:lang w:eastAsia="ru-RU"/>
         </w:rPr>
-        <w:t># эффективное решение</w:t>
+        <w:t># множество Парето</w:t>
       </w:r>
       <w:r>
         <w:rPr>
@@ -3555,96 +3005,6 @@
       <w:r>
         <w:rPr>
           <w:rFonts w:ascii="Courier New" w:eastAsia="Times New Roman" w:hAnsi="Courier New" w:cs="Courier New"/>
-          <w:color w:val="080808"/>
-          <w:sz w:val="20"/>
-          <w:szCs w:val="20"/>
-          <w:lang w:eastAsia="ru-RU"/>
-        </w:rPr>
-        <w:t xml:space="preserve">x_opt = </w:t>
-      </w:r>
-      <w:r>
-        <w:rPr>
-          <w:rFonts w:ascii="Courier New" w:eastAsia="Times New Roman" w:hAnsi="Courier New" w:cs="Courier New"/>
-          <w:color w:val="000080"/>
-          <w:sz w:val="20"/>
-          <w:szCs w:val="20"/>
-          <w:lang w:eastAsia="ru-RU"/>
-        </w:rPr>
-        <w:t>min</w:t>
-      </w:r>
-      <w:r>
-        <w:rPr>
-          <w:rFonts w:ascii="Courier New" w:eastAsia="Times New Roman" w:hAnsi="Courier New" w:cs="Courier New"/>
-          <w:color w:val="080808"/>
-          <w:sz w:val="20"/>
-          <w:szCs w:val="20"/>
-          <w:lang w:eastAsia="ru-RU"/>
-        </w:rPr>
-        <w:t xml:space="preserve">(R, </w:t>
-      </w:r>
-      <w:r>
-        <w:rPr>
-          <w:rFonts w:ascii="Courier New" w:eastAsia="Times New Roman" w:hAnsi="Courier New" w:cs="Courier New"/>
-          <w:color w:val="660099"/>
-          <w:sz w:val="20"/>
-          <w:szCs w:val="20"/>
-          <w:lang w:eastAsia="ru-RU"/>
-        </w:rPr>
-        <w:t>key</w:t>
-      </w:r>
-      <w:r>
-        <w:rPr>
-          <w:rFonts w:ascii="Courier New" w:eastAsia="Times New Roman" w:hAnsi="Courier New" w:cs="Courier New"/>
-          <w:color w:val="080808"/>
-          <w:sz w:val="20"/>
-          <w:szCs w:val="20"/>
-          <w:lang w:eastAsia="ru-RU"/>
-        </w:rPr>
-        <w:t xml:space="preserve">=R.get) + </w:t>
-      </w:r>
-      <w:r>
-        <w:rPr>
-          <w:rFonts w:ascii="Courier New" w:eastAsia="Times New Roman" w:hAnsi="Courier New" w:cs="Courier New"/>
-          <w:color w:val="1750EB"/>
-          <w:sz w:val="20"/>
-          <w:szCs w:val="20"/>
-          <w:lang w:eastAsia="ru-RU"/>
-        </w:rPr>
-        <w:t>1</w:t>
-      </w:r>
-      <w:r>
-        <w:rPr>
-          <w:rFonts w:ascii="Courier New" w:eastAsia="Times New Roman" w:hAnsi="Courier New" w:cs="Courier New"/>
-          <w:color w:val="1750EB"/>
-          <w:sz w:val="20"/>
-          <w:szCs w:val="20"/>
-          <w:lang w:eastAsia="ru-RU"/>
-        </w:rPr>
-        <w:br/>
-      </w:r>
-      <w:r>
-        <w:rPr>
-          <w:rFonts w:ascii="Courier New" w:eastAsia="Times New Roman" w:hAnsi="Courier New" w:cs="Courier New"/>
-          <w:color w:val="1750EB"/>
-          <w:sz w:val="20"/>
-          <w:szCs w:val="20"/>
-          <w:lang w:eastAsia="ru-RU"/>
-        </w:rPr>
-        <w:br/>
-      </w:r>
-      <w:r>
-        <w:rPr>
-          <w:rFonts w:ascii="Courier New" w:eastAsia="Times New Roman" w:hAnsi="Courier New" w:cs="Courier New"/>
-          <w:color w:val="1750EB"/>
-          <w:sz w:val="20"/>
-          <w:szCs w:val="20"/>
-          <w:lang w:eastAsia="ru-RU"/>
-        </w:rPr>
-        <w:br/>
-      </w:r>
-      <w:r>
-        <w:rPr>
-          <w:rFonts w:ascii="Courier New" w:eastAsia="Times New Roman" w:hAnsi="Courier New" w:cs="Courier New"/>
           <w:i/>
           <w:iCs/>
           <w:color w:val="8C8C8C"/>
@@ -3652,7 +3012,8 @@
           <w:szCs w:val="20"/>
           <w:lang w:eastAsia="ru-RU"/>
         </w:rPr>
-        <w:t># ВЫВОД ДАННЫХ</w:t>
+        <w:br/>
+        <w:t># формирование множества Парето-оптимальных решений</w:t>
       </w:r>
       <w:r>
         <w:rPr>
@@ -3666,6 +3027,757 @@
         </w:rPr>
         <w:br/>
       </w:r>
+      <w:proofErr w:type="spellStart"/>
+      <w:r>
+        <w:rPr>
+          <w:rFonts w:ascii="Courier New" w:eastAsia="Times New Roman" w:hAnsi="Courier New" w:cs="Courier New"/>
+          <w:color w:val="0033B3"/>
+          <w:sz w:val="20"/>
+          <w:szCs w:val="20"/>
+          <w:lang w:eastAsia="ru-RU"/>
+        </w:rPr>
+        <w:t>for</w:t>
+      </w:r>
+      <w:proofErr w:type="spellEnd"/>
+      <w:r>
+        <w:rPr>
+          <w:rFonts w:ascii="Courier New" w:eastAsia="Times New Roman" w:hAnsi="Courier New" w:cs="Courier New"/>
+          <w:color w:val="0033B3"/>
+          <w:sz w:val="20"/>
+          <w:szCs w:val="20"/>
+          <w:lang w:eastAsia="ru-RU"/>
+        </w:rPr>
+        <w:t xml:space="preserve"> </w:t>
+      </w:r>
+      <w:r>
+        <w:rPr>
+          <w:rFonts w:ascii="Courier New" w:eastAsia="Times New Roman" w:hAnsi="Courier New" w:cs="Courier New"/>
+          <w:color w:val="080808"/>
+          <w:sz w:val="20"/>
+          <w:szCs w:val="20"/>
+          <w:lang w:eastAsia="ru-RU"/>
+        </w:rPr>
+        <w:t xml:space="preserve">j </w:t>
+      </w:r>
+      <w:proofErr w:type="spellStart"/>
+      <w:r>
+        <w:rPr>
+          <w:rFonts w:ascii="Courier New" w:eastAsia="Times New Roman" w:hAnsi="Courier New" w:cs="Courier New"/>
+          <w:color w:val="0033B3"/>
+          <w:sz w:val="20"/>
+          <w:szCs w:val="20"/>
+          <w:lang w:eastAsia="ru-RU"/>
+        </w:rPr>
+        <w:t>in</w:t>
+      </w:r>
+      <w:proofErr w:type="spellEnd"/>
+      <w:r>
+        <w:rPr>
+          <w:rFonts w:ascii="Courier New" w:eastAsia="Times New Roman" w:hAnsi="Courier New" w:cs="Courier New"/>
+          <w:color w:val="0033B3"/>
+          <w:sz w:val="20"/>
+          <w:szCs w:val="20"/>
+          <w:lang w:eastAsia="ru-RU"/>
+        </w:rPr>
+        <w:t xml:space="preserve"> </w:t>
+      </w:r>
+      <w:proofErr w:type="spellStart"/>
+      <w:r>
+        <w:rPr>
+          <w:rFonts w:ascii="Courier New" w:eastAsia="Times New Roman" w:hAnsi="Courier New" w:cs="Courier New"/>
+          <w:color w:val="000080"/>
+          <w:sz w:val="20"/>
+          <w:szCs w:val="20"/>
+          <w:lang w:eastAsia="ru-RU"/>
+        </w:rPr>
+        <w:t>range</w:t>
+      </w:r>
+      <w:proofErr w:type="spellEnd"/>
+      <w:r>
+        <w:rPr>
+          <w:rFonts w:ascii="Courier New" w:eastAsia="Times New Roman" w:hAnsi="Courier New" w:cs="Courier New"/>
+          <w:color w:val="080808"/>
+          <w:sz w:val="20"/>
+          <w:szCs w:val="20"/>
+          <w:lang w:eastAsia="ru-RU"/>
+        </w:rPr>
+        <w:t>(n):</w:t>
+      </w:r>
+      <w:r>
+        <w:rPr>
+          <w:rFonts w:ascii="Courier New" w:eastAsia="Times New Roman" w:hAnsi="Courier New" w:cs="Courier New"/>
+          <w:color w:val="080808"/>
+          <w:sz w:val="20"/>
+          <w:szCs w:val="20"/>
+          <w:lang w:eastAsia="ru-RU"/>
+        </w:rPr>
+        <w:br/>
+        <w:t xml:space="preserve">    </w:t>
+      </w:r>
+      <w:proofErr w:type="spellStart"/>
+      <w:r>
+        <w:rPr>
+          <w:rFonts w:ascii="Courier New" w:eastAsia="Times New Roman" w:hAnsi="Courier New" w:cs="Courier New"/>
+          <w:color w:val="0033B3"/>
+          <w:sz w:val="20"/>
+          <w:szCs w:val="20"/>
+          <w:lang w:eastAsia="ru-RU"/>
+        </w:rPr>
+        <w:t>if</w:t>
+      </w:r>
+      <w:proofErr w:type="spellEnd"/>
+      <w:r>
+        <w:rPr>
+          <w:rFonts w:ascii="Courier New" w:eastAsia="Times New Roman" w:hAnsi="Courier New" w:cs="Courier New"/>
+          <w:color w:val="0033B3"/>
+          <w:sz w:val="20"/>
+          <w:szCs w:val="20"/>
+          <w:lang w:eastAsia="ru-RU"/>
+        </w:rPr>
+        <w:t xml:space="preserve"> </w:t>
+      </w:r>
+      <w:proofErr w:type="spellStart"/>
+      <w:r>
+        <w:rPr>
+          <w:rFonts w:ascii="Courier New" w:eastAsia="Times New Roman" w:hAnsi="Courier New" w:cs="Courier New"/>
+          <w:color w:val="000080"/>
+          <w:sz w:val="20"/>
+          <w:szCs w:val="20"/>
+          <w:lang w:eastAsia="ru-RU"/>
+        </w:rPr>
+        <w:t>len</w:t>
+      </w:r>
+      <w:proofErr w:type="spellEnd"/>
+      <w:r>
+        <w:rPr>
+          <w:rFonts w:ascii="Courier New" w:eastAsia="Times New Roman" w:hAnsi="Courier New" w:cs="Courier New"/>
+          <w:color w:val="080808"/>
+          <w:sz w:val="20"/>
+          <w:szCs w:val="20"/>
+          <w:lang w:eastAsia="ru-RU"/>
+        </w:rPr>
+        <w:t xml:space="preserve">(P) == </w:t>
+      </w:r>
+      <w:r>
+        <w:rPr>
+          <w:rFonts w:ascii="Courier New" w:eastAsia="Times New Roman" w:hAnsi="Courier New" w:cs="Courier New"/>
+          <w:color w:val="1750EB"/>
+          <w:sz w:val="20"/>
+          <w:szCs w:val="20"/>
+          <w:lang w:eastAsia="ru-RU"/>
+        </w:rPr>
+        <w:t>0</w:t>
+      </w:r>
+      <w:r>
+        <w:rPr>
+          <w:rFonts w:ascii="Courier New" w:eastAsia="Times New Roman" w:hAnsi="Courier New" w:cs="Courier New"/>
+          <w:color w:val="080808"/>
+          <w:sz w:val="20"/>
+          <w:szCs w:val="20"/>
+          <w:lang w:eastAsia="ru-RU"/>
+        </w:rPr>
+        <w:t>:</w:t>
+      </w:r>
+      <w:r>
+        <w:rPr>
+          <w:rFonts w:ascii="Courier New" w:eastAsia="Times New Roman" w:hAnsi="Courier New" w:cs="Courier New"/>
+          <w:color w:val="080808"/>
+          <w:sz w:val="20"/>
+          <w:szCs w:val="20"/>
+          <w:lang w:eastAsia="ru-RU"/>
+        </w:rPr>
+        <w:br/>
+        <w:t xml:space="preserve">        </w:t>
+      </w:r>
+      <w:proofErr w:type="spellStart"/>
+      <w:r>
+        <w:rPr>
+          <w:rFonts w:ascii="Courier New" w:eastAsia="Times New Roman" w:hAnsi="Courier New" w:cs="Courier New"/>
+          <w:color w:val="080808"/>
+          <w:sz w:val="20"/>
+          <w:szCs w:val="20"/>
+          <w:lang w:eastAsia="ru-RU"/>
+        </w:rPr>
+        <w:t>P.append</w:t>
+      </w:r>
+      <w:proofErr w:type="spellEnd"/>
+      <w:r>
+        <w:rPr>
+          <w:rFonts w:ascii="Courier New" w:eastAsia="Times New Roman" w:hAnsi="Courier New" w:cs="Courier New"/>
+          <w:color w:val="080808"/>
+          <w:sz w:val="20"/>
+          <w:szCs w:val="20"/>
+          <w:lang w:eastAsia="ru-RU"/>
+        </w:rPr>
+        <w:t>(j)</w:t>
+      </w:r>
+      <w:r>
+        <w:rPr>
+          <w:rFonts w:ascii="Courier New" w:eastAsia="Times New Roman" w:hAnsi="Courier New" w:cs="Courier New"/>
+          <w:color w:val="080808"/>
+          <w:sz w:val="20"/>
+          <w:szCs w:val="20"/>
+          <w:lang w:eastAsia="ru-RU"/>
+        </w:rPr>
+        <w:br/>
+        <w:t xml:space="preserve">        </w:t>
+      </w:r>
+      <w:proofErr w:type="spellStart"/>
+      <w:r>
+        <w:rPr>
+          <w:rFonts w:ascii="Courier New" w:eastAsia="Times New Roman" w:hAnsi="Courier New" w:cs="Courier New"/>
+          <w:color w:val="0033B3"/>
+          <w:sz w:val="20"/>
+          <w:szCs w:val="20"/>
+          <w:lang w:eastAsia="ru-RU"/>
+        </w:rPr>
+        <w:t>continue</w:t>
+      </w:r>
+      <w:proofErr w:type="spellEnd"/>
+      <w:r>
+        <w:rPr>
+          <w:rFonts w:ascii="Courier New" w:eastAsia="Times New Roman" w:hAnsi="Courier New" w:cs="Courier New"/>
+          <w:color w:val="0033B3"/>
+          <w:sz w:val="20"/>
+          <w:szCs w:val="20"/>
+          <w:lang w:eastAsia="ru-RU"/>
+        </w:rPr>
+        <w:br/>
+      </w:r>
+      <w:r>
+        <w:rPr>
+          <w:rFonts w:ascii="Courier New" w:eastAsia="Times New Roman" w:hAnsi="Courier New" w:cs="Courier New"/>
+          <w:color w:val="0033B3"/>
+          <w:sz w:val="20"/>
+          <w:szCs w:val="20"/>
+          <w:lang w:eastAsia="ru-RU"/>
+        </w:rPr>
+        <w:br/>
+        <w:t xml:space="preserve">    </w:t>
+      </w:r>
+      <w:proofErr w:type="spellStart"/>
+      <w:r>
+        <w:rPr>
+          <w:rFonts w:ascii="Courier New" w:eastAsia="Times New Roman" w:hAnsi="Courier New" w:cs="Courier New"/>
+          <w:color w:val="080808"/>
+          <w:sz w:val="20"/>
+          <w:szCs w:val="20"/>
+          <w:lang w:eastAsia="ru-RU"/>
+        </w:rPr>
+        <w:t>on_delete</w:t>
+      </w:r>
+      <w:proofErr w:type="spellEnd"/>
+      <w:r>
+        <w:rPr>
+          <w:rFonts w:ascii="Courier New" w:eastAsia="Times New Roman" w:hAnsi="Courier New" w:cs="Courier New"/>
+          <w:color w:val="080808"/>
+          <w:sz w:val="20"/>
+          <w:szCs w:val="20"/>
+          <w:lang w:eastAsia="ru-RU"/>
+        </w:rPr>
+        <w:t xml:space="preserve"> = []</w:t>
+      </w:r>
+      <w:r>
+        <w:rPr>
+          <w:rFonts w:ascii="Courier New" w:eastAsia="Times New Roman" w:hAnsi="Courier New" w:cs="Courier New"/>
+          <w:color w:val="080808"/>
+          <w:sz w:val="20"/>
+          <w:szCs w:val="20"/>
+          <w:lang w:eastAsia="ru-RU"/>
+        </w:rPr>
+        <w:br/>
+      </w:r>
+      <w:r>
+        <w:rPr>
+          <w:rFonts w:ascii="Courier New" w:eastAsia="Times New Roman" w:hAnsi="Courier New" w:cs="Courier New"/>
+          <w:color w:val="080808"/>
+          <w:sz w:val="20"/>
+          <w:szCs w:val="20"/>
+          <w:lang w:eastAsia="ru-RU"/>
+        </w:rPr>
+        <w:br/>
+        <w:t xml:space="preserve">    </w:t>
+      </w:r>
+      <w:proofErr w:type="spellStart"/>
+      <w:r>
+        <w:rPr>
+          <w:rFonts w:ascii="Courier New" w:eastAsia="Times New Roman" w:hAnsi="Courier New" w:cs="Courier New"/>
+          <w:color w:val="0033B3"/>
+          <w:sz w:val="20"/>
+          <w:szCs w:val="20"/>
+          <w:lang w:eastAsia="ru-RU"/>
+        </w:rPr>
+        <w:t>for</w:t>
+      </w:r>
+      <w:proofErr w:type="spellEnd"/>
+      <w:r>
+        <w:rPr>
+          <w:rFonts w:ascii="Courier New" w:eastAsia="Times New Roman" w:hAnsi="Courier New" w:cs="Courier New"/>
+          <w:color w:val="0033B3"/>
+          <w:sz w:val="20"/>
+          <w:szCs w:val="20"/>
+          <w:lang w:eastAsia="ru-RU"/>
+        </w:rPr>
+        <w:t xml:space="preserve"> </w:t>
+      </w:r>
+      <w:r>
+        <w:rPr>
+          <w:rFonts w:ascii="Courier New" w:eastAsia="Times New Roman" w:hAnsi="Courier New" w:cs="Courier New"/>
+          <w:color w:val="080808"/>
+          <w:sz w:val="20"/>
+          <w:szCs w:val="20"/>
+          <w:lang w:eastAsia="ru-RU"/>
+        </w:rPr>
+        <w:t xml:space="preserve">i </w:t>
+      </w:r>
+      <w:proofErr w:type="spellStart"/>
+      <w:r>
+        <w:rPr>
+          <w:rFonts w:ascii="Courier New" w:eastAsia="Times New Roman" w:hAnsi="Courier New" w:cs="Courier New"/>
+          <w:color w:val="0033B3"/>
+          <w:sz w:val="20"/>
+          <w:szCs w:val="20"/>
+          <w:lang w:eastAsia="ru-RU"/>
+        </w:rPr>
+        <w:t>in</w:t>
+      </w:r>
+      <w:proofErr w:type="spellEnd"/>
+      <w:r>
+        <w:rPr>
+          <w:rFonts w:ascii="Courier New" w:eastAsia="Times New Roman" w:hAnsi="Courier New" w:cs="Courier New"/>
+          <w:color w:val="0033B3"/>
+          <w:sz w:val="20"/>
+          <w:szCs w:val="20"/>
+          <w:lang w:eastAsia="ru-RU"/>
+        </w:rPr>
+        <w:t xml:space="preserve"> </w:t>
+      </w:r>
+      <w:r>
+        <w:rPr>
+          <w:rFonts w:ascii="Courier New" w:eastAsia="Times New Roman" w:hAnsi="Courier New" w:cs="Courier New"/>
+          <w:color w:val="080808"/>
+          <w:sz w:val="20"/>
+          <w:szCs w:val="20"/>
+          <w:lang w:eastAsia="ru-RU"/>
+        </w:rPr>
+        <w:t>P:</w:t>
+      </w:r>
+      <w:r>
+        <w:rPr>
+          <w:rFonts w:ascii="Courier New" w:eastAsia="Times New Roman" w:hAnsi="Courier New" w:cs="Courier New"/>
+          <w:color w:val="080808"/>
+          <w:sz w:val="20"/>
+          <w:szCs w:val="20"/>
+          <w:lang w:eastAsia="ru-RU"/>
+        </w:rPr>
+        <w:br/>
+        <w:t xml:space="preserve">        </w:t>
+      </w:r>
+      <w:proofErr w:type="spellStart"/>
+      <w:r>
+        <w:rPr>
+          <w:rFonts w:ascii="Courier New" w:eastAsia="Times New Roman" w:hAnsi="Courier New" w:cs="Courier New"/>
+          <w:color w:val="0033B3"/>
+          <w:sz w:val="20"/>
+          <w:szCs w:val="20"/>
+          <w:lang w:eastAsia="ru-RU"/>
+        </w:rPr>
+        <w:t>if</w:t>
+      </w:r>
+      <w:proofErr w:type="spellEnd"/>
+      <w:r>
+        <w:rPr>
+          <w:rFonts w:ascii="Courier New" w:eastAsia="Times New Roman" w:hAnsi="Courier New" w:cs="Courier New"/>
+          <w:color w:val="0033B3"/>
+          <w:sz w:val="20"/>
+          <w:szCs w:val="20"/>
+          <w:lang w:eastAsia="ru-RU"/>
+        </w:rPr>
+        <w:t xml:space="preserve"> </w:t>
+      </w:r>
+      <w:proofErr w:type="spellStart"/>
+      <w:r>
+        <w:rPr>
+          <w:rFonts w:ascii="Courier New" w:eastAsia="Times New Roman" w:hAnsi="Courier New" w:cs="Courier New"/>
+          <w:color w:val="080808"/>
+          <w:sz w:val="20"/>
+          <w:szCs w:val="20"/>
+          <w:lang w:eastAsia="ru-RU"/>
+        </w:rPr>
+        <w:t>is_preferable</w:t>
+      </w:r>
+      <w:proofErr w:type="spellEnd"/>
+      <w:r>
+        <w:rPr>
+          <w:rFonts w:ascii="Courier New" w:eastAsia="Times New Roman" w:hAnsi="Courier New" w:cs="Courier New"/>
+          <w:color w:val="080808"/>
+          <w:sz w:val="20"/>
+          <w:szCs w:val="20"/>
+          <w:lang w:eastAsia="ru-RU"/>
+        </w:rPr>
+        <w:t>(x[i], x[j]):</w:t>
+      </w:r>
+      <w:r>
+        <w:rPr>
+          <w:rFonts w:ascii="Courier New" w:eastAsia="Times New Roman" w:hAnsi="Courier New" w:cs="Courier New"/>
+          <w:color w:val="080808"/>
+          <w:sz w:val="20"/>
+          <w:szCs w:val="20"/>
+          <w:lang w:eastAsia="ru-RU"/>
+        </w:rPr>
+        <w:br/>
+        <w:t xml:space="preserve">            </w:t>
+      </w:r>
+      <w:proofErr w:type="spellStart"/>
+      <w:r>
+        <w:rPr>
+          <w:rFonts w:ascii="Courier New" w:eastAsia="Times New Roman" w:hAnsi="Courier New" w:cs="Courier New"/>
+          <w:color w:val="0033B3"/>
+          <w:sz w:val="20"/>
+          <w:szCs w:val="20"/>
+          <w:lang w:eastAsia="ru-RU"/>
+        </w:rPr>
+        <w:t>break</w:t>
+      </w:r>
+      <w:proofErr w:type="spellEnd"/>
+      <w:r>
+        <w:rPr>
+          <w:rFonts w:ascii="Courier New" w:eastAsia="Times New Roman" w:hAnsi="Courier New" w:cs="Courier New"/>
+          <w:color w:val="0033B3"/>
+          <w:sz w:val="20"/>
+          <w:szCs w:val="20"/>
+          <w:lang w:eastAsia="ru-RU"/>
+        </w:rPr>
+        <w:br/>
+      </w:r>
+      <w:r>
+        <w:rPr>
+          <w:rFonts w:ascii="Courier New" w:eastAsia="Times New Roman" w:hAnsi="Courier New" w:cs="Courier New"/>
+          <w:color w:val="0033B3"/>
+          <w:sz w:val="20"/>
+          <w:szCs w:val="20"/>
+          <w:lang w:eastAsia="ru-RU"/>
+        </w:rPr>
+        <w:br/>
+        <w:t xml:space="preserve">        </w:t>
+      </w:r>
+      <w:proofErr w:type="spellStart"/>
+      <w:r>
+        <w:rPr>
+          <w:rFonts w:ascii="Courier New" w:eastAsia="Times New Roman" w:hAnsi="Courier New" w:cs="Courier New"/>
+          <w:color w:val="0033B3"/>
+          <w:sz w:val="20"/>
+          <w:szCs w:val="20"/>
+          <w:lang w:eastAsia="ru-RU"/>
+        </w:rPr>
+        <w:t>if</w:t>
+      </w:r>
+      <w:proofErr w:type="spellEnd"/>
+      <w:r>
+        <w:rPr>
+          <w:rFonts w:ascii="Courier New" w:eastAsia="Times New Roman" w:hAnsi="Courier New" w:cs="Courier New"/>
+          <w:color w:val="0033B3"/>
+          <w:sz w:val="20"/>
+          <w:szCs w:val="20"/>
+          <w:lang w:eastAsia="ru-RU"/>
+        </w:rPr>
+        <w:t xml:space="preserve"> </w:t>
+      </w:r>
+      <w:proofErr w:type="spellStart"/>
+      <w:r>
+        <w:rPr>
+          <w:rFonts w:ascii="Courier New" w:eastAsia="Times New Roman" w:hAnsi="Courier New" w:cs="Courier New"/>
+          <w:color w:val="080808"/>
+          <w:sz w:val="20"/>
+          <w:szCs w:val="20"/>
+          <w:lang w:eastAsia="ru-RU"/>
+        </w:rPr>
+        <w:t>is_preferable</w:t>
+      </w:r>
+      <w:proofErr w:type="spellEnd"/>
+      <w:r>
+        <w:rPr>
+          <w:rFonts w:ascii="Courier New" w:eastAsia="Times New Roman" w:hAnsi="Courier New" w:cs="Courier New"/>
+          <w:color w:val="080808"/>
+          <w:sz w:val="20"/>
+          <w:szCs w:val="20"/>
+          <w:lang w:eastAsia="ru-RU"/>
+        </w:rPr>
+        <w:t>(x[j], x[i]):</w:t>
+      </w:r>
+      <w:r>
+        <w:rPr>
+          <w:rFonts w:ascii="Courier New" w:eastAsia="Times New Roman" w:hAnsi="Courier New" w:cs="Courier New"/>
+          <w:color w:val="080808"/>
+          <w:sz w:val="20"/>
+          <w:szCs w:val="20"/>
+          <w:lang w:eastAsia="ru-RU"/>
+        </w:rPr>
+        <w:br/>
+        <w:t xml:space="preserve">            </w:t>
+      </w:r>
+      <w:proofErr w:type="spellStart"/>
+      <w:r>
+        <w:rPr>
+          <w:rFonts w:ascii="Courier New" w:eastAsia="Times New Roman" w:hAnsi="Courier New" w:cs="Courier New"/>
+          <w:color w:val="080808"/>
+          <w:sz w:val="20"/>
+          <w:szCs w:val="20"/>
+          <w:lang w:eastAsia="ru-RU"/>
+        </w:rPr>
+        <w:t>on_delete</w:t>
+      </w:r>
+      <w:proofErr w:type="spellEnd"/>
+      <w:r>
+        <w:rPr>
+          <w:rFonts w:ascii="Courier New" w:eastAsia="Times New Roman" w:hAnsi="Courier New" w:cs="Courier New"/>
+          <w:color w:val="080808"/>
+          <w:sz w:val="20"/>
+          <w:szCs w:val="20"/>
+          <w:lang w:eastAsia="ru-RU"/>
+        </w:rPr>
+        <w:t xml:space="preserve"> += [i]</w:t>
+      </w:r>
+      <w:r>
+        <w:rPr>
+          <w:rFonts w:ascii="Courier New" w:eastAsia="Times New Roman" w:hAnsi="Courier New" w:cs="Courier New"/>
+          <w:color w:val="080808"/>
+          <w:sz w:val="20"/>
+          <w:szCs w:val="20"/>
+          <w:lang w:eastAsia="ru-RU"/>
+        </w:rPr>
+        <w:br/>
+        <w:t xml:space="preserve">    </w:t>
+      </w:r>
+      <w:proofErr w:type="spellStart"/>
+      <w:r>
+        <w:rPr>
+          <w:rFonts w:ascii="Courier New" w:eastAsia="Times New Roman" w:hAnsi="Courier New" w:cs="Courier New"/>
+          <w:color w:val="0033B3"/>
+          <w:sz w:val="20"/>
+          <w:szCs w:val="20"/>
+          <w:lang w:eastAsia="ru-RU"/>
+        </w:rPr>
+        <w:t>else</w:t>
+      </w:r>
+      <w:proofErr w:type="spellEnd"/>
+      <w:r>
+        <w:rPr>
+          <w:rFonts w:ascii="Courier New" w:eastAsia="Times New Roman" w:hAnsi="Courier New" w:cs="Courier New"/>
+          <w:color w:val="080808"/>
+          <w:sz w:val="20"/>
+          <w:szCs w:val="20"/>
+          <w:lang w:eastAsia="ru-RU"/>
+        </w:rPr>
+        <w:t>:</w:t>
+      </w:r>
+      <w:r>
+        <w:rPr>
+          <w:rFonts w:ascii="Courier New" w:eastAsia="Times New Roman" w:hAnsi="Courier New" w:cs="Courier New"/>
+          <w:color w:val="080808"/>
+          <w:sz w:val="20"/>
+          <w:szCs w:val="20"/>
+          <w:lang w:eastAsia="ru-RU"/>
+        </w:rPr>
+        <w:br/>
+        <w:t xml:space="preserve">        </w:t>
+      </w:r>
+      <w:proofErr w:type="spellStart"/>
+      <w:r>
+        <w:rPr>
+          <w:rFonts w:ascii="Courier New" w:eastAsia="Times New Roman" w:hAnsi="Courier New" w:cs="Courier New"/>
+          <w:color w:val="080808"/>
+          <w:sz w:val="20"/>
+          <w:szCs w:val="20"/>
+          <w:lang w:eastAsia="ru-RU"/>
+        </w:rPr>
+        <w:t>P.append</w:t>
+      </w:r>
+      <w:proofErr w:type="spellEnd"/>
+      <w:r>
+        <w:rPr>
+          <w:rFonts w:ascii="Courier New" w:eastAsia="Times New Roman" w:hAnsi="Courier New" w:cs="Courier New"/>
+          <w:color w:val="080808"/>
+          <w:sz w:val="20"/>
+          <w:szCs w:val="20"/>
+          <w:lang w:eastAsia="ru-RU"/>
+        </w:rPr>
+        <w:t>(j)</w:t>
+      </w:r>
+      <w:r>
+        <w:rPr>
+          <w:rFonts w:ascii="Courier New" w:eastAsia="Times New Roman" w:hAnsi="Courier New" w:cs="Courier New"/>
+          <w:color w:val="080808"/>
+          <w:sz w:val="20"/>
+          <w:szCs w:val="20"/>
+          <w:lang w:eastAsia="ru-RU"/>
+        </w:rPr>
+        <w:br/>
+        <w:t xml:space="preserve">        </w:t>
+      </w:r>
+      <w:proofErr w:type="spellStart"/>
+      <w:r>
+        <w:rPr>
+          <w:rFonts w:ascii="Courier New" w:eastAsia="Times New Roman" w:hAnsi="Courier New" w:cs="Courier New"/>
+          <w:color w:val="0033B3"/>
+          <w:sz w:val="20"/>
+          <w:szCs w:val="20"/>
+          <w:lang w:eastAsia="ru-RU"/>
+        </w:rPr>
+        <w:t>for</w:t>
+      </w:r>
+      <w:proofErr w:type="spellEnd"/>
+      <w:r>
+        <w:rPr>
+          <w:rFonts w:ascii="Courier New" w:eastAsia="Times New Roman" w:hAnsi="Courier New" w:cs="Courier New"/>
+          <w:color w:val="0033B3"/>
+          <w:sz w:val="20"/>
+          <w:szCs w:val="20"/>
+          <w:lang w:eastAsia="ru-RU"/>
+        </w:rPr>
+        <w:t xml:space="preserve"> </w:t>
+      </w:r>
+      <w:proofErr w:type="spellStart"/>
+      <w:r>
+        <w:rPr>
+          <w:rFonts w:ascii="Courier New" w:eastAsia="Times New Roman" w:hAnsi="Courier New" w:cs="Courier New"/>
+          <w:color w:val="080808"/>
+          <w:sz w:val="20"/>
+          <w:szCs w:val="20"/>
+          <w:lang w:eastAsia="ru-RU"/>
+        </w:rPr>
+        <w:t>index</w:t>
+      </w:r>
+      <w:proofErr w:type="spellEnd"/>
+      <w:r>
+        <w:rPr>
+          <w:rFonts w:ascii="Courier New" w:eastAsia="Times New Roman" w:hAnsi="Courier New" w:cs="Courier New"/>
+          <w:color w:val="080808"/>
+          <w:sz w:val="20"/>
+          <w:szCs w:val="20"/>
+          <w:lang w:eastAsia="ru-RU"/>
+        </w:rPr>
+        <w:t xml:space="preserve"> </w:t>
+      </w:r>
+      <w:proofErr w:type="spellStart"/>
+      <w:r>
+        <w:rPr>
+          <w:rFonts w:ascii="Courier New" w:eastAsia="Times New Roman" w:hAnsi="Courier New" w:cs="Courier New"/>
+          <w:color w:val="0033B3"/>
+          <w:sz w:val="20"/>
+          <w:szCs w:val="20"/>
+          <w:lang w:eastAsia="ru-RU"/>
+        </w:rPr>
+        <w:t>in</w:t>
+      </w:r>
+      <w:proofErr w:type="spellEnd"/>
+      <w:r>
+        <w:rPr>
+          <w:rFonts w:ascii="Courier New" w:eastAsia="Times New Roman" w:hAnsi="Courier New" w:cs="Courier New"/>
+          <w:color w:val="0033B3"/>
+          <w:sz w:val="20"/>
+          <w:szCs w:val="20"/>
+          <w:lang w:eastAsia="ru-RU"/>
+        </w:rPr>
+        <w:t xml:space="preserve"> </w:t>
+      </w:r>
+      <w:proofErr w:type="spellStart"/>
+      <w:r>
+        <w:rPr>
+          <w:rFonts w:ascii="Courier New" w:eastAsia="Times New Roman" w:hAnsi="Courier New" w:cs="Courier New"/>
+          <w:color w:val="080808"/>
+          <w:sz w:val="20"/>
+          <w:szCs w:val="20"/>
+          <w:lang w:eastAsia="ru-RU"/>
+        </w:rPr>
+        <w:t>on_delete</w:t>
+      </w:r>
+      <w:proofErr w:type="spellEnd"/>
+      <w:r>
+        <w:rPr>
+          <w:rFonts w:ascii="Courier New" w:eastAsia="Times New Roman" w:hAnsi="Courier New" w:cs="Courier New"/>
+          <w:color w:val="080808"/>
+          <w:sz w:val="20"/>
+          <w:szCs w:val="20"/>
+          <w:lang w:eastAsia="ru-RU"/>
+        </w:rPr>
+        <w:t>:</w:t>
+      </w:r>
+      <w:r>
+        <w:rPr>
+          <w:rFonts w:ascii="Courier New" w:eastAsia="Times New Roman" w:hAnsi="Courier New" w:cs="Courier New"/>
+          <w:color w:val="080808"/>
+          <w:sz w:val="20"/>
+          <w:szCs w:val="20"/>
+          <w:lang w:eastAsia="ru-RU"/>
+        </w:rPr>
+        <w:br/>
+        <w:t xml:space="preserve">            </w:t>
+      </w:r>
+      <w:proofErr w:type="spellStart"/>
+      <w:r>
+        <w:rPr>
+          <w:rFonts w:ascii="Courier New" w:eastAsia="Times New Roman" w:hAnsi="Courier New" w:cs="Courier New"/>
+          <w:color w:val="080808"/>
+          <w:sz w:val="20"/>
+          <w:szCs w:val="20"/>
+          <w:lang w:eastAsia="ru-RU"/>
+        </w:rPr>
+        <w:t>P.remove</w:t>
+      </w:r>
+      <w:proofErr w:type="spellEnd"/>
+      <w:r>
+        <w:rPr>
+          <w:rFonts w:ascii="Courier New" w:eastAsia="Times New Roman" w:hAnsi="Courier New" w:cs="Courier New"/>
+          <w:color w:val="080808"/>
+          <w:sz w:val="20"/>
+          <w:szCs w:val="20"/>
+          <w:lang w:eastAsia="ru-RU"/>
+        </w:rPr>
+        <w:t>(</w:t>
+      </w:r>
+      <w:proofErr w:type="spellStart"/>
+      <w:r>
+        <w:rPr>
+          <w:rFonts w:ascii="Courier New" w:eastAsia="Times New Roman" w:hAnsi="Courier New" w:cs="Courier New"/>
+          <w:color w:val="080808"/>
+          <w:sz w:val="20"/>
+          <w:szCs w:val="20"/>
+          <w:lang w:eastAsia="ru-RU"/>
+        </w:rPr>
+        <w:t>index</w:t>
+      </w:r>
+      <w:proofErr w:type="spellEnd"/>
+      <w:r>
+        <w:rPr>
+          <w:rFonts w:ascii="Courier New" w:eastAsia="Times New Roman" w:hAnsi="Courier New" w:cs="Courier New"/>
+          <w:color w:val="080808"/>
+          <w:sz w:val="20"/>
+          <w:szCs w:val="20"/>
+          <w:lang w:eastAsia="ru-RU"/>
+        </w:rPr>
+        <w:t>)</w:t>
+      </w:r>
+      <w:r>
+        <w:rPr>
+          <w:rFonts w:ascii="Courier New" w:eastAsia="Times New Roman" w:hAnsi="Courier New" w:cs="Courier New"/>
+          <w:color w:val="080808"/>
+          <w:sz w:val="20"/>
+          <w:szCs w:val="20"/>
+          <w:lang w:eastAsia="ru-RU"/>
+        </w:rPr>
+        <w:br/>
+      </w:r>
+      <w:r>
+        <w:rPr>
+          <w:rFonts w:ascii="Courier New" w:eastAsia="Times New Roman" w:hAnsi="Courier New" w:cs="Courier New"/>
+          <w:color w:val="080808"/>
+          <w:sz w:val="20"/>
+          <w:szCs w:val="20"/>
+          <w:lang w:eastAsia="ru-RU"/>
+        </w:rPr>
+        <w:br/>
+      </w:r>
       <w:r>
         <w:rPr>
           <w:rFonts w:ascii="Courier New" w:eastAsia="Times New Roman" w:hAnsi="Courier New" w:cs="Courier New"/>
@@ -3676,8 +3788,7 @@
           <w:szCs w:val="20"/>
           <w:lang w:eastAsia="ru-RU"/>
         </w:rPr>
-        <w:br/>
-        <w:t># входные данные: решения и частные критерии</w:t>
+        <w:t># точка утопии</w:t>
       </w:r>
       <w:r>
         <w:rPr>
@@ -3691,6 +3802,93 @@
         </w:rPr>
         <w:br/>
       </w:r>
+      <w:proofErr w:type="spellStart"/>
+      <w:r>
+        <w:rPr>
+          <w:rFonts w:ascii="Courier New" w:eastAsia="Times New Roman" w:hAnsi="Courier New" w:cs="Courier New"/>
+          <w:color w:val="080808"/>
+          <w:sz w:val="20"/>
+          <w:szCs w:val="20"/>
+          <w:lang w:eastAsia="ru-RU"/>
+        </w:rPr>
+        <w:t>f_max</w:t>
+      </w:r>
+      <w:proofErr w:type="spellEnd"/>
+      <w:r>
+        <w:rPr>
+          <w:rFonts w:ascii="Courier New" w:eastAsia="Times New Roman" w:hAnsi="Courier New" w:cs="Courier New"/>
+          <w:color w:val="080808"/>
+          <w:sz w:val="20"/>
+          <w:szCs w:val="20"/>
+          <w:lang w:eastAsia="ru-RU"/>
+        </w:rPr>
+        <w:t xml:space="preserve"> = []</w:t>
+      </w:r>
+      <w:r>
+        <w:rPr>
+          <w:rFonts w:ascii="Courier New" w:eastAsia="Times New Roman" w:hAnsi="Courier New" w:cs="Courier New"/>
+          <w:color w:val="080808"/>
+          <w:sz w:val="20"/>
+          <w:szCs w:val="20"/>
+          <w:lang w:eastAsia="ru-RU"/>
+        </w:rPr>
+        <w:br/>
+      </w:r>
+      <w:proofErr w:type="spellStart"/>
+      <w:r>
+        <w:rPr>
+          <w:rFonts w:ascii="Courier New" w:eastAsia="Times New Roman" w:hAnsi="Courier New" w:cs="Courier New"/>
+          <w:color w:val="0033B3"/>
+          <w:sz w:val="20"/>
+          <w:szCs w:val="20"/>
+          <w:lang w:eastAsia="ru-RU"/>
+        </w:rPr>
+        <w:t>for</w:t>
+      </w:r>
+      <w:proofErr w:type="spellEnd"/>
+      <w:r>
+        <w:rPr>
+          <w:rFonts w:ascii="Courier New" w:eastAsia="Times New Roman" w:hAnsi="Courier New" w:cs="Courier New"/>
+          <w:color w:val="0033B3"/>
+          <w:sz w:val="20"/>
+          <w:szCs w:val="20"/>
+          <w:lang w:eastAsia="ru-RU"/>
+        </w:rPr>
+        <w:t xml:space="preserve"> </w:t>
+      </w:r>
+      <w:r>
+        <w:rPr>
+          <w:rFonts w:ascii="Courier New" w:eastAsia="Times New Roman" w:hAnsi="Courier New" w:cs="Courier New"/>
+          <w:color w:val="080808"/>
+          <w:sz w:val="20"/>
+          <w:szCs w:val="20"/>
+          <w:lang w:eastAsia="ru-RU"/>
+        </w:rPr>
+        <w:t xml:space="preserve">i </w:t>
+      </w:r>
+      <w:proofErr w:type="spellStart"/>
+      <w:r>
+        <w:rPr>
+          <w:rFonts w:ascii="Courier New" w:eastAsia="Times New Roman" w:hAnsi="Courier New" w:cs="Courier New"/>
+          <w:color w:val="0033B3"/>
+          <w:sz w:val="20"/>
+          <w:szCs w:val="20"/>
+          <w:lang w:eastAsia="ru-RU"/>
+        </w:rPr>
+        <w:t>in</w:t>
+      </w:r>
+      <w:proofErr w:type="spellEnd"/>
+      <w:r>
+        <w:rPr>
+          <w:rFonts w:ascii="Courier New" w:eastAsia="Times New Roman" w:hAnsi="Courier New" w:cs="Courier New"/>
+          <w:color w:val="0033B3"/>
+          <w:sz w:val="20"/>
+          <w:szCs w:val="20"/>
+          <w:lang w:eastAsia="ru-RU"/>
+        </w:rPr>
+        <w:t xml:space="preserve"> </w:t>
+      </w:r>
+      <w:proofErr w:type="spellStart"/>
       <w:r>
         <w:rPr>
           <w:rFonts w:ascii="Courier New" w:eastAsia="Times New Roman" w:hAnsi="Courier New" w:cs="Courier New"/>
@@ -3699,97 +3897,18 @@
           <w:szCs w:val="20"/>
           <w:lang w:eastAsia="ru-RU"/>
         </w:rPr>
-        <w:t>print</w:t>
-      </w:r>
-      <w:r>
-        <w:rPr>
-          <w:rFonts w:ascii="Courier New" w:eastAsia="Times New Roman" w:hAnsi="Courier New" w:cs="Courier New"/>
-          <w:color w:val="080808"/>
-          <w:sz w:val="20"/>
-          <w:szCs w:val="20"/>
-          <w:lang w:eastAsia="ru-RU"/>
-        </w:rPr>
-        <w:t>(</w:t>
-      </w:r>
-      <w:r>
-        <w:rPr>
-          <w:rFonts w:ascii="Courier New" w:eastAsia="Times New Roman" w:hAnsi="Courier New" w:cs="Courier New"/>
-          <w:color w:val="067D17"/>
-          <w:sz w:val="20"/>
-          <w:szCs w:val="20"/>
-          <w:lang w:eastAsia="ru-RU"/>
-        </w:rPr>
-        <w:t>'      f1   f2   f3  '</w:t>
-      </w:r>
-      <w:r>
-        <w:rPr>
-          <w:rFonts w:ascii="Courier New" w:eastAsia="Times New Roman" w:hAnsi="Courier New" w:cs="Courier New"/>
-          <w:color w:val="080808"/>
-          <w:sz w:val="20"/>
-          <w:szCs w:val="20"/>
-          <w:lang w:eastAsia="ru-RU"/>
-        </w:rPr>
-        <w:t>)</w:t>
-      </w:r>
-      <w:r>
-        <w:rPr>
-          <w:rFonts w:ascii="Courier New" w:eastAsia="Times New Roman" w:hAnsi="Courier New" w:cs="Courier New"/>
-          <w:color w:val="080808"/>
-          <w:sz w:val="20"/>
-          <w:szCs w:val="20"/>
-          <w:lang w:eastAsia="ru-RU"/>
-        </w:rPr>
-        <w:br/>
-      </w:r>
-      <w:r>
-        <w:rPr>
-          <w:rFonts w:ascii="Courier New" w:eastAsia="Times New Roman" w:hAnsi="Courier New" w:cs="Courier New"/>
-          <w:color w:val="0033B3"/>
-          <w:sz w:val="20"/>
-          <w:szCs w:val="20"/>
-          <w:lang w:eastAsia="ru-RU"/>
-        </w:rPr>
-        <w:t xml:space="preserve">for </w:t>
-      </w:r>
-      <w:r>
-        <w:rPr>
-          <w:rFonts w:ascii="Courier New" w:eastAsia="Times New Roman" w:hAnsi="Courier New" w:cs="Courier New"/>
-          <w:color w:val="080808"/>
-          <w:sz w:val="20"/>
-          <w:szCs w:val="20"/>
-          <w:lang w:eastAsia="ru-RU"/>
-        </w:rPr>
-        <w:t xml:space="preserve">i </w:t>
-      </w:r>
-      <w:r>
-        <w:rPr>
-          <w:rFonts w:ascii="Courier New" w:eastAsia="Times New Roman" w:hAnsi="Courier New" w:cs="Courier New"/>
-          <w:color w:val="0033B3"/>
-          <w:sz w:val="20"/>
-          <w:szCs w:val="20"/>
-          <w:lang w:eastAsia="ru-RU"/>
-        </w:rPr>
-        <w:t xml:space="preserve">in </w:t>
-      </w:r>
-      <w:r>
-        <w:rPr>
-          <w:rFonts w:ascii="Courier New" w:eastAsia="Times New Roman" w:hAnsi="Courier New" w:cs="Courier New"/>
-          <w:color w:val="000080"/>
-          <w:sz w:val="20"/>
-          <w:szCs w:val="20"/>
-          <w:lang w:eastAsia="ru-RU"/>
-        </w:rPr>
         <w:t>range</w:t>
       </w:r>
-      <w:r>
-        <w:rPr>
-          <w:rFonts w:ascii="Courier New" w:eastAsia="Times New Roman" w:hAnsi="Courier New" w:cs="Courier New"/>
-          <w:color w:val="080808"/>
-          <w:sz w:val="20"/>
-          <w:szCs w:val="20"/>
-          <w:lang w:eastAsia="ru-RU"/>
-        </w:rPr>
-        <w:t>(n):</w:t>
+      <w:proofErr w:type="spellEnd"/>
+      <w:r>
+        <w:rPr>
+          <w:rFonts w:ascii="Courier New" w:eastAsia="Times New Roman" w:hAnsi="Courier New" w:cs="Courier New"/>
+          <w:color w:val="080808"/>
+          <w:sz w:val="20"/>
+          <w:szCs w:val="20"/>
+          <w:lang w:eastAsia="ru-RU"/>
+        </w:rPr>
+        <w:t>(m):</w:t>
       </w:r>
       <w:r>
         <w:rPr>
@@ -3802,6 +3921,29 @@
         <w:br/>
         <w:t xml:space="preserve">    </w:t>
       </w:r>
+      <w:proofErr w:type="spellStart"/>
+      <w:r>
+        <w:rPr>
+          <w:rFonts w:ascii="Courier New" w:eastAsia="Times New Roman" w:hAnsi="Courier New" w:cs="Courier New"/>
+          <w:color w:val="080808"/>
+          <w:sz w:val="20"/>
+          <w:szCs w:val="20"/>
+          <w:lang w:eastAsia="ru-RU"/>
+        </w:rPr>
+        <w:t>f_max.append</w:t>
+      </w:r>
+      <w:proofErr w:type="spellEnd"/>
+      <w:r>
+        <w:rPr>
+          <w:rFonts w:ascii="Courier New" w:eastAsia="Times New Roman" w:hAnsi="Courier New" w:cs="Courier New"/>
+          <w:color w:val="080808"/>
+          <w:sz w:val="20"/>
+          <w:szCs w:val="20"/>
+          <w:lang w:eastAsia="ru-RU"/>
+        </w:rPr>
+        <w:t>(</w:t>
+      </w:r>
+      <w:proofErr w:type="spellStart"/>
       <w:r>
         <w:rPr>
           <w:rFonts w:ascii="Courier New" w:eastAsia="Times New Roman" w:hAnsi="Courier New" w:cs="Courier New"/>
@@ -3810,117 +3952,18 @@
           <w:szCs w:val="20"/>
           <w:lang w:eastAsia="ru-RU"/>
         </w:rPr>
-        <w:t>print</w:t>
-      </w:r>
-      <w:r>
-        <w:rPr>
-          <w:rFonts w:ascii="Courier New" w:eastAsia="Times New Roman" w:hAnsi="Courier New" w:cs="Courier New"/>
-          <w:color w:val="080808"/>
-          <w:sz w:val="20"/>
-          <w:szCs w:val="20"/>
-          <w:lang w:eastAsia="ru-RU"/>
-        </w:rPr>
-        <w:t>(</w:t>
-      </w:r>
-      <w:r>
-        <w:rPr>
-          <w:rFonts w:ascii="Courier New" w:eastAsia="Times New Roman" w:hAnsi="Courier New" w:cs="Courier New"/>
-          <w:color w:val="067D17"/>
-          <w:sz w:val="20"/>
-          <w:szCs w:val="20"/>
-          <w:lang w:eastAsia="ru-RU"/>
-        </w:rPr>
-        <w:t xml:space="preserve">'x%-2i | %2i | %2i | %2i |' </w:t>
-      </w:r>
-      <w:r>
-        <w:rPr>
-          <w:rFonts w:ascii="Courier New" w:eastAsia="Times New Roman" w:hAnsi="Courier New" w:cs="Courier New"/>
-          <w:color w:val="080808"/>
-          <w:sz w:val="20"/>
-          <w:szCs w:val="20"/>
-          <w:lang w:eastAsia="ru-RU"/>
-        </w:rPr>
-        <w:t>% (i+</w:t>
-      </w:r>
-      <w:r>
-        <w:rPr>
-          <w:rFonts w:ascii="Courier New" w:eastAsia="Times New Roman" w:hAnsi="Courier New" w:cs="Courier New"/>
-          <w:color w:val="1750EB"/>
-          <w:sz w:val="20"/>
-          <w:szCs w:val="20"/>
-          <w:lang w:eastAsia="ru-RU"/>
-        </w:rPr>
-        <w:t>1</w:t>
-      </w:r>
-      <w:r>
-        <w:rPr>
-          <w:rFonts w:ascii="Courier New" w:eastAsia="Times New Roman" w:hAnsi="Courier New" w:cs="Courier New"/>
-          <w:color w:val="080808"/>
-          <w:sz w:val="20"/>
-          <w:szCs w:val="20"/>
-          <w:lang w:eastAsia="ru-RU"/>
-        </w:rPr>
-        <w:t>, f[</w:t>
-      </w:r>
-      <w:r>
-        <w:rPr>
-          <w:rFonts w:ascii="Courier New" w:eastAsia="Times New Roman" w:hAnsi="Courier New" w:cs="Courier New"/>
-          <w:color w:val="1750EB"/>
-          <w:sz w:val="20"/>
-          <w:szCs w:val="20"/>
-          <w:lang w:eastAsia="ru-RU"/>
-        </w:rPr>
-        <w:t>0</w:t>
-      </w:r>
-      <w:r>
-        <w:rPr>
-          <w:rFonts w:ascii="Courier New" w:eastAsia="Times New Roman" w:hAnsi="Courier New" w:cs="Courier New"/>
-          <w:color w:val="080808"/>
-          <w:sz w:val="20"/>
-          <w:szCs w:val="20"/>
-          <w:lang w:eastAsia="ru-RU"/>
-        </w:rPr>
-        <w:t>][i], f[</w:t>
-      </w:r>
-      <w:r>
-        <w:rPr>
-          <w:rFonts w:ascii="Courier New" w:eastAsia="Times New Roman" w:hAnsi="Courier New" w:cs="Courier New"/>
-          <w:color w:val="1750EB"/>
-          <w:sz w:val="20"/>
-          <w:szCs w:val="20"/>
-          <w:lang w:eastAsia="ru-RU"/>
-        </w:rPr>
-        <w:t>1</w:t>
-      </w:r>
-      <w:r>
-        <w:rPr>
-          <w:rFonts w:ascii="Courier New" w:eastAsia="Times New Roman" w:hAnsi="Courier New" w:cs="Courier New"/>
-          <w:color w:val="080808"/>
-          <w:sz w:val="20"/>
-          <w:szCs w:val="20"/>
-          <w:lang w:eastAsia="ru-RU"/>
-        </w:rPr>
-        <w:t>][i], f[</w:t>
-      </w:r>
-      <w:r>
-        <w:rPr>
-          <w:rFonts w:ascii="Courier New" w:eastAsia="Times New Roman" w:hAnsi="Courier New" w:cs="Courier New"/>
-          <w:color w:val="1750EB"/>
-          <w:sz w:val="20"/>
-          <w:szCs w:val="20"/>
-          <w:lang w:eastAsia="ru-RU"/>
-        </w:rPr>
-        <w:t>2</w:t>
-      </w:r>
-      <w:r>
-        <w:rPr>
-          <w:rFonts w:ascii="Courier New" w:eastAsia="Times New Roman" w:hAnsi="Courier New" w:cs="Courier New"/>
-          <w:color w:val="080808"/>
-          <w:sz w:val="20"/>
-          <w:szCs w:val="20"/>
-          <w:lang w:eastAsia="ru-RU"/>
-        </w:rPr>
-        <w:t>][i]))</w:t>
+        <w:t>max</w:t>
+      </w:r>
+      <w:proofErr w:type="spellEnd"/>
+      <w:r>
+        <w:rPr>
+          <w:rFonts w:ascii="Courier New" w:eastAsia="Times New Roman" w:hAnsi="Courier New" w:cs="Courier New"/>
+          <w:color w:val="080808"/>
+          <w:sz w:val="20"/>
+          <w:szCs w:val="20"/>
+          <w:lang w:eastAsia="ru-RU"/>
+        </w:rPr>
+        <w:t>(f[i]))</w:t>
       </w:r>
       <w:r>
         <w:rPr>
@@ -3935,41 +3978,12 @@
       <w:r>
         <w:rPr>
           <w:rFonts w:ascii="Courier New" w:eastAsia="Times New Roman" w:hAnsi="Courier New" w:cs="Courier New"/>
-          <w:color w:val="000080"/>
-          <w:sz w:val="20"/>
-          <w:szCs w:val="20"/>
-          <w:lang w:eastAsia="ru-RU"/>
-        </w:rPr>
-        <w:t>print</w:t>
-      </w:r>
-      <w:r>
-        <w:rPr>
-          <w:rFonts w:ascii="Courier New" w:eastAsia="Times New Roman" w:hAnsi="Courier New" w:cs="Courier New"/>
-          <w:color w:val="080808"/>
-          <w:sz w:val="20"/>
-          <w:szCs w:val="20"/>
-          <w:lang w:eastAsia="ru-RU"/>
-        </w:rPr>
-        <w:t>()</w:t>
-      </w:r>
-      <w:r>
-        <w:rPr>
-          <w:rFonts w:ascii="Courier New" w:eastAsia="Times New Roman" w:hAnsi="Courier New" w:cs="Courier New"/>
-          <w:color w:val="080808"/>
-          <w:sz w:val="20"/>
-          <w:szCs w:val="20"/>
-          <w:lang w:eastAsia="ru-RU"/>
-        </w:rPr>
-        <w:br/>
-      </w:r>
-      <w:r>
-        <w:rPr>
-          <w:rFonts w:ascii="Courier New" w:eastAsia="Times New Roman" w:hAnsi="Courier New" w:cs="Courier New"/>
-          <w:color w:val="080808"/>
-          <w:sz w:val="20"/>
-          <w:szCs w:val="20"/>
-          <w:lang w:eastAsia="ru-RU"/>
-        </w:rPr>
+          <w:color w:val="080808"/>
+          <w:sz w:val="20"/>
+          <w:szCs w:val="20"/>
+          <w:lang w:eastAsia="ru-RU"/>
+        </w:rPr>
+        <w:lastRenderedPageBreak/>
         <w:br/>
       </w:r>
       <w:r>
@@ -3982,7 +3996,7 @@
           <w:szCs w:val="20"/>
           <w:lang w:eastAsia="ru-RU"/>
         </w:rPr>
-        <w:t># множество Парето</w:t>
+        <w:t># метрики от Парето-оптимальных решений до точки утопии</w:t>
       </w:r>
       <w:r>
         <w:rPr>
@@ -3999,82 +4013,12 @@
       <w:r>
         <w:rPr>
           <w:rFonts w:ascii="Courier New" w:eastAsia="Times New Roman" w:hAnsi="Courier New" w:cs="Courier New"/>
-          <w:color w:val="000080"/>
-          <w:sz w:val="20"/>
-          <w:szCs w:val="20"/>
-          <w:lang w:eastAsia="ru-RU"/>
-        </w:rPr>
-        <w:t>print</w:t>
-      </w:r>
-      <w:r>
-        <w:rPr>
-          <w:rFonts w:ascii="Courier New" w:eastAsia="Times New Roman" w:hAnsi="Courier New" w:cs="Courier New"/>
-          <w:color w:val="080808"/>
-          <w:sz w:val="20"/>
-          <w:szCs w:val="20"/>
-          <w:lang w:eastAsia="ru-RU"/>
-        </w:rPr>
-        <w:t>(</w:t>
-      </w:r>
-      <w:r>
-        <w:rPr>
-          <w:rFonts w:ascii="Courier New" w:eastAsia="Times New Roman" w:hAnsi="Courier New" w:cs="Courier New"/>
-          <w:color w:val="067D17"/>
-          <w:sz w:val="20"/>
-          <w:szCs w:val="20"/>
-          <w:lang w:eastAsia="ru-RU"/>
-        </w:rPr>
-        <w:t>'P(X) = { '</w:t>
-      </w:r>
-      <w:r>
-        <w:rPr>
-          <w:rFonts w:ascii="Courier New" w:eastAsia="Times New Roman" w:hAnsi="Courier New" w:cs="Courier New"/>
-          <w:color w:val="080808"/>
-          <w:sz w:val="20"/>
-          <w:szCs w:val="20"/>
-          <w:lang w:eastAsia="ru-RU"/>
-        </w:rPr>
-        <w:t xml:space="preserve">, </w:t>
-      </w:r>
-      <w:r>
-        <w:rPr>
-          <w:rFonts w:ascii="Courier New" w:eastAsia="Times New Roman" w:hAnsi="Courier New" w:cs="Courier New"/>
-          <w:color w:val="660099"/>
-          <w:sz w:val="20"/>
-          <w:szCs w:val="20"/>
-          <w:lang w:eastAsia="ru-RU"/>
-        </w:rPr>
-        <w:t>end</w:t>
-      </w:r>
-      <w:r>
-        <w:rPr>
-          <w:rFonts w:ascii="Courier New" w:eastAsia="Times New Roman" w:hAnsi="Courier New" w:cs="Courier New"/>
-          <w:color w:val="080808"/>
-          <w:sz w:val="20"/>
-          <w:szCs w:val="20"/>
-          <w:lang w:eastAsia="ru-RU"/>
-        </w:rPr>
-        <w:t>=</w:t>
-      </w:r>
-      <w:r>
-        <w:rPr>
-          <w:rFonts w:ascii="Courier New" w:eastAsia="Times New Roman" w:hAnsi="Courier New" w:cs="Courier New"/>
-          <w:color w:val="067D17"/>
-          <w:sz w:val="20"/>
-          <w:szCs w:val="20"/>
-          <w:lang w:eastAsia="ru-RU"/>
-        </w:rPr>
-        <w:t>''</w:t>
-      </w:r>
-      <w:r>
-        <w:rPr>
-          <w:rFonts w:ascii="Courier New" w:eastAsia="Times New Roman" w:hAnsi="Courier New" w:cs="Courier New"/>
-          <w:color w:val="080808"/>
-          <w:sz w:val="20"/>
-          <w:szCs w:val="20"/>
-          <w:lang w:eastAsia="ru-RU"/>
-        </w:rPr>
-        <w:t>)</w:t>
+          <w:color w:val="080808"/>
+          <w:sz w:val="20"/>
+          <w:szCs w:val="20"/>
+          <w:lang w:eastAsia="ru-RU"/>
+        </w:rPr>
+        <w:t>R = {}</w:t>
       </w:r>
       <w:r>
         <w:rPr>
@@ -4086,6 +4030,7 @@
         </w:rPr>
         <w:br/>
       </w:r>
+      <w:proofErr w:type="spellStart"/>
       <w:r>
         <w:rPr>
           <w:rFonts w:ascii="Courier New" w:eastAsia="Times New Roman" w:hAnsi="Courier New" w:cs="Courier New"/>
@@ -4094,7 +4039,18 @@
           <w:szCs w:val="20"/>
           <w:lang w:eastAsia="ru-RU"/>
         </w:rPr>
-        <w:t xml:space="preserve">for </w:t>
+        <w:t>for</w:t>
+      </w:r>
+      <w:proofErr w:type="spellEnd"/>
+      <w:r>
+        <w:rPr>
+          <w:rFonts w:ascii="Courier New" w:eastAsia="Times New Roman" w:hAnsi="Courier New" w:cs="Courier New"/>
+          <w:color w:val="0033B3"/>
+          <w:sz w:val="20"/>
+          <w:szCs w:val="20"/>
+          <w:lang w:eastAsia="ru-RU"/>
+        </w:rPr>
+        <w:t xml:space="preserve"> </w:t>
       </w:r>
       <w:r>
         <w:rPr>
@@ -4106,6 +4062,7 @@
         </w:rPr>
         <w:t xml:space="preserve">i </w:t>
       </w:r>
+      <w:proofErr w:type="spellStart"/>
       <w:r>
         <w:rPr>
           <w:rFonts w:ascii="Courier New" w:eastAsia="Times New Roman" w:hAnsi="Courier New" w:cs="Courier New"/>
@@ -4114,7 +4071,18 @@
           <w:szCs w:val="20"/>
           <w:lang w:eastAsia="ru-RU"/>
         </w:rPr>
-        <w:t xml:space="preserve">in </w:t>
+        <w:t>in</w:t>
+      </w:r>
+      <w:proofErr w:type="spellEnd"/>
+      <w:r>
+        <w:rPr>
+          <w:rFonts w:ascii="Courier New" w:eastAsia="Times New Roman" w:hAnsi="Courier New" w:cs="Courier New"/>
+          <w:color w:val="0033B3"/>
+          <w:sz w:val="20"/>
+          <w:szCs w:val="20"/>
+          <w:lang w:eastAsia="ru-RU"/>
+        </w:rPr>
+        <w:t xml:space="preserve"> </w:t>
       </w:r>
       <w:r>
         <w:rPr>
@@ -4137,45 +4105,27 @@
         <w:br/>
         <w:t xml:space="preserve">    </w:t>
       </w:r>
-      <w:r>
-        <w:rPr>
-          <w:rFonts w:ascii="Courier New" w:eastAsia="Times New Roman" w:hAnsi="Courier New" w:cs="Courier New"/>
-          <w:color w:val="000080"/>
-          <w:sz w:val="20"/>
-          <w:szCs w:val="20"/>
-          <w:lang w:eastAsia="ru-RU"/>
-        </w:rPr>
-        <w:t>print</w:t>
-      </w:r>
-      <w:r>
-        <w:rPr>
-          <w:rFonts w:ascii="Courier New" w:eastAsia="Times New Roman" w:hAnsi="Courier New" w:cs="Courier New"/>
-          <w:color w:val="080808"/>
-          <w:sz w:val="20"/>
-          <w:szCs w:val="20"/>
-          <w:lang w:eastAsia="ru-RU"/>
-        </w:rPr>
-        <w:t>(</w:t>
-      </w:r>
-      <w:r>
-        <w:rPr>
-          <w:rFonts w:ascii="Courier New" w:eastAsia="Times New Roman" w:hAnsi="Courier New" w:cs="Courier New"/>
-          <w:color w:val="067D17"/>
-          <w:sz w:val="20"/>
-          <w:szCs w:val="20"/>
-          <w:lang w:eastAsia="ru-RU"/>
-        </w:rPr>
-        <w:t xml:space="preserve">'x%i' </w:t>
-      </w:r>
-      <w:r>
-        <w:rPr>
-          <w:rFonts w:ascii="Courier New" w:eastAsia="Times New Roman" w:hAnsi="Courier New" w:cs="Courier New"/>
-          <w:color w:val="080808"/>
-          <w:sz w:val="20"/>
-          <w:szCs w:val="20"/>
-          <w:lang w:eastAsia="ru-RU"/>
-        </w:rPr>
-        <w:t>% (i+</w:t>
+      <w:proofErr w:type="spellStart"/>
+      <w:r>
+        <w:rPr>
+          <w:rFonts w:ascii="Courier New" w:eastAsia="Times New Roman" w:hAnsi="Courier New" w:cs="Courier New"/>
+          <w:color w:val="080808"/>
+          <w:sz w:val="20"/>
+          <w:szCs w:val="20"/>
+          <w:lang w:eastAsia="ru-RU"/>
+        </w:rPr>
+        <w:t>metric</w:t>
+      </w:r>
+      <w:proofErr w:type="spellEnd"/>
+      <w:r>
+        <w:rPr>
+          <w:rFonts w:ascii="Courier New" w:eastAsia="Times New Roman" w:hAnsi="Courier New" w:cs="Courier New"/>
+          <w:color w:val="080808"/>
+          <w:sz w:val="20"/>
+          <w:szCs w:val="20"/>
+          <w:lang w:eastAsia="ru-RU"/>
+        </w:rPr>
+        <w:t xml:space="preserve"> = </w:t>
       </w:r>
       <w:r>
         <w:rPr>
@@ -4185,292 +4135,12 @@
           <w:szCs w:val="20"/>
           <w:lang w:eastAsia="ru-RU"/>
         </w:rPr>
-        <w:t>1</w:t>
-      </w:r>
-      <w:r>
-        <w:rPr>
-          <w:rFonts w:ascii="Courier New" w:eastAsia="Times New Roman" w:hAnsi="Courier New" w:cs="Courier New"/>
-          <w:color w:val="080808"/>
-          <w:sz w:val="20"/>
-          <w:szCs w:val="20"/>
-          <w:lang w:eastAsia="ru-RU"/>
-        </w:rPr>
-        <w:t xml:space="preserve">), </w:t>
-      </w:r>
-      <w:r>
-        <w:rPr>
-          <w:rFonts w:ascii="Courier New" w:eastAsia="Times New Roman" w:hAnsi="Courier New" w:cs="Courier New"/>
-          <w:color w:val="660099"/>
-          <w:sz w:val="20"/>
-          <w:szCs w:val="20"/>
-          <w:lang w:eastAsia="ru-RU"/>
-        </w:rPr>
-        <w:t>end</w:t>
-      </w:r>
-      <w:r>
-        <w:rPr>
-          <w:rFonts w:ascii="Courier New" w:eastAsia="Times New Roman" w:hAnsi="Courier New" w:cs="Courier New"/>
-          <w:color w:val="080808"/>
-          <w:sz w:val="20"/>
-          <w:szCs w:val="20"/>
-          <w:lang w:eastAsia="ru-RU"/>
-        </w:rPr>
-        <w:t>=</w:t>
-      </w:r>
-      <w:r>
-        <w:rPr>
-          <w:rFonts w:ascii="Courier New" w:eastAsia="Times New Roman" w:hAnsi="Courier New" w:cs="Courier New"/>
-          <w:color w:val="067D17"/>
-          <w:sz w:val="20"/>
-          <w:szCs w:val="20"/>
-          <w:lang w:eastAsia="ru-RU"/>
-        </w:rPr>
-        <w:t>', '</w:t>
-      </w:r>
-      <w:r>
-        <w:rPr>
-          <w:rFonts w:ascii="Courier New" w:eastAsia="Times New Roman" w:hAnsi="Courier New" w:cs="Courier New"/>
-          <w:color w:val="080808"/>
-          <w:sz w:val="20"/>
-          <w:szCs w:val="20"/>
-          <w:lang w:eastAsia="ru-RU"/>
-        </w:rPr>
-        <w:t>)</w:t>
-      </w:r>
-      <w:r>
-        <w:rPr>
-          <w:rFonts w:ascii="Courier New" w:eastAsia="Times New Roman" w:hAnsi="Courier New" w:cs="Courier New"/>
-          <w:color w:val="080808"/>
-          <w:sz w:val="20"/>
-          <w:szCs w:val="20"/>
-          <w:lang w:eastAsia="ru-RU"/>
-        </w:rPr>
-        <w:br/>
-      </w:r>
-      <w:r>
-        <w:rPr>
-          <w:rFonts w:ascii="Courier New" w:eastAsia="Times New Roman" w:hAnsi="Courier New" w:cs="Courier New"/>
-          <w:color w:val="000080"/>
-          <w:sz w:val="20"/>
-          <w:szCs w:val="20"/>
-          <w:lang w:eastAsia="ru-RU"/>
-        </w:rPr>
-        <w:t>print</w:t>
-      </w:r>
-      <w:r>
-        <w:rPr>
-          <w:rFonts w:ascii="Courier New" w:eastAsia="Times New Roman" w:hAnsi="Courier New" w:cs="Courier New"/>
-          <w:color w:val="080808"/>
-          <w:sz w:val="20"/>
-          <w:szCs w:val="20"/>
-          <w:lang w:eastAsia="ru-RU"/>
-        </w:rPr>
-        <w:t>(</w:t>
-      </w:r>
-      <w:r>
-        <w:rPr>
-          <w:rFonts w:ascii="Courier New" w:eastAsia="Times New Roman" w:hAnsi="Courier New" w:cs="Courier New"/>
-          <w:color w:val="067D17"/>
-          <w:sz w:val="20"/>
-          <w:szCs w:val="20"/>
-          <w:lang w:eastAsia="ru-RU"/>
-        </w:rPr>
-        <w:t>'}</w:t>
-      </w:r>
-      <w:r>
-        <w:rPr>
-          <w:rFonts w:ascii="Courier New" w:eastAsia="Times New Roman" w:hAnsi="Courier New" w:cs="Courier New"/>
-          <w:color w:val="0037A6"/>
-          <w:sz w:val="20"/>
-          <w:szCs w:val="20"/>
-          <w:lang w:eastAsia="ru-RU"/>
-        </w:rPr>
-        <w:t>\n</w:t>
-      </w:r>
-      <w:r>
-        <w:rPr>
-          <w:rFonts w:ascii="Courier New" w:eastAsia="Times New Roman" w:hAnsi="Courier New" w:cs="Courier New"/>
-          <w:color w:val="067D17"/>
-          <w:sz w:val="20"/>
-          <w:szCs w:val="20"/>
-          <w:lang w:eastAsia="ru-RU"/>
-        </w:rPr>
-        <w:t>'</w:t>
-      </w:r>
-      <w:r>
-        <w:rPr>
-          <w:rFonts w:ascii="Courier New" w:eastAsia="Times New Roman" w:hAnsi="Courier New" w:cs="Courier New"/>
-          <w:color w:val="080808"/>
-          <w:sz w:val="20"/>
-          <w:szCs w:val="20"/>
-          <w:lang w:eastAsia="ru-RU"/>
-        </w:rPr>
-        <w:t>)</w:t>
-      </w:r>
-      <w:r>
-        <w:rPr>
-          <w:rFonts w:ascii="Courier New" w:eastAsia="Times New Roman" w:hAnsi="Courier New" w:cs="Courier New"/>
-          <w:color w:val="080808"/>
-          <w:sz w:val="20"/>
-          <w:szCs w:val="20"/>
-          <w:lang w:eastAsia="ru-RU"/>
-        </w:rPr>
-        <w:br/>
-      </w:r>
-      <w:r>
-        <w:rPr>
-          <w:rFonts w:ascii="Courier New" w:eastAsia="Times New Roman" w:hAnsi="Courier New" w:cs="Courier New"/>
-          <w:color w:val="080808"/>
-          <w:sz w:val="20"/>
-          <w:szCs w:val="20"/>
-          <w:lang w:eastAsia="ru-RU"/>
-        </w:rPr>
-        <w:br/>
-      </w:r>
-      <w:r>
-        <w:rPr>
-          <w:rFonts w:ascii="Courier New" w:eastAsia="Times New Roman" w:hAnsi="Courier New" w:cs="Courier New"/>
-          <w:color w:val="000080"/>
-          <w:sz w:val="20"/>
-          <w:szCs w:val="20"/>
-          <w:lang w:eastAsia="ru-RU"/>
-        </w:rPr>
-        <w:t>print</w:t>
-      </w:r>
-      <w:r>
-        <w:rPr>
-          <w:rFonts w:ascii="Courier New" w:eastAsia="Times New Roman" w:hAnsi="Courier New" w:cs="Courier New"/>
-          <w:color w:val="080808"/>
-          <w:sz w:val="20"/>
-          <w:szCs w:val="20"/>
-          <w:lang w:eastAsia="ru-RU"/>
-        </w:rPr>
-        <w:t>(</w:t>
-      </w:r>
-      <w:r>
-        <w:rPr>
-          <w:rFonts w:ascii="Courier New" w:eastAsia="Times New Roman" w:hAnsi="Courier New" w:cs="Courier New"/>
-          <w:color w:val="067D17"/>
-          <w:sz w:val="20"/>
-          <w:szCs w:val="20"/>
-          <w:lang w:eastAsia="ru-RU"/>
-        </w:rPr>
-        <w:t>'Точка утопии: ('</w:t>
-      </w:r>
-      <w:r>
-        <w:rPr>
-          <w:rFonts w:ascii="Courier New" w:eastAsia="Times New Roman" w:hAnsi="Courier New" w:cs="Courier New"/>
-          <w:color w:val="080808"/>
-          <w:sz w:val="20"/>
-          <w:szCs w:val="20"/>
-          <w:lang w:eastAsia="ru-RU"/>
-        </w:rPr>
-        <w:t xml:space="preserve">, </w:t>
-      </w:r>
-      <w:r>
-        <w:rPr>
-          <w:rFonts w:ascii="Courier New" w:eastAsia="Times New Roman" w:hAnsi="Courier New" w:cs="Courier New"/>
-          <w:color w:val="660099"/>
-          <w:sz w:val="20"/>
-          <w:szCs w:val="20"/>
-          <w:lang w:eastAsia="ru-RU"/>
-        </w:rPr>
-        <w:t>end</w:t>
-      </w:r>
-      <w:r>
-        <w:rPr>
-          <w:rFonts w:ascii="Courier New" w:eastAsia="Times New Roman" w:hAnsi="Courier New" w:cs="Courier New"/>
-          <w:color w:val="080808"/>
-          <w:sz w:val="20"/>
-          <w:szCs w:val="20"/>
-          <w:lang w:eastAsia="ru-RU"/>
-        </w:rPr>
-        <w:t>=</w:t>
-      </w:r>
-      <w:r>
-        <w:rPr>
-          <w:rFonts w:ascii="Courier New" w:eastAsia="Times New Roman" w:hAnsi="Courier New" w:cs="Courier New"/>
-          <w:color w:val="067D17"/>
-          <w:sz w:val="20"/>
-          <w:szCs w:val="20"/>
-          <w:lang w:eastAsia="ru-RU"/>
-        </w:rPr>
-        <w:t>''</w:t>
-      </w:r>
-      <w:r>
-        <w:rPr>
-          <w:rFonts w:ascii="Courier New" w:eastAsia="Times New Roman" w:hAnsi="Courier New" w:cs="Courier New"/>
-          <w:color w:val="080808"/>
-          <w:sz w:val="20"/>
-          <w:szCs w:val="20"/>
-          <w:lang w:eastAsia="ru-RU"/>
-        </w:rPr>
-        <w:t>)</w:t>
-      </w:r>
-      <w:r>
-        <w:rPr>
-          <w:rFonts w:ascii="Courier New" w:eastAsia="Times New Roman" w:hAnsi="Courier New" w:cs="Courier New"/>
-          <w:color w:val="080808"/>
-          <w:sz w:val="20"/>
-          <w:szCs w:val="20"/>
-          <w:lang w:eastAsia="ru-RU"/>
-        </w:rPr>
-        <w:br/>
-      </w:r>
-      <w:r>
-        <w:rPr>
-          <w:rFonts w:ascii="Courier New" w:eastAsia="Times New Roman" w:hAnsi="Courier New" w:cs="Courier New"/>
-          <w:color w:val="0033B3"/>
-          <w:sz w:val="20"/>
-          <w:szCs w:val="20"/>
-          <w:lang w:eastAsia="ru-RU"/>
-        </w:rPr>
-        <w:t xml:space="preserve">for </w:t>
-      </w:r>
-      <w:r>
-        <w:rPr>
-          <w:rFonts w:ascii="Courier New" w:eastAsia="Times New Roman" w:hAnsi="Courier New" w:cs="Courier New"/>
-          <w:color w:val="080808"/>
-          <w:sz w:val="20"/>
-          <w:szCs w:val="20"/>
-          <w:lang w:eastAsia="ru-RU"/>
-        </w:rPr>
-        <w:t xml:space="preserve">i </w:t>
-      </w:r>
-      <w:r>
-        <w:rPr>
-          <w:rFonts w:ascii="Courier New" w:eastAsia="Times New Roman" w:hAnsi="Courier New" w:cs="Courier New"/>
-          <w:color w:val="0033B3"/>
-          <w:sz w:val="20"/>
-          <w:szCs w:val="20"/>
-          <w:lang w:eastAsia="ru-RU"/>
-        </w:rPr>
-        <w:t xml:space="preserve">in </w:t>
-      </w:r>
-      <w:r>
-        <w:rPr>
-          <w:rFonts w:ascii="Courier New" w:eastAsia="Times New Roman" w:hAnsi="Courier New" w:cs="Courier New"/>
-          <w:color w:val="000080"/>
-          <w:sz w:val="20"/>
-          <w:szCs w:val="20"/>
-          <w:lang w:eastAsia="ru-RU"/>
-        </w:rPr>
-        <w:t>range</w:t>
-      </w:r>
-      <w:r>
-        <w:rPr>
-          <w:rFonts w:ascii="Courier New" w:eastAsia="Times New Roman" w:hAnsi="Courier New" w:cs="Courier New"/>
-          <w:color w:val="080808"/>
-          <w:sz w:val="20"/>
-          <w:szCs w:val="20"/>
-          <w:lang w:eastAsia="ru-RU"/>
-        </w:rPr>
-        <w:t>(m):</w:t>
-      </w:r>
-      <w:r>
-        <w:rPr>
-          <w:rFonts w:ascii="Courier New" w:eastAsia="Times New Roman" w:hAnsi="Courier New" w:cs="Courier New"/>
-          <w:color w:val="080808"/>
+        <w:t>0</w:t>
+      </w:r>
+      <w:r>
+        <w:rPr>
+          <w:rFonts w:ascii="Courier New" w:eastAsia="Times New Roman" w:hAnsi="Courier New" w:cs="Courier New"/>
+          <w:color w:val="1750EB"/>
           <w:sz w:val="20"/>
           <w:szCs w:val="20"/>
           <w:lang w:eastAsia="ru-RU"/>
@@ -4478,6 +4148,61 @@
         <w:br/>
         <w:t xml:space="preserve">    </w:t>
       </w:r>
+      <w:proofErr w:type="spellStart"/>
+      <w:r>
+        <w:rPr>
+          <w:rFonts w:ascii="Courier New" w:eastAsia="Times New Roman" w:hAnsi="Courier New" w:cs="Courier New"/>
+          <w:color w:val="0033B3"/>
+          <w:sz w:val="20"/>
+          <w:szCs w:val="20"/>
+          <w:lang w:eastAsia="ru-RU"/>
+        </w:rPr>
+        <w:t>for</w:t>
+      </w:r>
+      <w:proofErr w:type="spellEnd"/>
+      <w:r>
+        <w:rPr>
+          <w:rFonts w:ascii="Courier New" w:eastAsia="Times New Roman" w:hAnsi="Courier New" w:cs="Courier New"/>
+          <w:color w:val="0033B3"/>
+          <w:sz w:val="20"/>
+          <w:szCs w:val="20"/>
+          <w:lang w:eastAsia="ru-RU"/>
+        </w:rPr>
+        <w:t xml:space="preserve"> </w:t>
+      </w:r>
+      <w:r>
+        <w:rPr>
+          <w:rFonts w:ascii="Courier New" w:eastAsia="Times New Roman" w:hAnsi="Courier New" w:cs="Courier New"/>
+          <w:color w:val="080808"/>
+          <w:sz w:val="20"/>
+          <w:szCs w:val="20"/>
+          <w:lang w:eastAsia="ru-RU"/>
+        </w:rPr>
+        <w:t xml:space="preserve">j </w:t>
+      </w:r>
+      <w:proofErr w:type="spellStart"/>
+      <w:r>
+        <w:rPr>
+          <w:rFonts w:ascii="Courier New" w:eastAsia="Times New Roman" w:hAnsi="Courier New" w:cs="Courier New"/>
+          <w:color w:val="0033B3"/>
+          <w:sz w:val="20"/>
+          <w:szCs w:val="20"/>
+          <w:lang w:eastAsia="ru-RU"/>
+        </w:rPr>
+        <w:t>in</w:t>
+      </w:r>
+      <w:proofErr w:type="spellEnd"/>
+      <w:r>
+        <w:rPr>
+          <w:rFonts w:ascii="Courier New" w:eastAsia="Times New Roman" w:hAnsi="Courier New" w:cs="Courier New"/>
+          <w:color w:val="0033B3"/>
+          <w:sz w:val="20"/>
+          <w:szCs w:val="20"/>
+          <w:lang w:eastAsia="ru-RU"/>
+        </w:rPr>
+        <w:t xml:space="preserve"> </w:t>
+      </w:r>
+      <w:proofErr w:type="spellStart"/>
       <w:r>
         <w:rPr>
           <w:rFonts w:ascii="Courier New" w:eastAsia="Times New Roman" w:hAnsi="Courier New" w:cs="Courier New"/>
@@ -4486,67 +4211,73 @@
           <w:szCs w:val="20"/>
           <w:lang w:eastAsia="ru-RU"/>
         </w:rPr>
-        <w:t>print</w:t>
-      </w:r>
-      <w:r>
-        <w:rPr>
-          <w:rFonts w:ascii="Courier New" w:eastAsia="Times New Roman" w:hAnsi="Courier New" w:cs="Courier New"/>
-          <w:color w:val="080808"/>
-          <w:sz w:val="20"/>
-          <w:szCs w:val="20"/>
-          <w:lang w:eastAsia="ru-RU"/>
-        </w:rPr>
-        <w:t xml:space="preserve">(f_max[i], </w:t>
-      </w:r>
-      <w:r>
-        <w:rPr>
-          <w:rFonts w:ascii="Courier New" w:eastAsia="Times New Roman" w:hAnsi="Courier New" w:cs="Courier New"/>
-          <w:color w:val="660099"/>
-          <w:sz w:val="20"/>
-          <w:szCs w:val="20"/>
-          <w:lang w:eastAsia="ru-RU"/>
-        </w:rPr>
-        <w:t>end</w:t>
-      </w:r>
-      <w:r>
-        <w:rPr>
-          <w:rFonts w:ascii="Courier New" w:eastAsia="Times New Roman" w:hAnsi="Courier New" w:cs="Courier New"/>
-          <w:color w:val="080808"/>
-          <w:sz w:val="20"/>
-          <w:szCs w:val="20"/>
-          <w:lang w:eastAsia="ru-RU"/>
-        </w:rPr>
-        <w:t>=</w:t>
-      </w:r>
-      <w:r>
-        <w:rPr>
-          <w:rFonts w:ascii="Courier New" w:eastAsia="Times New Roman" w:hAnsi="Courier New" w:cs="Courier New"/>
-          <w:color w:val="067D17"/>
-          <w:sz w:val="20"/>
-          <w:szCs w:val="20"/>
-          <w:lang w:eastAsia="ru-RU"/>
-        </w:rPr>
-        <w:t xml:space="preserve">', ' </w:t>
-      </w:r>
-      <w:r>
-        <w:rPr>
-          <w:rFonts w:ascii="Courier New" w:eastAsia="Times New Roman" w:hAnsi="Courier New" w:cs="Courier New"/>
-          <w:color w:val="0033B3"/>
-          <w:sz w:val="20"/>
-          <w:szCs w:val="20"/>
-          <w:lang w:eastAsia="ru-RU"/>
-        </w:rPr>
-        <w:t xml:space="preserve">if </w:t>
-      </w:r>
-      <w:r>
-        <w:rPr>
-          <w:rFonts w:ascii="Courier New" w:eastAsia="Times New Roman" w:hAnsi="Courier New" w:cs="Courier New"/>
-          <w:color w:val="080808"/>
-          <w:sz w:val="20"/>
-          <w:szCs w:val="20"/>
-          <w:lang w:eastAsia="ru-RU"/>
-        </w:rPr>
-        <w:t>i &lt; (m-</w:t>
+        <w:t>range</w:t>
+      </w:r>
+      <w:proofErr w:type="spellEnd"/>
+      <w:r>
+        <w:rPr>
+          <w:rFonts w:ascii="Courier New" w:eastAsia="Times New Roman" w:hAnsi="Courier New" w:cs="Courier New"/>
+          <w:color w:val="080808"/>
+          <w:sz w:val="20"/>
+          <w:szCs w:val="20"/>
+          <w:lang w:eastAsia="ru-RU"/>
+        </w:rPr>
+        <w:t>(m):</w:t>
+      </w:r>
+      <w:r>
+        <w:rPr>
+          <w:rFonts w:ascii="Courier New" w:eastAsia="Times New Roman" w:hAnsi="Courier New" w:cs="Courier New"/>
+          <w:color w:val="080808"/>
+          <w:sz w:val="20"/>
+          <w:szCs w:val="20"/>
+          <w:lang w:eastAsia="ru-RU"/>
+        </w:rPr>
+        <w:br/>
+        <w:t xml:space="preserve">        </w:t>
+      </w:r>
+      <w:proofErr w:type="spellStart"/>
+      <w:r>
+        <w:rPr>
+          <w:rFonts w:ascii="Courier New" w:eastAsia="Times New Roman" w:hAnsi="Courier New" w:cs="Courier New"/>
+          <w:color w:val="080808"/>
+          <w:sz w:val="20"/>
+          <w:szCs w:val="20"/>
+          <w:lang w:eastAsia="ru-RU"/>
+        </w:rPr>
+        <w:t>metric</w:t>
+      </w:r>
+      <w:proofErr w:type="spellEnd"/>
+      <w:r>
+        <w:rPr>
+          <w:rFonts w:ascii="Courier New" w:eastAsia="Times New Roman" w:hAnsi="Courier New" w:cs="Courier New"/>
+          <w:color w:val="080808"/>
+          <w:sz w:val="20"/>
+          <w:szCs w:val="20"/>
+          <w:lang w:eastAsia="ru-RU"/>
+        </w:rPr>
+        <w:t xml:space="preserve"> += (</w:t>
+      </w:r>
+      <w:proofErr w:type="spellStart"/>
+      <w:r>
+        <w:rPr>
+          <w:rFonts w:ascii="Courier New" w:eastAsia="Times New Roman" w:hAnsi="Courier New" w:cs="Courier New"/>
+          <w:color w:val="080808"/>
+          <w:sz w:val="20"/>
+          <w:szCs w:val="20"/>
+          <w:lang w:eastAsia="ru-RU"/>
+        </w:rPr>
+        <w:t>f_max</w:t>
+      </w:r>
+      <w:proofErr w:type="spellEnd"/>
+      <w:r>
+        <w:rPr>
+          <w:rFonts w:ascii="Courier New" w:eastAsia="Times New Roman" w:hAnsi="Courier New" w:cs="Courier New"/>
+          <w:color w:val="080808"/>
+          <w:sz w:val="20"/>
+          <w:szCs w:val="20"/>
+          <w:lang w:eastAsia="ru-RU"/>
+        </w:rPr>
+        <w:t xml:space="preserve">[j] - x[i][j]) ** </w:t>
       </w:r>
       <w:r>
         <w:rPr>
@@ -4556,72 +4287,12 @@
           <w:szCs w:val="20"/>
           <w:lang w:eastAsia="ru-RU"/>
         </w:rPr>
-        <w:t>1</w:t>
-      </w:r>
-      <w:r>
-        <w:rPr>
-          <w:rFonts w:ascii="Courier New" w:eastAsia="Times New Roman" w:hAnsi="Courier New" w:cs="Courier New"/>
-          <w:color w:val="080808"/>
-          <w:sz w:val="20"/>
-          <w:szCs w:val="20"/>
-          <w:lang w:eastAsia="ru-RU"/>
-        </w:rPr>
-        <w:t xml:space="preserve">) </w:t>
-      </w:r>
-      <w:r>
-        <w:rPr>
-          <w:rFonts w:ascii="Courier New" w:eastAsia="Times New Roman" w:hAnsi="Courier New" w:cs="Courier New"/>
-          <w:color w:val="0033B3"/>
-          <w:sz w:val="20"/>
-          <w:szCs w:val="20"/>
-          <w:lang w:eastAsia="ru-RU"/>
-        </w:rPr>
-        <w:t xml:space="preserve">else </w:t>
-      </w:r>
-      <w:r>
-        <w:rPr>
-          <w:rFonts w:ascii="Courier New" w:eastAsia="Times New Roman" w:hAnsi="Courier New" w:cs="Courier New"/>
-          <w:color w:val="067D17"/>
-          <w:sz w:val="20"/>
-          <w:szCs w:val="20"/>
-          <w:lang w:eastAsia="ru-RU"/>
-        </w:rPr>
-        <w:t>')</w:t>
-      </w:r>
-      <w:r>
-        <w:rPr>
-          <w:rFonts w:ascii="Courier New" w:eastAsia="Times New Roman" w:hAnsi="Courier New" w:cs="Courier New"/>
-          <w:color w:val="0037A6"/>
-          <w:sz w:val="20"/>
-          <w:szCs w:val="20"/>
-          <w:lang w:eastAsia="ru-RU"/>
-        </w:rPr>
-        <w:t>\n</w:t>
-      </w:r>
-      <w:r>
-        <w:rPr>
-          <w:rFonts w:ascii="Courier New" w:eastAsia="Times New Roman" w:hAnsi="Courier New" w:cs="Courier New"/>
-          <w:color w:val="067D17"/>
-          <w:sz w:val="20"/>
-          <w:szCs w:val="20"/>
-          <w:lang w:eastAsia="ru-RU"/>
-        </w:rPr>
-        <w:t>'</w:t>
-      </w:r>
-      <w:r>
-        <w:rPr>
-          <w:rFonts w:ascii="Courier New" w:eastAsia="Times New Roman" w:hAnsi="Courier New" w:cs="Courier New"/>
-          <w:color w:val="080808"/>
-          <w:sz w:val="20"/>
-          <w:szCs w:val="20"/>
-          <w:lang w:eastAsia="ru-RU"/>
-        </w:rPr>
-        <w:t>)</w:t>
-      </w:r>
-      <w:r>
-        <w:rPr>
-          <w:rFonts w:ascii="Courier New" w:eastAsia="Times New Roman" w:hAnsi="Courier New" w:cs="Courier New"/>
-          <w:color w:val="080808"/>
+        <w:t>2</w:t>
+      </w:r>
+      <w:r>
+        <w:rPr>
+          <w:rFonts w:ascii="Courier New" w:eastAsia="Times New Roman" w:hAnsi="Courier New" w:cs="Courier New"/>
+          <w:color w:val="1750EB"/>
           <w:sz w:val="20"/>
           <w:szCs w:val="20"/>
           <w:lang w:eastAsia="ru-RU"/>
@@ -4631,137 +4302,7 @@
       <w:r>
         <w:rPr>
           <w:rFonts w:ascii="Courier New" w:eastAsia="Times New Roman" w:hAnsi="Courier New" w:cs="Courier New"/>
-          <w:color w:val="000080"/>
-          <w:sz w:val="20"/>
-          <w:szCs w:val="20"/>
-          <w:lang w:eastAsia="ru-RU"/>
-        </w:rPr>
-        <w:t>print</w:t>
-      </w:r>
-      <w:r>
-        <w:rPr>
-          <w:rFonts w:ascii="Courier New" w:eastAsia="Times New Roman" w:hAnsi="Courier New" w:cs="Courier New"/>
-          <w:color w:val="080808"/>
-          <w:sz w:val="20"/>
-          <w:szCs w:val="20"/>
-          <w:lang w:eastAsia="ru-RU"/>
-        </w:rPr>
-        <w:t>()</w:t>
-      </w:r>
-      <w:r>
-        <w:rPr>
-          <w:rFonts w:ascii="Courier New" w:eastAsia="Times New Roman" w:hAnsi="Courier New" w:cs="Courier New"/>
-          <w:color w:val="080808"/>
-          <w:sz w:val="20"/>
-          <w:szCs w:val="20"/>
-          <w:lang w:eastAsia="ru-RU"/>
-        </w:rPr>
-        <w:br/>
-      </w:r>
-      <w:r>
-        <w:rPr>
-          <w:rFonts w:ascii="Courier New" w:eastAsia="Times New Roman" w:hAnsi="Courier New" w:cs="Courier New"/>
-          <w:color w:val="080808"/>
-          <w:sz w:val="20"/>
-          <w:szCs w:val="20"/>
-          <w:lang w:eastAsia="ru-RU"/>
-        </w:rPr>
-        <w:br/>
-      </w:r>
-      <w:r>
-        <w:rPr>
-          <w:rFonts w:ascii="Courier New" w:eastAsia="Times New Roman" w:hAnsi="Courier New" w:cs="Courier New"/>
-          <w:color w:val="000080"/>
-          <w:sz w:val="20"/>
-          <w:szCs w:val="20"/>
-          <w:lang w:eastAsia="ru-RU"/>
-        </w:rPr>
-        <w:t>print</w:t>
-      </w:r>
-      <w:r>
-        <w:rPr>
-          <w:rFonts w:ascii="Courier New" w:eastAsia="Times New Roman" w:hAnsi="Courier New" w:cs="Courier New"/>
-          <w:color w:val="080808"/>
-          <w:sz w:val="20"/>
-          <w:szCs w:val="20"/>
-          <w:lang w:eastAsia="ru-RU"/>
-        </w:rPr>
-        <w:t>(</w:t>
-      </w:r>
-      <w:r>
-        <w:rPr>
-          <w:rFonts w:ascii="Courier New" w:eastAsia="Times New Roman" w:hAnsi="Courier New" w:cs="Courier New"/>
-          <w:color w:val="067D17"/>
-          <w:sz w:val="20"/>
-          <w:szCs w:val="20"/>
-          <w:lang w:eastAsia="ru-RU"/>
-        </w:rPr>
-        <w:t>'Расстояния от решений до точки утопии:'</w:t>
-      </w:r>
-      <w:r>
-        <w:rPr>
-          <w:rFonts w:ascii="Courier New" w:eastAsia="Times New Roman" w:hAnsi="Courier New" w:cs="Courier New"/>
-          <w:color w:val="080808"/>
-          <w:sz w:val="20"/>
-          <w:szCs w:val="20"/>
-          <w:lang w:eastAsia="ru-RU"/>
-        </w:rPr>
-        <w:t>)</w:t>
-      </w:r>
-      <w:r>
-        <w:rPr>
-          <w:rFonts w:ascii="Courier New" w:eastAsia="Times New Roman" w:hAnsi="Courier New" w:cs="Courier New"/>
-          <w:color w:val="080808"/>
-          <w:sz w:val="20"/>
-          <w:szCs w:val="20"/>
-          <w:lang w:eastAsia="ru-RU"/>
-        </w:rPr>
-        <w:br/>
-      </w:r>
-      <w:r>
-        <w:rPr>
-          <w:rFonts w:ascii="Courier New" w:eastAsia="Times New Roman" w:hAnsi="Courier New" w:cs="Courier New"/>
-          <w:color w:val="0033B3"/>
-          <w:sz w:val="20"/>
-          <w:szCs w:val="20"/>
-          <w:lang w:eastAsia="ru-RU"/>
-        </w:rPr>
-        <w:t xml:space="preserve">for </w:t>
-      </w:r>
-      <w:r>
-        <w:rPr>
-          <w:rFonts w:ascii="Courier New" w:eastAsia="Times New Roman" w:hAnsi="Courier New" w:cs="Courier New"/>
-          <w:color w:val="080808"/>
-          <w:sz w:val="20"/>
-          <w:szCs w:val="20"/>
-          <w:lang w:eastAsia="ru-RU"/>
-        </w:rPr>
-        <w:t xml:space="preserve">i, r </w:t>
-      </w:r>
-      <w:r>
-        <w:rPr>
-          <w:rFonts w:ascii="Courier New" w:eastAsia="Times New Roman" w:hAnsi="Courier New" w:cs="Courier New"/>
-          <w:color w:val="0033B3"/>
-          <w:sz w:val="20"/>
-          <w:szCs w:val="20"/>
-          <w:lang w:eastAsia="ru-RU"/>
-        </w:rPr>
-        <w:t xml:space="preserve">in </w:t>
-      </w:r>
-      <w:r>
-        <w:rPr>
-          <w:rFonts w:ascii="Courier New" w:eastAsia="Times New Roman" w:hAnsi="Courier New" w:cs="Courier New"/>
-          <w:color w:val="080808"/>
-          <w:sz w:val="20"/>
-          <w:szCs w:val="20"/>
-          <w:lang w:eastAsia="ru-RU"/>
-        </w:rPr>
-        <w:t>R.items():</w:t>
-      </w:r>
-      <w:r>
-        <w:rPr>
-          <w:rFonts w:ascii="Courier New" w:eastAsia="Times New Roman" w:hAnsi="Courier New" w:cs="Courier New"/>
-          <w:color w:val="080808"/>
+          <w:color w:val="1750EB"/>
           <w:sz w:val="20"/>
           <w:szCs w:val="20"/>
           <w:lang w:eastAsia="ru-RU"/>
@@ -4772,13 +4313,290 @@
       <w:r>
         <w:rPr>
           <w:rFonts w:ascii="Courier New" w:eastAsia="Times New Roman" w:hAnsi="Courier New" w:cs="Courier New"/>
+          <w:color w:val="080808"/>
+          <w:sz w:val="20"/>
+          <w:szCs w:val="20"/>
+          <w:lang w:eastAsia="ru-RU"/>
+        </w:rPr>
+        <w:t xml:space="preserve">R[i] = </w:t>
+      </w:r>
+      <w:proofErr w:type="spellStart"/>
+      <w:r>
+        <w:rPr>
+          <w:rFonts w:ascii="Courier New" w:eastAsia="Times New Roman" w:hAnsi="Courier New" w:cs="Courier New"/>
+          <w:color w:val="080808"/>
+          <w:sz w:val="20"/>
+          <w:szCs w:val="20"/>
+          <w:lang w:eastAsia="ru-RU"/>
+        </w:rPr>
+        <w:t>sqrt</w:t>
+      </w:r>
+      <w:proofErr w:type="spellEnd"/>
+      <w:r>
+        <w:rPr>
+          <w:rFonts w:ascii="Courier New" w:eastAsia="Times New Roman" w:hAnsi="Courier New" w:cs="Courier New"/>
+          <w:color w:val="080808"/>
+          <w:sz w:val="20"/>
+          <w:szCs w:val="20"/>
+          <w:lang w:eastAsia="ru-RU"/>
+        </w:rPr>
+        <w:t>(</w:t>
+      </w:r>
+      <w:proofErr w:type="spellStart"/>
+      <w:r>
+        <w:rPr>
+          <w:rFonts w:ascii="Courier New" w:eastAsia="Times New Roman" w:hAnsi="Courier New" w:cs="Courier New"/>
+          <w:color w:val="080808"/>
+          <w:sz w:val="20"/>
+          <w:szCs w:val="20"/>
+          <w:lang w:eastAsia="ru-RU"/>
+        </w:rPr>
+        <w:t>metric</w:t>
+      </w:r>
+      <w:proofErr w:type="spellEnd"/>
+      <w:r>
+        <w:rPr>
+          <w:rFonts w:ascii="Courier New" w:eastAsia="Times New Roman" w:hAnsi="Courier New" w:cs="Courier New"/>
+          <w:color w:val="080808"/>
+          <w:sz w:val="20"/>
+          <w:szCs w:val="20"/>
+          <w:lang w:eastAsia="ru-RU"/>
+        </w:rPr>
+        <w:t>)</w:t>
+      </w:r>
+      <w:r>
+        <w:rPr>
+          <w:rFonts w:ascii="Courier New" w:eastAsia="Times New Roman" w:hAnsi="Courier New" w:cs="Courier New"/>
+          <w:color w:val="080808"/>
+          <w:sz w:val="20"/>
+          <w:szCs w:val="20"/>
+          <w:lang w:eastAsia="ru-RU"/>
+        </w:rPr>
+        <w:br/>
+      </w:r>
+      <w:r>
+        <w:rPr>
+          <w:rFonts w:ascii="Courier New" w:eastAsia="Times New Roman" w:hAnsi="Courier New" w:cs="Courier New"/>
+          <w:color w:val="080808"/>
+          <w:sz w:val="20"/>
+          <w:szCs w:val="20"/>
+          <w:lang w:eastAsia="ru-RU"/>
+        </w:rPr>
+        <w:br/>
+      </w:r>
+      <w:r>
+        <w:rPr>
+          <w:rFonts w:ascii="Courier New" w:eastAsia="Times New Roman" w:hAnsi="Courier New" w:cs="Courier New"/>
+          <w:i/>
+          <w:iCs/>
+          <w:color w:val="8C8C8C"/>
+          <w:sz w:val="20"/>
+          <w:szCs w:val="20"/>
+          <w:lang w:eastAsia="ru-RU"/>
+        </w:rPr>
+        <w:t># эффективное решение</w:t>
+      </w:r>
+      <w:r>
+        <w:rPr>
+          <w:rFonts w:ascii="Courier New" w:eastAsia="Times New Roman" w:hAnsi="Courier New" w:cs="Courier New"/>
+          <w:i/>
+          <w:iCs/>
+          <w:color w:val="8C8C8C"/>
+          <w:sz w:val="20"/>
+          <w:szCs w:val="20"/>
+          <w:lang w:eastAsia="ru-RU"/>
+        </w:rPr>
+        <w:br/>
+      </w:r>
+      <w:proofErr w:type="spellStart"/>
+      <w:r>
+        <w:rPr>
+          <w:rFonts w:ascii="Courier New" w:eastAsia="Times New Roman" w:hAnsi="Courier New" w:cs="Courier New"/>
+          <w:color w:val="080808"/>
+          <w:sz w:val="20"/>
+          <w:szCs w:val="20"/>
+          <w:lang w:eastAsia="ru-RU"/>
+        </w:rPr>
+        <w:t>x_opt</w:t>
+      </w:r>
+      <w:proofErr w:type="spellEnd"/>
+      <w:r>
+        <w:rPr>
+          <w:rFonts w:ascii="Courier New" w:eastAsia="Times New Roman" w:hAnsi="Courier New" w:cs="Courier New"/>
+          <w:color w:val="080808"/>
+          <w:sz w:val="20"/>
+          <w:szCs w:val="20"/>
+          <w:lang w:eastAsia="ru-RU"/>
+        </w:rPr>
+        <w:t xml:space="preserve"> = </w:t>
+      </w:r>
+      <w:proofErr w:type="spellStart"/>
+      <w:r>
+        <w:rPr>
+          <w:rFonts w:ascii="Courier New" w:eastAsia="Times New Roman" w:hAnsi="Courier New" w:cs="Courier New"/>
           <w:color w:val="000080"/>
           <w:sz w:val="20"/>
           <w:szCs w:val="20"/>
           <w:lang w:eastAsia="ru-RU"/>
         </w:rPr>
+        <w:t>min</w:t>
+      </w:r>
+      <w:proofErr w:type="spellEnd"/>
+      <w:r>
+        <w:rPr>
+          <w:rFonts w:ascii="Courier New" w:eastAsia="Times New Roman" w:hAnsi="Courier New" w:cs="Courier New"/>
+          <w:color w:val="080808"/>
+          <w:sz w:val="20"/>
+          <w:szCs w:val="20"/>
+          <w:lang w:eastAsia="ru-RU"/>
+        </w:rPr>
+        <w:t xml:space="preserve">(R, </w:t>
+      </w:r>
+      <w:proofErr w:type="spellStart"/>
+      <w:r>
+        <w:rPr>
+          <w:rFonts w:ascii="Courier New" w:eastAsia="Times New Roman" w:hAnsi="Courier New" w:cs="Courier New"/>
+          <w:color w:val="660099"/>
+          <w:sz w:val="20"/>
+          <w:szCs w:val="20"/>
+          <w:lang w:eastAsia="ru-RU"/>
+        </w:rPr>
+        <w:t>key</w:t>
+      </w:r>
+      <w:proofErr w:type="spellEnd"/>
+      <w:r>
+        <w:rPr>
+          <w:rFonts w:ascii="Courier New" w:eastAsia="Times New Roman" w:hAnsi="Courier New" w:cs="Courier New"/>
+          <w:color w:val="080808"/>
+          <w:sz w:val="20"/>
+          <w:szCs w:val="20"/>
+          <w:lang w:eastAsia="ru-RU"/>
+        </w:rPr>
+        <w:t>=</w:t>
+      </w:r>
+      <w:proofErr w:type="spellStart"/>
+      <w:r>
+        <w:rPr>
+          <w:rFonts w:ascii="Courier New" w:eastAsia="Times New Roman" w:hAnsi="Courier New" w:cs="Courier New"/>
+          <w:color w:val="080808"/>
+          <w:sz w:val="20"/>
+          <w:szCs w:val="20"/>
+          <w:lang w:eastAsia="ru-RU"/>
+        </w:rPr>
+        <w:t>R.get</w:t>
+      </w:r>
+      <w:proofErr w:type="spellEnd"/>
+      <w:r>
+        <w:rPr>
+          <w:rFonts w:ascii="Courier New" w:eastAsia="Times New Roman" w:hAnsi="Courier New" w:cs="Courier New"/>
+          <w:color w:val="080808"/>
+          <w:sz w:val="20"/>
+          <w:szCs w:val="20"/>
+          <w:lang w:eastAsia="ru-RU"/>
+        </w:rPr>
+        <w:t xml:space="preserve">) + </w:t>
+      </w:r>
+      <w:r>
+        <w:rPr>
+          <w:rFonts w:ascii="Courier New" w:eastAsia="Times New Roman" w:hAnsi="Courier New" w:cs="Courier New"/>
+          <w:color w:val="1750EB"/>
+          <w:sz w:val="20"/>
+          <w:szCs w:val="20"/>
+          <w:lang w:eastAsia="ru-RU"/>
+        </w:rPr>
+        <w:t>1</w:t>
+      </w:r>
+      <w:r>
+        <w:rPr>
+          <w:rFonts w:ascii="Courier New" w:eastAsia="Times New Roman" w:hAnsi="Courier New" w:cs="Courier New"/>
+          <w:color w:val="1750EB"/>
+          <w:sz w:val="20"/>
+          <w:szCs w:val="20"/>
+          <w:lang w:eastAsia="ru-RU"/>
+        </w:rPr>
+        <w:br/>
+      </w:r>
+      <w:r>
+        <w:rPr>
+          <w:rFonts w:ascii="Courier New" w:eastAsia="Times New Roman" w:hAnsi="Courier New" w:cs="Courier New"/>
+          <w:color w:val="1750EB"/>
+          <w:sz w:val="20"/>
+          <w:szCs w:val="20"/>
+          <w:lang w:eastAsia="ru-RU"/>
+        </w:rPr>
+        <w:br/>
+      </w:r>
+      <w:r>
+        <w:rPr>
+          <w:rFonts w:ascii="Courier New" w:eastAsia="Times New Roman" w:hAnsi="Courier New" w:cs="Courier New"/>
+          <w:color w:val="1750EB"/>
+          <w:sz w:val="20"/>
+          <w:szCs w:val="20"/>
+          <w:lang w:eastAsia="ru-RU"/>
+        </w:rPr>
+        <w:br/>
+      </w:r>
+      <w:r>
+        <w:rPr>
+          <w:rFonts w:ascii="Courier New" w:eastAsia="Times New Roman" w:hAnsi="Courier New" w:cs="Courier New"/>
+          <w:i/>
+          <w:iCs/>
+          <w:color w:val="8C8C8C"/>
+          <w:sz w:val="20"/>
+          <w:szCs w:val="20"/>
+          <w:lang w:eastAsia="ru-RU"/>
+        </w:rPr>
+        <w:t># ВЫВОД ДАННЫХ</w:t>
+      </w:r>
+      <w:r>
+        <w:rPr>
+          <w:rFonts w:ascii="Courier New" w:eastAsia="Times New Roman" w:hAnsi="Courier New" w:cs="Courier New"/>
+          <w:i/>
+          <w:iCs/>
+          <w:color w:val="8C8C8C"/>
+          <w:sz w:val="20"/>
+          <w:szCs w:val="20"/>
+          <w:lang w:eastAsia="ru-RU"/>
+        </w:rPr>
+        <w:br/>
+      </w:r>
+      <w:r>
+        <w:rPr>
+          <w:rFonts w:ascii="Courier New" w:eastAsia="Times New Roman" w:hAnsi="Courier New" w:cs="Courier New"/>
+          <w:i/>
+          <w:iCs/>
+          <w:color w:val="8C8C8C"/>
+          <w:sz w:val="20"/>
+          <w:szCs w:val="20"/>
+          <w:lang w:eastAsia="ru-RU"/>
+        </w:rPr>
+        <w:br/>
+        <w:t># входные данные: решения и частные критерии</w:t>
+      </w:r>
+      <w:r>
+        <w:rPr>
+          <w:rFonts w:ascii="Courier New" w:eastAsia="Times New Roman" w:hAnsi="Courier New" w:cs="Courier New"/>
+          <w:i/>
+          <w:iCs/>
+          <w:color w:val="8C8C8C"/>
+          <w:sz w:val="20"/>
+          <w:szCs w:val="20"/>
+          <w:lang w:eastAsia="ru-RU"/>
+        </w:rPr>
+        <w:br/>
+      </w:r>
+      <w:proofErr w:type="spellStart"/>
+      <w:r>
+        <w:rPr>
+          <w:rFonts w:ascii="Courier New" w:eastAsia="Times New Roman" w:hAnsi="Courier New" w:cs="Courier New"/>
+          <w:color w:val="000080"/>
+          <w:sz w:val="20"/>
+          <w:szCs w:val="20"/>
+          <w:lang w:eastAsia="ru-RU"/>
+        </w:rPr>
         <w:t>print</w:t>
       </w:r>
+      <w:proofErr w:type="spellEnd"/>
       <w:r>
         <w:rPr>
           <w:rFonts w:ascii="Courier New" w:eastAsia="Times New Roman" w:hAnsi="Courier New" w:cs="Courier New"/>
@@ -4797,7 +4615,146 @@
           <w:szCs w:val="20"/>
           <w:lang w:eastAsia="ru-RU"/>
         </w:rPr>
-        <w:t xml:space="preserve">'r_x%i = %.3f' </w:t>
+        <w:t>'      f1   f2   f3  '</w:t>
+      </w:r>
+      <w:r>
+        <w:rPr>
+          <w:rFonts w:ascii="Courier New" w:eastAsia="Times New Roman" w:hAnsi="Courier New" w:cs="Courier New"/>
+          <w:color w:val="080808"/>
+          <w:sz w:val="20"/>
+          <w:szCs w:val="20"/>
+          <w:lang w:eastAsia="ru-RU"/>
+        </w:rPr>
+        <w:t>)</w:t>
+      </w:r>
+      <w:r>
+        <w:rPr>
+          <w:rFonts w:ascii="Courier New" w:eastAsia="Times New Roman" w:hAnsi="Courier New" w:cs="Courier New"/>
+          <w:color w:val="080808"/>
+          <w:sz w:val="20"/>
+          <w:szCs w:val="20"/>
+          <w:lang w:eastAsia="ru-RU"/>
+        </w:rPr>
+        <w:br/>
+      </w:r>
+      <w:proofErr w:type="spellStart"/>
+      <w:r>
+        <w:rPr>
+          <w:rFonts w:ascii="Courier New" w:eastAsia="Times New Roman" w:hAnsi="Courier New" w:cs="Courier New"/>
+          <w:color w:val="0033B3"/>
+          <w:sz w:val="20"/>
+          <w:szCs w:val="20"/>
+          <w:lang w:eastAsia="ru-RU"/>
+        </w:rPr>
+        <w:t>for</w:t>
+      </w:r>
+      <w:proofErr w:type="spellEnd"/>
+      <w:r>
+        <w:rPr>
+          <w:rFonts w:ascii="Courier New" w:eastAsia="Times New Roman" w:hAnsi="Courier New" w:cs="Courier New"/>
+          <w:color w:val="0033B3"/>
+          <w:sz w:val="20"/>
+          <w:szCs w:val="20"/>
+          <w:lang w:eastAsia="ru-RU"/>
+        </w:rPr>
+        <w:t xml:space="preserve"> </w:t>
+      </w:r>
+      <w:r>
+        <w:rPr>
+          <w:rFonts w:ascii="Courier New" w:eastAsia="Times New Roman" w:hAnsi="Courier New" w:cs="Courier New"/>
+          <w:color w:val="080808"/>
+          <w:sz w:val="20"/>
+          <w:szCs w:val="20"/>
+          <w:lang w:eastAsia="ru-RU"/>
+        </w:rPr>
+        <w:t xml:space="preserve">i </w:t>
+      </w:r>
+      <w:proofErr w:type="spellStart"/>
+      <w:r>
+        <w:rPr>
+          <w:rFonts w:ascii="Courier New" w:eastAsia="Times New Roman" w:hAnsi="Courier New" w:cs="Courier New"/>
+          <w:color w:val="0033B3"/>
+          <w:sz w:val="20"/>
+          <w:szCs w:val="20"/>
+          <w:lang w:eastAsia="ru-RU"/>
+        </w:rPr>
+        <w:t>in</w:t>
+      </w:r>
+      <w:proofErr w:type="spellEnd"/>
+      <w:r>
+        <w:rPr>
+          <w:rFonts w:ascii="Courier New" w:eastAsia="Times New Roman" w:hAnsi="Courier New" w:cs="Courier New"/>
+          <w:color w:val="0033B3"/>
+          <w:sz w:val="20"/>
+          <w:szCs w:val="20"/>
+          <w:lang w:eastAsia="ru-RU"/>
+        </w:rPr>
+        <w:t xml:space="preserve"> </w:t>
+      </w:r>
+      <w:proofErr w:type="spellStart"/>
+      <w:r>
+        <w:rPr>
+          <w:rFonts w:ascii="Courier New" w:eastAsia="Times New Roman" w:hAnsi="Courier New" w:cs="Courier New"/>
+          <w:color w:val="000080"/>
+          <w:sz w:val="20"/>
+          <w:szCs w:val="20"/>
+          <w:lang w:eastAsia="ru-RU"/>
+        </w:rPr>
+        <w:t>range</w:t>
+      </w:r>
+      <w:proofErr w:type="spellEnd"/>
+      <w:r>
+        <w:rPr>
+          <w:rFonts w:ascii="Courier New" w:eastAsia="Times New Roman" w:hAnsi="Courier New" w:cs="Courier New"/>
+          <w:color w:val="080808"/>
+          <w:sz w:val="20"/>
+          <w:szCs w:val="20"/>
+          <w:lang w:eastAsia="ru-RU"/>
+        </w:rPr>
+        <w:t>(n):</w:t>
+      </w:r>
+      <w:r>
+        <w:rPr>
+          <w:rFonts w:ascii="Courier New" w:eastAsia="Times New Roman" w:hAnsi="Courier New" w:cs="Courier New"/>
+          <w:color w:val="080808"/>
+          <w:sz w:val="20"/>
+          <w:szCs w:val="20"/>
+          <w:lang w:eastAsia="ru-RU"/>
+        </w:rPr>
+        <w:br/>
+        <w:t xml:space="preserve">    </w:t>
+      </w:r>
+      <w:proofErr w:type="spellStart"/>
+      <w:r>
+        <w:rPr>
+          <w:rFonts w:ascii="Courier New" w:eastAsia="Times New Roman" w:hAnsi="Courier New" w:cs="Courier New"/>
+          <w:color w:val="000080"/>
+          <w:sz w:val="20"/>
+          <w:szCs w:val="20"/>
+          <w:lang w:eastAsia="ru-RU"/>
+        </w:rPr>
+        <w:t>print</w:t>
+      </w:r>
+      <w:proofErr w:type="spellEnd"/>
+      <w:r>
+        <w:rPr>
+          <w:rFonts w:ascii="Courier New" w:eastAsia="Times New Roman" w:hAnsi="Courier New" w:cs="Courier New"/>
+          <w:color w:val="080808"/>
+          <w:sz w:val="20"/>
+          <w:szCs w:val="20"/>
+          <w:lang w:eastAsia="ru-RU"/>
+        </w:rPr>
+        <w:t>(</w:t>
+      </w:r>
+      <w:r>
+        <w:rPr>
+          <w:rFonts w:ascii="Courier New" w:eastAsia="Times New Roman" w:hAnsi="Courier New" w:cs="Courier New"/>
+          <w:color w:val="067D17"/>
+          <w:sz w:val="20"/>
+          <w:szCs w:val="20"/>
+          <w:lang w:eastAsia="ru-RU"/>
+        </w:rPr>
+        <w:t xml:space="preserve">'x%-2i | %2i | %2i | %2i |' </w:t>
       </w:r>
       <w:r>
         <w:rPr>
@@ -4827,6 +4784,1175 @@
           <w:szCs w:val="20"/>
           <w:lang w:eastAsia="ru-RU"/>
         </w:rPr>
+        <w:t>, f[</w:t>
+      </w:r>
+      <w:r>
+        <w:rPr>
+          <w:rFonts w:ascii="Courier New" w:eastAsia="Times New Roman" w:hAnsi="Courier New" w:cs="Courier New"/>
+          <w:color w:val="1750EB"/>
+          <w:sz w:val="20"/>
+          <w:szCs w:val="20"/>
+          <w:lang w:eastAsia="ru-RU"/>
+        </w:rPr>
+        <w:t>0</w:t>
+      </w:r>
+      <w:r>
+        <w:rPr>
+          <w:rFonts w:ascii="Courier New" w:eastAsia="Times New Roman" w:hAnsi="Courier New" w:cs="Courier New"/>
+          <w:color w:val="080808"/>
+          <w:sz w:val="20"/>
+          <w:szCs w:val="20"/>
+          <w:lang w:eastAsia="ru-RU"/>
+        </w:rPr>
+        <w:t>][i], f[</w:t>
+      </w:r>
+      <w:r>
+        <w:rPr>
+          <w:rFonts w:ascii="Courier New" w:eastAsia="Times New Roman" w:hAnsi="Courier New" w:cs="Courier New"/>
+          <w:color w:val="1750EB"/>
+          <w:sz w:val="20"/>
+          <w:szCs w:val="20"/>
+          <w:lang w:eastAsia="ru-RU"/>
+        </w:rPr>
+        <w:t>1</w:t>
+      </w:r>
+      <w:r>
+        <w:rPr>
+          <w:rFonts w:ascii="Courier New" w:eastAsia="Times New Roman" w:hAnsi="Courier New" w:cs="Courier New"/>
+          <w:color w:val="080808"/>
+          <w:sz w:val="20"/>
+          <w:szCs w:val="20"/>
+          <w:lang w:eastAsia="ru-RU"/>
+        </w:rPr>
+        <w:t>][i], f[</w:t>
+      </w:r>
+      <w:r>
+        <w:rPr>
+          <w:rFonts w:ascii="Courier New" w:eastAsia="Times New Roman" w:hAnsi="Courier New" w:cs="Courier New"/>
+          <w:color w:val="1750EB"/>
+          <w:sz w:val="20"/>
+          <w:szCs w:val="20"/>
+          <w:lang w:eastAsia="ru-RU"/>
+        </w:rPr>
+        <w:t>2</w:t>
+      </w:r>
+      <w:r>
+        <w:rPr>
+          <w:rFonts w:ascii="Courier New" w:eastAsia="Times New Roman" w:hAnsi="Courier New" w:cs="Courier New"/>
+          <w:color w:val="080808"/>
+          <w:sz w:val="20"/>
+          <w:szCs w:val="20"/>
+          <w:lang w:eastAsia="ru-RU"/>
+        </w:rPr>
+        <w:t>][i]))</w:t>
+      </w:r>
+      <w:r>
+        <w:rPr>
+          <w:rFonts w:ascii="Courier New" w:eastAsia="Times New Roman" w:hAnsi="Courier New" w:cs="Courier New"/>
+          <w:color w:val="080808"/>
+          <w:sz w:val="20"/>
+          <w:szCs w:val="20"/>
+          <w:lang w:eastAsia="ru-RU"/>
+        </w:rPr>
+        <w:br/>
+      </w:r>
+      <w:proofErr w:type="spellStart"/>
+      <w:r>
+        <w:rPr>
+          <w:rFonts w:ascii="Courier New" w:eastAsia="Times New Roman" w:hAnsi="Courier New" w:cs="Courier New"/>
+          <w:color w:val="000080"/>
+          <w:sz w:val="20"/>
+          <w:szCs w:val="20"/>
+          <w:lang w:eastAsia="ru-RU"/>
+        </w:rPr>
+        <w:t>print</w:t>
+      </w:r>
+      <w:proofErr w:type="spellEnd"/>
+      <w:r>
+        <w:rPr>
+          <w:rFonts w:ascii="Courier New" w:eastAsia="Times New Roman" w:hAnsi="Courier New" w:cs="Courier New"/>
+          <w:color w:val="080808"/>
+          <w:sz w:val="20"/>
+          <w:szCs w:val="20"/>
+          <w:lang w:eastAsia="ru-RU"/>
+        </w:rPr>
+        <w:t>()</w:t>
+      </w:r>
+      <w:r>
+        <w:rPr>
+          <w:rFonts w:ascii="Courier New" w:eastAsia="Times New Roman" w:hAnsi="Courier New" w:cs="Courier New"/>
+          <w:color w:val="080808"/>
+          <w:sz w:val="20"/>
+          <w:szCs w:val="20"/>
+          <w:lang w:eastAsia="ru-RU"/>
+        </w:rPr>
+        <w:br/>
+      </w:r>
+      <w:r>
+        <w:rPr>
+          <w:rFonts w:ascii="Courier New" w:eastAsia="Times New Roman" w:hAnsi="Courier New" w:cs="Courier New"/>
+          <w:color w:val="080808"/>
+          <w:sz w:val="20"/>
+          <w:szCs w:val="20"/>
+          <w:lang w:eastAsia="ru-RU"/>
+        </w:rPr>
+        <w:br/>
+      </w:r>
+      <w:r>
+        <w:rPr>
+          <w:rFonts w:ascii="Courier New" w:eastAsia="Times New Roman" w:hAnsi="Courier New" w:cs="Courier New"/>
+          <w:i/>
+          <w:iCs/>
+          <w:color w:val="8C8C8C"/>
+          <w:sz w:val="20"/>
+          <w:szCs w:val="20"/>
+          <w:lang w:eastAsia="ru-RU"/>
+        </w:rPr>
+        <w:t># множество Парето</w:t>
+      </w:r>
+      <w:r>
+        <w:rPr>
+          <w:rFonts w:ascii="Courier New" w:eastAsia="Times New Roman" w:hAnsi="Courier New" w:cs="Courier New"/>
+          <w:i/>
+          <w:iCs/>
+          <w:color w:val="8C8C8C"/>
+          <w:sz w:val="20"/>
+          <w:szCs w:val="20"/>
+          <w:lang w:eastAsia="ru-RU"/>
+        </w:rPr>
+        <w:br/>
+      </w:r>
+      <w:proofErr w:type="spellStart"/>
+      <w:r>
+        <w:rPr>
+          <w:rFonts w:ascii="Courier New" w:eastAsia="Times New Roman" w:hAnsi="Courier New" w:cs="Courier New"/>
+          <w:color w:val="000080"/>
+          <w:sz w:val="20"/>
+          <w:szCs w:val="20"/>
+          <w:lang w:eastAsia="ru-RU"/>
+        </w:rPr>
+        <w:t>print</w:t>
+      </w:r>
+      <w:proofErr w:type="spellEnd"/>
+      <w:r>
+        <w:rPr>
+          <w:rFonts w:ascii="Courier New" w:eastAsia="Times New Roman" w:hAnsi="Courier New" w:cs="Courier New"/>
+          <w:color w:val="080808"/>
+          <w:sz w:val="20"/>
+          <w:szCs w:val="20"/>
+          <w:lang w:eastAsia="ru-RU"/>
+        </w:rPr>
+        <w:t>(</w:t>
+      </w:r>
+      <w:r>
+        <w:rPr>
+          <w:rFonts w:ascii="Courier New" w:eastAsia="Times New Roman" w:hAnsi="Courier New" w:cs="Courier New"/>
+          <w:color w:val="067D17"/>
+          <w:sz w:val="20"/>
+          <w:szCs w:val="20"/>
+          <w:lang w:eastAsia="ru-RU"/>
+        </w:rPr>
+        <w:t>'P(X) = { '</w:t>
+      </w:r>
+      <w:r>
+        <w:rPr>
+          <w:rFonts w:ascii="Courier New" w:eastAsia="Times New Roman" w:hAnsi="Courier New" w:cs="Courier New"/>
+          <w:color w:val="080808"/>
+          <w:sz w:val="20"/>
+          <w:szCs w:val="20"/>
+          <w:lang w:eastAsia="ru-RU"/>
+        </w:rPr>
+        <w:t xml:space="preserve">, </w:t>
+      </w:r>
+      <w:proofErr w:type="spellStart"/>
+      <w:r>
+        <w:rPr>
+          <w:rFonts w:ascii="Courier New" w:eastAsia="Times New Roman" w:hAnsi="Courier New" w:cs="Courier New"/>
+          <w:color w:val="660099"/>
+          <w:sz w:val="20"/>
+          <w:szCs w:val="20"/>
+          <w:lang w:eastAsia="ru-RU"/>
+        </w:rPr>
+        <w:t>end</w:t>
+      </w:r>
+      <w:proofErr w:type="spellEnd"/>
+      <w:r>
+        <w:rPr>
+          <w:rFonts w:ascii="Courier New" w:eastAsia="Times New Roman" w:hAnsi="Courier New" w:cs="Courier New"/>
+          <w:color w:val="080808"/>
+          <w:sz w:val="20"/>
+          <w:szCs w:val="20"/>
+          <w:lang w:eastAsia="ru-RU"/>
+        </w:rPr>
+        <w:t>=</w:t>
+      </w:r>
+      <w:r>
+        <w:rPr>
+          <w:rFonts w:ascii="Courier New" w:eastAsia="Times New Roman" w:hAnsi="Courier New" w:cs="Courier New"/>
+          <w:color w:val="067D17"/>
+          <w:sz w:val="20"/>
+          <w:szCs w:val="20"/>
+          <w:lang w:eastAsia="ru-RU"/>
+        </w:rPr>
+        <w:t>''</w:t>
+      </w:r>
+      <w:r>
+        <w:rPr>
+          <w:rFonts w:ascii="Courier New" w:eastAsia="Times New Roman" w:hAnsi="Courier New" w:cs="Courier New"/>
+          <w:color w:val="080808"/>
+          <w:sz w:val="20"/>
+          <w:szCs w:val="20"/>
+          <w:lang w:eastAsia="ru-RU"/>
+        </w:rPr>
+        <w:t>)</w:t>
+      </w:r>
+      <w:r>
+        <w:rPr>
+          <w:rFonts w:ascii="Courier New" w:eastAsia="Times New Roman" w:hAnsi="Courier New" w:cs="Courier New"/>
+          <w:color w:val="080808"/>
+          <w:sz w:val="20"/>
+          <w:szCs w:val="20"/>
+          <w:lang w:eastAsia="ru-RU"/>
+        </w:rPr>
+        <w:br/>
+      </w:r>
+      <w:proofErr w:type="spellStart"/>
+      <w:r>
+        <w:rPr>
+          <w:rFonts w:ascii="Courier New" w:eastAsia="Times New Roman" w:hAnsi="Courier New" w:cs="Courier New"/>
+          <w:color w:val="0033B3"/>
+          <w:sz w:val="20"/>
+          <w:szCs w:val="20"/>
+          <w:lang w:eastAsia="ru-RU"/>
+        </w:rPr>
+        <w:t>for</w:t>
+      </w:r>
+      <w:proofErr w:type="spellEnd"/>
+      <w:r>
+        <w:rPr>
+          <w:rFonts w:ascii="Courier New" w:eastAsia="Times New Roman" w:hAnsi="Courier New" w:cs="Courier New"/>
+          <w:color w:val="0033B3"/>
+          <w:sz w:val="20"/>
+          <w:szCs w:val="20"/>
+          <w:lang w:eastAsia="ru-RU"/>
+        </w:rPr>
+        <w:t xml:space="preserve"> </w:t>
+      </w:r>
+      <w:r>
+        <w:rPr>
+          <w:rFonts w:ascii="Courier New" w:eastAsia="Times New Roman" w:hAnsi="Courier New" w:cs="Courier New"/>
+          <w:color w:val="080808"/>
+          <w:sz w:val="20"/>
+          <w:szCs w:val="20"/>
+          <w:lang w:eastAsia="ru-RU"/>
+        </w:rPr>
+        <w:t xml:space="preserve">i </w:t>
+      </w:r>
+      <w:proofErr w:type="spellStart"/>
+      <w:r>
+        <w:rPr>
+          <w:rFonts w:ascii="Courier New" w:eastAsia="Times New Roman" w:hAnsi="Courier New" w:cs="Courier New"/>
+          <w:color w:val="0033B3"/>
+          <w:sz w:val="20"/>
+          <w:szCs w:val="20"/>
+          <w:lang w:eastAsia="ru-RU"/>
+        </w:rPr>
+        <w:t>in</w:t>
+      </w:r>
+      <w:proofErr w:type="spellEnd"/>
+      <w:r>
+        <w:rPr>
+          <w:rFonts w:ascii="Courier New" w:eastAsia="Times New Roman" w:hAnsi="Courier New" w:cs="Courier New"/>
+          <w:color w:val="0033B3"/>
+          <w:sz w:val="20"/>
+          <w:szCs w:val="20"/>
+          <w:lang w:eastAsia="ru-RU"/>
+        </w:rPr>
+        <w:t xml:space="preserve"> </w:t>
+      </w:r>
+      <w:r>
+        <w:rPr>
+          <w:rFonts w:ascii="Courier New" w:eastAsia="Times New Roman" w:hAnsi="Courier New" w:cs="Courier New"/>
+          <w:color w:val="080808"/>
+          <w:sz w:val="20"/>
+          <w:szCs w:val="20"/>
+          <w:lang w:eastAsia="ru-RU"/>
+        </w:rPr>
+        <w:t>P:</w:t>
+      </w:r>
+      <w:r>
+        <w:rPr>
+          <w:rFonts w:ascii="Courier New" w:eastAsia="Times New Roman" w:hAnsi="Courier New" w:cs="Courier New"/>
+          <w:color w:val="080808"/>
+          <w:sz w:val="20"/>
+          <w:szCs w:val="20"/>
+          <w:lang w:eastAsia="ru-RU"/>
+        </w:rPr>
+        <w:br/>
+        <w:t xml:space="preserve">    </w:t>
+      </w:r>
+      <w:proofErr w:type="spellStart"/>
+      <w:r>
+        <w:rPr>
+          <w:rFonts w:ascii="Courier New" w:eastAsia="Times New Roman" w:hAnsi="Courier New" w:cs="Courier New"/>
+          <w:color w:val="000080"/>
+          <w:sz w:val="20"/>
+          <w:szCs w:val="20"/>
+          <w:lang w:eastAsia="ru-RU"/>
+        </w:rPr>
+        <w:t>print</w:t>
+      </w:r>
+      <w:proofErr w:type="spellEnd"/>
+      <w:r>
+        <w:rPr>
+          <w:rFonts w:ascii="Courier New" w:eastAsia="Times New Roman" w:hAnsi="Courier New" w:cs="Courier New"/>
+          <w:color w:val="080808"/>
+          <w:sz w:val="20"/>
+          <w:szCs w:val="20"/>
+          <w:lang w:eastAsia="ru-RU"/>
+        </w:rPr>
+        <w:t>(</w:t>
+      </w:r>
+      <w:r>
+        <w:rPr>
+          <w:rFonts w:ascii="Courier New" w:eastAsia="Times New Roman" w:hAnsi="Courier New" w:cs="Courier New"/>
+          <w:color w:val="067D17"/>
+          <w:sz w:val="20"/>
+          <w:szCs w:val="20"/>
+          <w:lang w:eastAsia="ru-RU"/>
+        </w:rPr>
+        <w:t>'</w:t>
+      </w:r>
+      <w:proofErr w:type="spellStart"/>
+      <w:r>
+        <w:rPr>
+          <w:rFonts w:ascii="Courier New" w:eastAsia="Times New Roman" w:hAnsi="Courier New" w:cs="Courier New"/>
+          <w:color w:val="067D17"/>
+          <w:sz w:val="20"/>
+          <w:szCs w:val="20"/>
+          <w:lang w:eastAsia="ru-RU"/>
+        </w:rPr>
+        <w:t>x%i</w:t>
+      </w:r>
+      <w:proofErr w:type="spellEnd"/>
+      <w:r>
+        <w:rPr>
+          <w:rFonts w:ascii="Courier New" w:eastAsia="Times New Roman" w:hAnsi="Courier New" w:cs="Courier New"/>
+          <w:color w:val="067D17"/>
+          <w:sz w:val="20"/>
+          <w:szCs w:val="20"/>
+          <w:lang w:eastAsia="ru-RU"/>
+        </w:rPr>
+        <w:t xml:space="preserve">' </w:t>
+      </w:r>
+      <w:r>
+        <w:rPr>
+          <w:rFonts w:ascii="Courier New" w:eastAsia="Times New Roman" w:hAnsi="Courier New" w:cs="Courier New"/>
+          <w:color w:val="080808"/>
+          <w:sz w:val="20"/>
+          <w:szCs w:val="20"/>
+          <w:lang w:eastAsia="ru-RU"/>
+        </w:rPr>
+        <w:t>% (i+</w:t>
+      </w:r>
+      <w:r>
+        <w:rPr>
+          <w:rFonts w:ascii="Courier New" w:eastAsia="Times New Roman" w:hAnsi="Courier New" w:cs="Courier New"/>
+          <w:color w:val="1750EB"/>
+          <w:sz w:val="20"/>
+          <w:szCs w:val="20"/>
+          <w:lang w:eastAsia="ru-RU"/>
+        </w:rPr>
+        <w:t>1</w:t>
+      </w:r>
+      <w:r>
+        <w:rPr>
+          <w:rFonts w:ascii="Courier New" w:eastAsia="Times New Roman" w:hAnsi="Courier New" w:cs="Courier New"/>
+          <w:color w:val="080808"/>
+          <w:sz w:val="20"/>
+          <w:szCs w:val="20"/>
+          <w:lang w:eastAsia="ru-RU"/>
+        </w:rPr>
+        <w:t xml:space="preserve">), </w:t>
+      </w:r>
+      <w:proofErr w:type="spellStart"/>
+      <w:r>
+        <w:rPr>
+          <w:rFonts w:ascii="Courier New" w:eastAsia="Times New Roman" w:hAnsi="Courier New" w:cs="Courier New"/>
+          <w:color w:val="660099"/>
+          <w:sz w:val="20"/>
+          <w:szCs w:val="20"/>
+          <w:lang w:eastAsia="ru-RU"/>
+        </w:rPr>
+        <w:t>end</w:t>
+      </w:r>
+      <w:proofErr w:type="spellEnd"/>
+      <w:r>
+        <w:rPr>
+          <w:rFonts w:ascii="Courier New" w:eastAsia="Times New Roman" w:hAnsi="Courier New" w:cs="Courier New"/>
+          <w:color w:val="080808"/>
+          <w:sz w:val="20"/>
+          <w:szCs w:val="20"/>
+          <w:lang w:eastAsia="ru-RU"/>
+        </w:rPr>
+        <w:t>=</w:t>
+      </w:r>
+      <w:r>
+        <w:rPr>
+          <w:rFonts w:ascii="Courier New" w:eastAsia="Times New Roman" w:hAnsi="Courier New" w:cs="Courier New"/>
+          <w:color w:val="067D17"/>
+          <w:sz w:val="20"/>
+          <w:szCs w:val="20"/>
+          <w:lang w:eastAsia="ru-RU"/>
+        </w:rPr>
+        <w:t>', '</w:t>
+      </w:r>
+      <w:r>
+        <w:rPr>
+          <w:rFonts w:ascii="Courier New" w:eastAsia="Times New Roman" w:hAnsi="Courier New" w:cs="Courier New"/>
+          <w:color w:val="080808"/>
+          <w:sz w:val="20"/>
+          <w:szCs w:val="20"/>
+          <w:lang w:eastAsia="ru-RU"/>
+        </w:rPr>
+        <w:t>)</w:t>
+      </w:r>
+      <w:r>
+        <w:rPr>
+          <w:rFonts w:ascii="Courier New" w:eastAsia="Times New Roman" w:hAnsi="Courier New" w:cs="Courier New"/>
+          <w:color w:val="080808"/>
+          <w:sz w:val="20"/>
+          <w:szCs w:val="20"/>
+          <w:lang w:eastAsia="ru-RU"/>
+        </w:rPr>
+        <w:br/>
+      </w:r>
+      <w:proofErr w:type="spellStart"/>
+      <w:r>
+        <w:rPr>
+          <w:rFonts w:ascii="Courier New" w:eastAsia="Times New Roman" w:hAnsi="Courier New" w:cs="Courier New"/>
+          <w:color w:val="000080"/>
+          <w:sz w:val="20"/>
+          <w:szCs w:val="20"/>
+          <w:lang w:eastAsia="ru-RU"/>
+        </w:rPr>
+        <w:t>print</w:t>
+      </w:r>
+      <w:proofErr w:type="spellEnd"/>
+      <w:r>
+        <w:rPr>
+          <w:rFonts w:ascii="Courier New" w:eastAsia="Times New Roman" w:hAnsi="Courier New" w:cs="Courier New"/>
+          <w:color w:val="080808"/>
+          <w:sz w:val="20"/>
+          <w:szCs w:val="20"/>
+          <w:lang w:eastAsia="ru-RU"/>
+        </w:rPr>
+        <w:t>(</w:t>
+      </w:r>
+      <w:r>
+        <w:rPr>
+          <w:rFonts w:ascii="Courier New" w:eastAsia="Times New Roman" w:hAnsi="Courier New" w:cs="Courier New"/>
+          <w:color w:val="067D17"/>
+          <w:sz w:val="20"/>
+          <w:szCs w:val="20"/>
+          <w:lang w:eastAsia="ru-RU"/>
+        </w:rPr>
+        <w:t>'}</w:t>
+      </w:r>
+      <w:r>
+        <w:rPr>
+          <w:rFonts w:ascii="Courier New" w:eastAsia="Times New Roman" w:hAnsi="Courier New" w:cs="Courier New"/>
+          <w:color w:val="0037A6"/>
+          <w:sz w:val="20"/>
+          <w:szCs w:val="20"/>
+          <w:lang w:eastAsia="ru-RU"/>
+        </w:rPr>
+        <w:t>\n</w:t>
+      </w:r>
+      <w:r>
+        <w:rPr>
+          <w:rFonts w:ascii="Courier New" w:eastAsia="Times New Roman" w:hAnsi="Courier New" w:cs="Courier New"/>
+          <w:color w:val="067D17"/>
+          <w:sz w:val="20"/>
+          <w:szCs w:val="20"/>
+          <w:lang w:eastAsia="ru-RU"/>
+        </w:rPr>
+        <w:t>'</w:t>
+      </w:r>
+      <w:r>
+        <w:rPr>
+          <w:rFonts w:ascii="Courier New" w:eastAsia="Times New Roman" w:hAnsi="Courier New" w:cs="Courier New"/>
+          <w:color w:val="080808"/>
+          <w:sz w:val="20"/>
+          <w:szCs w:val="20"/>
+          <w:lang w:eastAsia="ru-RU"/>
+        </w:rPr>
+        <w:t>)</w:t>
+      </w:r>
+      <w:r>
+        <w:rPr>
+          <w:rFonts w:ascii="Courier New" w:eastAsia="Times New Roman" w:hAnsi="Courier New" w:cs="Courier New"/>
+          <w:color w:val="080808"/>
+          <w:sz w:val="20"/>
+          <w:szCs w:val="20"/>
+          <w:lang w:eastAsia="ru-RU"/>
+        </w:rPr>
+        <w:br/>
+      </w:r>
+      <w:r>
+        <w:rPr>
+          <w:rFonts w:ascii="Courier New" w:eastAsia="Times New Roman" w:hAnsi="Courier New" w:cs="Courier New"/>
+          <w:color w:val="080808"/>
+          <w:sz w:val="20"/>
+          <w:szCs w:val="20"/>
+          <w:lang w:eastAsia="ru-RU"/>
+        </w:rPr>
+        <w:br/>
+      </w:r>
+      <w:proofErr w:type="spellStart"/>
+      <w:r>
+        <w:rPr>
+          <w:rFonts w:ascii="Courier New" w:eastAsia="Times New Roman" w:hAnsi="Courier New" w:cs="Courier New"/>
+          <w:color w:val="000080"/>
+          <w:sz w:val="20"/>
+          <w:szCs w:val="20"/>
+          <w:lang w:eastAsia="ru-RU"/>
+        </w:rPr>
+        <w:t>print</w:t>
+      </w:r>
+      <w:proofErr w:type="spellEnd"/>
+      <w:r>
+        <w:rPr>
+          <w:rFonts w:ascii="Courier New" w:eastAsia="Times New Roman" w:hAnsi="Courier New" w:cs="Courier New"/>
+          <w:color w:val="080808"/>
+          <w:sz w:val="20"/>
+          <w:szCs w:val="20"/>
+          <w:lang w:eastAsia="ru-RU"/>
+        </w:rPr>
+        <w:t>(</w:t>
+      </w:r>
+      <w:r>
+        <w:rPr>
+          <w:rFonts w:ascii="Courier New" w:eastAsia="Times New Roman" w:hAnsi="Courier New" w:cs="Courier New"/>
+          <w:color w:val="067D17"/>
+          <w:sz w:val="20"/>
+          <w:szCs w:val="20"/>
+          <w:lang w:eastAsia="ru-RU"/>
+        </w:rPr>
+        <w:t>'Точка утопии: ('</w:t>
+      </w:r>
+      <w:r>
+        <w:rPr>
+          <w:rFonts w:ascii="Courier New" w:eastAsia="Times New Roman" w:hAnsi="Courier New" w:cs="Courier New"/>
+          <w:color w:val="080808"/>
+          <w:sz w:val="20"/>
+          <w:szCs w:val="20"/>
+          <w:lang w:eastAsia="ru-RU"/>
+        </w:rPr>
+        <w:t xml:space="preserve">, </w:t>
+      </w:r>
+      <w:proofErr w:type="spellStart"/>
+      <w:r>
+        <w:rPr>
+          <w:rFonts w:ascii="Courier New" w:eastAsia="Times New Roman" w:hAnsi="Courier New" w:cs="Courier New"/>
+          <w:color w:val="660099"/>
+          <w:sz w:val="20"/>
+          <w:szCs w:val="20"/>
+          <w:lang w:eastAsia="ru-RU"/>
+        </w:rPr>
+        <w:t>end</w:t>
+      </w:r>
+      <w:proofErr w:type="spellEnd"/>
+      <w:r>
+        <w:rPr>
+          <w:rFonts w:ascii="Courier New" w:eastAsia="Times New Roman" w:hAnsi="Courier New" w:cs="Courier New"/>
+          <w:color w:val="080808"/>
+          <w:sz w:val="20"/>
+          <w:szCs w:val="20"/>
+          <w:lang w:eastAsia="ru-RU"/>
+        </w:rPr>
+        <w:t>=</w:t>
+      </w:r>
+      <w:r>
+        <w:rPr>
+          <w:rFonts w:ascii="Courier New" w:eastAsia="Times New Roman" w:hAnsi="Courier New" w:cs="Courier New"/>
+          <w:color w:val="067D17"/>
+          <w:sz w:val="20"/>
+          <w:szCs w:val="20"/>
+          <w:lang w:eastAsia="ru-RU"/>
+        </w:rPr>
+        <w:t>''</w:t>
+      </w:r>
+      <w:r>
+        <w:rPr>
+          <w:rFonts w:ascii="Courier New" w:eastAsia="Times New Roman" w:hAnsi="Courier New" w:cs="Courier New"/>
+          <w:color w:val="080808"/>
+          <w:sz w:val="20"/>
+          <w:szCs w:val="20"/>
+          <w:lang w:eastAsia="ru-RU"/>
+        </w:rPr>
+        <w:t>)</w:t>
+      </w:r>
+      <w:r>
+        <w:rPr>
+          <w:rFonts w:ascii="Courier New" w:eastAsia="Times New Roman" w:hAnsi="Courier New" w:cs="Courier New"/>
+          <w:color w:val="080808"/>
+          <w:sz w:val="20"/>
+          <w:szCs w:val="20"/>
+          <w:lang w:eastAsia="ru-RU"/>
+        </w:rPr>
+        <w:br/>
+      </w:r>
+      <w:proofErr w:type="spellStart"/>
+      <w:r>
+        <w:rPr>
+          <w:rFonts w:ascii="Courier New" w:eastAsia="Times New Roman" w:hAnsi="Courier New" w:cs="Courier New"/>
+          <w:color w:val="0033B3"/>
+          <w:sz w:val="20"/>
+          <w:szCs w:val="20"/>
+          <w:lang w:eastAsia="ru-RU"/>
+        </w:rPr>
+        <w:t>for</w:t>
+      </w:r>
+      <w:proofErr w:type="spellEnd"/>
+      <w:r>
+        <w:rPr>
+          <w:rFonts w:ascii="Courier New" w:eastAsia="Times New Roman" w:hAnsi="Courier New" w:cs="Courier New"/>
+          <w:color w:val="0033B3"/>
+          <w:sz w:val="20"/>
+          <w:szCs w:val="20"/>
+          <w:lang w:eastAsia="ru-RU"/>
+        </w:rPr>
+        <w:t xml:space="preserve"> </w:t>
+      </w:r>
+      <w:r>
+        <w:rPr>
+          <w:rFonts w:ascii="Courier New" w:eastAsia="Times New Roman" w:hAnsi="Courier New" w:cs="Courier New"/>
+          <w:color w:val="080808"/>
+          <w:sz w:val="20"/>
+          <w:szCs w:val="20"/>
+          <w:lang w:eastAsia="ru-RU"/>
+        </w:rPr>
+        <w:t xml:space="preserve">i </w:t>
+      </w:r>
+      <w:proofErr w:type="spellStart"/>
+      <w:r>
+        <w:rPr>
+          <w:rFonts w:ascii="Courier New" w:eastAsia="Times New Roman" w:hAnsi="Courier New" w:cs="Courier New"/>
+          <w:color w:val="0033B3"/>
+          <w:sz w:val="20"/>
+          <w:szCs w:val="20"/>
+          <w:lang w:eastAsia="ru-RU"/>
+        </w:rPr>
+        <w:t>in</w:t>
+      </w:r>
+      <w:proofErr w:type="spellEnd"/>
+      <w:r>
+        <w:rPr>
+          <w:rFonts w:ascii="Courier New" w:eastAsia="Times New Roman" w:hAnsi="Courier New" w:cs="Courier New"/>
+          <w:color w:val="0033B3"/>
+          <w:sz w:val="20"/>
+          <w:szCs w:val="20"/>
+          <w:lang w:eastAsia="ru-RU"/>
+        </w:rPr>
+        <w:t xml:space="preserve"> </w:t>
+      </w:r>
+      <w:proofErr w:type="spellStart"/>
+      <w:r>
+        <w:rPr>
+          <w:rFonts w:ascii="Courier New" w:eastAsia="Times New Roman" w:hAnsi="Courier New" w:cs="Courier New"/>
+          <w:color w:val="000080"/>
+          <w:sz w:val="20"/>
+          <w:szCs w:val="20"/>
+          <w:lang w:eastAsia="ru-RU"/>
+        </w:rPr>
+        <w:t>range</w:t>
+      </w:r>
+      <w:proofErr w:type="spellEnd"/>
+      <w:r>
+        <w:rPr>
+          <w:rFonts w:ascii="Courier New" w:eastAsia="Times New Roman" w:hAnsi="Courier New" w:cs="Courier New"/>
+          <w:color w:val="080808"/>
+          <w:sz w:val="20"/>
+          <w:szCs w:val="20"/>
+          <w:lang w:eastAsia="ru-RU"/>
+        </w:rPr>
+        <w:t>(m):</w:t>
+      </w:r>
+      <w:r>
+        <w:rPr>
+          <w:rFonts w:ascii="Courier New" w:eastAsia="Times New Roman" w:hAnsi="Courier New" w:cs="Courier New"/>
+          <w:color w:val="080808"/>
+          <w:sz w:val="20"/>
+          <w:szCs w:val="20"/>
+          <w:lang w:eastAsia="ru-RU"/>
+        </w:rPr>
+        <w:br/>
+        <w:t xml:space="preserve">    </w:t>
+      </w:r>
+      <w:proofErr w:type="spellStart"/>
+      <w:r>
+        <w:rPr>
+          <w:rFonts w:ascii="Courier New" w:eastAsia="Times New Roman" w:hAnsi="Courier New" w:cs="Courier New"/>
+          <w:color w:val="000080"/>
+          <w:sz w:val="20"/>
+          <w:szCs w:val="20"/>
+          <w:lang w:eastAsia="ru-RU"/>
+        </w:rPr>
+        <w:t>print</w:t>
+      </w:r>
+      <w:proofErr w:type="spellEnd"/>
+      <w:r>
+        <w:rPr>
+          <w:rFonts w:ascii="Courier New" w:eastAsia="Times New Roman" w:hAnsi="Courier New" w:cs="Courier New"/>
+          <w:color w:val="080808"/>
+          <w:sz w:val="20"/>
+          <w:szCs w:val="20"/>
+          <w:lang w:eastAsia="ru-RU"/>
+        </w:rPr>
+        <w:t>(</w:t>
+      </w:r>
+      <w:proofErr w:type="spellStart"/>
+      <w:r>
+        <w:rPr>
+          <w:rFonts w:ascii="Courier New" w:eastAsia="Times New Roman" w:hAnsi="Courier New" w:cs="Courier New"/>
+          <w:color w:val="080808"/>
+          <w:sz w:val="20"/>
+          <w:szCs w:val="20"/>
+          <w:lang w:eastAsia="ru-RU"/>
+        </w:rPr>
+        <w:t>f_max</w:t>
+      </w:r>
+      <w:proofErr w:type="spellEnd"/>
+      <w:r>
+        <w:rPr>
+          <w:rFonts w:ascii="Courier New" w:eastAsia="Times New Roman" w:hAnsi="Courier New" w:cs="Courier New"/>
+          <w:color w:val="080808"/>
+          <w:sz w:val="20"/>
+          <w:szCs w:val="20"/>
+          <w:lang w:eastAsia="ru-RU"/>
+        </w:rPr>
+        <w:t xml:space="preserve">[i], </w:t>
+      </w:r>
+      <w:proofErr w:type="spellStart"/>
+      <w:r>
+        <w:rPr>
+          <w:rFonts w:ascii="Courier New" w:eastAsia="Times New Roman" w:hAnsi="Courier New" w:cs="Courier New"/>
+          <w:color w:val="660099"/>
+          <w:sz w:val="20"/>
+          <w:szCs w:val="20"/>
+          <w:lang w:eastAsia="ru-RU"/>
+        </w:rPr>
+        <w:t>end</w:t>
+      </w:r>
+      <w:proofErr w:type="spellEnd"/>
+      <w:r>
+        <w:rPr>
+          <w:rFonts w:ascii="Courier New" w:eastAsia="Times New Roman" w:hAnsi="Courier New" w:cs="Courier New"/>
+          <w:color w:val="080808"/>
+          <w:sz w:val="20"/>
+          <w:szCs w:val="20"/>
+          <w:lang w:eastAsia="ru-RU"/>
+        </w:rPr>
+        <w:t>=</w:t>
+      </w:r>
+      <w:r>
+        <w:rPr>
+          <w:rFonts w:ascii="Courier New" w:eastAsia="Times New Roman" w:hAnsi="Courier New" w:cs="Courier New"/>
+          <w:color w:val="067D17"/>
+          <w:sz w:val="20"/>
+          <w:szCs w:val="20"/>
+          <w:lang w:eastAsia="ru-RU"/>
+        </w:rPr>
+        <w:t xml:space="preserve">', ' </w:t>
+      </w:r>
+      <w:proofErr w:type="spellStart"/>
+      <w:r>
+        <w:rPr>
+          <w:rFonts w:ascii="Courier New" w:eastAsia="Times New Roman" w:hAnsi="Courier New" w:cs="Courier New"/>
+          <w:color w:val="0033B3"/>
+          <w:sz w:val="20"/>
+          <w:szCs w:val="20"/>
+          <w:lang w:eastAsia="ru-RU"/>
+        </w:rPr>
+        <w:t>if</w:t>
+      </w:r>
+      <w:proofErr w:type="spellEnd"/>
+      <w:r>
+        <w:rPr>
+          <w:rFonts w:ascii="Courier New" w:eastAsia="Times New Roman" w:hAnsi="Courier New" w:cs="Courier New"/>
+          <w:color w:val="0033B3"/>
+          <w:sz w:val="20"/>
+          <w:szCs w:val="20"/>
+          <w:lang w:eastAsia="ru-RU"/>
+        </w:rPr>
+        <w:t xml:space="preserve"> </w:t>
+      </w:r>
+      <w:r>
+        <w:rPr>
+          <w:rFonts w:ascii="Courier New" w:eastAsia="Times New Roman" w:hAnsi="Courier New" w:cs="Courier New"/>
+          <w:color w:val="080808"/>
+          <w:sz w:val="20"/>
+          <w:szCs w:val="20"/>
+          <w:lang w:eastAsia="ru-RU"/>
+        </w:rPr>
+        <w:t>i &lt; (m-</w:t>
+      </w:r>
+      <w:r>
+        <w:rPr>
+          <w:rFonts w:ascii="Courier New" w:eastAsia="Times New Roman" w:hAnsi="Courier New" w:cs="Courier New"/>
+          <w:color w:val="1750EB"/>
+          <w:sz w:val="20"/>
+          <w:szCs w:val="20"/>
+          <w:lang w:eastAsia="ru-RU"/>
+        </w:rPr>
+        <w:t>1</w:t>
+      </w:r>
+      <w:r>
+        <w:rPr>
+          <w:rFonts w:ascii="Courier New" w:eastAsia="Times New Roman" w:hAnsi="Courier New" w:cs="Courier New"/>
+          <w:color w:val="080808"/>
+          <w:sz w:val="20"/>
+          <w:szCs w:val="20"/>
+          <w:lang w:eastAsia="ru-RU"/>
+        </w:rPr>
+        <w:t xml:space="preserve">) </w:t>
+      </w:r>
+      <w:proofErr w:type="spellStart"/>
+      <w:r>
+        <w:rPr>
+          <w:rFonts w:ascii="Courier New" w:eastAsia="Times New Roman" w:hAnsi="Courier New" w:cs="Courier New"/>
+          <w:color w:val="0033B3"/>
+          <w:sz w:val="20"/>
+          <w:szCs w:val="20"/>
+          <w:lang w:eastAsia="ru-RU"/>
+        </w:rPr>
+        <w:t>else</w:t>
+      </w:r>
+      <w:proofErr w:type="spellEnd"/>
+      <w:r>
+        <w:rPr>
+          <w:rFonts w:ascii="Courier New" w:eastAsia="Times New Roman" w:hAnsi="Courier New" w:cs="Courier New"/>
+          <w:color w:val="0033B3"/>
+          <w:sz w:val="20"/>
+          <w:szCs w:val="20"/>
+          <w:lang w:eastAsia="ru-RU"/>
+        </w:rPr>
+        <w:t xml:space="preserve"> </w:t>
+      </w:r>
+      <w:r>
+        <w:rPr>
+          <w:rFonts w:ascii="Courier New" w:eastAsia="Times New Roman" w:hAnsi="Courier New" w:cs="Courier New"/>
+          <w:color w:val="067D17"/>
+          <w:sz w:val="20"/>
+          <w:szCs w:val="20"/>
+          <w:lang w:eastAsia="ru-RU"/>
+        </w:rPr>
+        <w:t>')</w:t>
+      </w:r>
+      <w:r>
+        <w:rPr>
+          <w:rFonts w:ascii="Courier New" w:eastAsia="Times New Roman" w:hAnsi="Courier New" w:cs="Courier New"/>
+          <w:color w:val="0037A6"/>
+          <w:sz w:val="20"/>
+          <w:szCs w:val="20"/>
+          <w:lang w:eastAsia="ru-RU"/>
+        </w:rPr>
+        <w:t>\n</w:t>
+      </w:r>
+      <w:r>
+        <w:rPr>
+          <w:rFonts w:ascii="Courier New" w:eastAsia="Times New Roman" w:hAnsi="Courier New" w:cs="Courier New"/>
+          <w:color w:val="067D17"/>
+          <w:sz w:val="20"/>
+          <w:szCs w:val="20"/>
+          <w:lang w:eastAsia="ru-RU"/>
+        </w:rPr>
+        <w:t>'</w:t>
+      </w:r>
+      <w:r>
+        <w:rPr>
+          <w:rFonts w:ascii="Courier New" w:eastAsia="Times New Roman" w:hAnsi="Courier New" w:cs="Courier New"/>
+          <w:color w:val="080808"/>
+          <w:sz w:val="20"/>
+          <w:szCs w:val="20"/>
+          <w:lang w:eastAsia="ru-RU"/>
+        </w:rPr>
+        <w:t>)</w:t>
+      </w:r>
+      <w:r>
+        <w:rPr>
+          <w:rFonts w:ascii="Courier New" w:eastAsia="Times New Roman" w:hAnsi="Courier New" w:cs="Courier New"/>
+          <w:color w:val="080808"/>
+          <w:sz w:val="20"/>
+          <w:szCs w:val="20"/>
+          <w:lang w:eastAsia="ru-RU"/>
+        </w:rPr>
+        <w:br/>
+      </w:r>
+      <w:proofErr w:type="spellStart"/>
+      <w:r>
+        <w:rPr>
+          <w:rFonts w:ascii="Courier New" w:eastAsia="Times New Roman" w:hAnsi="Courier New" w:cs="Courier New"/>
+          <w:color w:val="000080"/>
+          <w:sz w:val="20"/>
+          <w:szCs w:val="20"/>
+          <w:lang w:eastAsia="ru-RU"/>
+        </w:rPr>
+        <w:t>print</w:t>
+      </w:r>
+      <w:proofErr w:type="spellEnd"/>
+      <w:r>
+        <w:rPr>
+          <w:rFonts w:ascii="Courier New" w:eastAsia="Times New Roman" w:hAnsi="Courier New" w:cs="Courier New"/>
+          <w:color w:val="080808"/>
+          <w:sz w:val="20"/>
+          <w:szCs w:val="20"/>
+          <w:lang w:eastAsia="ru-RU"/>
+        </w:rPr>
+        <w:t>()</w:t>
+      </w:r>
+      <w:r>
+        <w:rPr>
+          <w:rFonts w:ascii="Courier New" w:eastAsia="Times New Roman" w:hAnsi="Courier New" w:cs="Courier New"/>
+          <w:color w:val="080808"/>
+          <w:sz w:val="20"/>
+          <w:szCs w:val="20"/>
+          <w:lang w:eastAsia="ru-RU"/>
+        </w:rPr>
+        <w:br/>
+      </w:r>
+      <w:r>
+        <w:rPr>
+          <w:rFonts w:ascii="Courier New" w:eastAsia="Times New Roman" w:hAnsi="Courier New" w:cs="Courier New"/>
+          <w:color w:val="080808"/>
+          <w:sz w:val="20"/>
+          <w:szCs w:val="20"/>
+          <w:lang w:eastAsia="ru-RU"/>
+        </w:rPr>
+        <w:br/>
+      </w:r>
+      <w:proofErr w:type="spellStart"/>
+      <w:r>
+        <w:rPr>
+          <w:rFonts w:ascii="Courier New" w:eastAsia="Times New Roman" w:hAnsi="Courier New" w:cs="Courier New"/>
+          <w:color w:val="000080"/>
+          <w:sz w:val="20"/>
+          <w:szCs w:val="20"/>
+          <w:lang w:eastAsia="ru-RU"/>
+        </w:rPr>
+        <w:t>print</w:t>
+      </w:r>
+      <w:proofErr w:type="spellEnd"/>
+      <w:r>
+        <w:rPr>
+          <w:rFonts w:ascii="Courier New" w:eastAsia="Times New Roman" w:hAnsi="Courier New" w:cs="Courier New"/>
+          <w:color w:val="080808"/>
+          <w:sz w:val="20"/>
+          <w:szCs w:val="20"/>
+          <w:lang w:eastAsia="ru-RU"/>
+        </w:rPr>
+        <w:t>(</w:t>
+      </w:r>
+      <w:r>
+        <w:rPr>
+          <w:rFonts w:ascii="Courier New" w:eastAsia="Times New Roman" w:hAnsi="Courier New" w:cs="Courier New"/>
+          <w:color w:val="067D17"/>
+          <w:sz w:val="20"/>
+          <w:szCs w:val="20"/>
+          <w:lang w:eastAsia="ru-RU"/>
+        </w:rPr>
+        <w:t>'Расстояния от решений до точки утопии:'</w:t>
+      </w:r>
+      <w:r>
+        <w:rPr>
+          <w:rFonts w:ascii="Courier New" w:eastAsia="Times New Roman" w:hAnsi="Courier New" w:cs="Courier New"/>
+          <w:color w:val="080808"/>
+          <w:sz w:val="20"/>
+          <w:szCs w:val="20"/>
+          <w:lang w:eastAsia="ru-RU"/>
+        </w:rPr>
+        <w:t>)</w:t>
+      </w:r>
+      <w:r>
+        <w:rPr>
+          <w:rFonts w:ascii="Courier New" w:eastAsia="Times New Roman" w:hAnsi="Courier New" w:cs="Courier New"/>
+          <w:color w:val="080808"/>
+          <w:sz w:val="20"/>
+          <w:szCs w:val="20"/>
+          <w:lang w:eastAsia="ru-RU"/>
+        </w:rPr>
+        <w:br/>
+      </w:r>
+      <w:proofErr w:type="spellStart"/>
+      <w:r>
+        <w:rPr>
+          <w:rFonts w:ascii="Courier New" w:eastAsia="Times New Roman" w:hAnsi="Courier New" w:cs="Courier New"/>
+          <w:color w:val="0033B3"/>
+          <w:sz w:val="20"/>
+          <w:szCs w:val="20"/>
+          <w:lang w:eastAsia="ru-RU"/>
+        </w:rPr>
+        <w:t>for</w:t>
+      </w:r>
+      <w:proofErr w:type="spellEnd"/>
+      <w:r>
+        <w:rPr>
+          <w:rFonts w:ascii="Courier New" w:eastAsia="Times New Roman" w:hAnsi="Courier New" w:cs="Courier New"/>
+          <w:color w:val="0033B3"/>
+          <w:sz w:val="20"/>
+          <w:szCs w:val="20"/>
+          <w:lang w:eastAsia="ru-RU"/>
+        </w:rPr>
+        <w:t xml:space="preserve"> </w:t>
+      </w:r>
+      <w:r>
+        <w:rPr>
+          <w:rFonts w:ascii="Courier New" w:eastAsia="Times New Roman" w:hAnsi="Courier New" w:cs="Courier New"/>
+          <w:color w:val="080808"/>
+          <w:sz w:val="20"/>
+          <w:szCs w:val="20"/>
+          <w:lang w:eastAsia="ru-RU"/>
+        </w:rPr>
+        <w:t xml:space="preserve">i, r </w:t>
+      </w:r>
+      <w:proofErr w:type="spellStart"/>
+      <w:r>
+        <w:rPr>
+          <w:rFonts w:ascii="Courier New" w:eastAsia="Times New Roman" w:hAnsi="Courier New" w:cs="Courier New"/>
+          <w:color w:val="0033B3"/>
+          <w:sz w:val="20"/>
+          <w:szCs w:val="20"/>
+          <w:lang w:eastAsia="ru-RU"/>
+        </w:rPr>
+        <w:t>in</w:t>
+      </w:r>
+      <w:proofErr w:type="spellEnd"/>
+      <w:r>
+        <w:rPr>
+          <w:rFonts w:ascii="Courier New" w:eastAsia="Times New Roman" w:hAnsi="Courier New" w:cs="Courier New"/>
+          <w:color w:val="0033B3"/>
+          <w:sz w:val="20"/>
+          <w:szCs w:val="20"/>
+          <w:lang w:eastAsia="ru-RU"/>
+        </w:rPr>
+        <w:t xml:space="preserve"> </w:t>
+      </w:r>
+      <w:proofErr w:type="spellStart"/>
+      <w:r>
+        <w:rPr>
+          <w:rFonts w:ascii="Courier New" w:eastAsia="Times New Roman" w:hAnsi="Courier New" w:cs="Courier New"/>
+          <w:color w:val="080808"/>
+          <w:sz w:val="20"/>
+          <w:szCs w:val="20"/>
+          <w:lang w:eastAsia="ru-RU"/>
+        </w:rPr>
+        <w:t>R.items</w:t>
+      </w:r>
+      <w:proofErr w:type="spellEnd"/>
+      <w:r>
+        <w:rPr>
+          <w:rFonts w:ascii="Courier New" w:eastAsia="Times New Roman" w:hAnsi="Courier New" w:cs="Courier New"/>
+          <w:color w:val="080808"/>
+          <w:sz w:val="20"/>
+          <w:szCs w:val="20"/>
+          <w:lang w:eastAsia="ru-RU"/>
+        </w:rPr>
+        <w:t>():</w:t>
+      </w:r>
+      <w:r>
+        <w:rPr>
+          <w:rFonts w:ascii="Courier New" w:eastAsia="Times New Roman" w:hAnsi="Courier New" w:cs="Courier New"/>
+          <w:color w:val="080808"/>
+          <w:sz w:val="20"/>
+          <w:szCs w:val="20"/>
+          <w:lang w:eastAsia="ru-RU"/>
+        </w:rPr>
+        <w:br/>
+        <w:t xml:space="preserve">    </w:t>
+      </w:r>
+      <w:proofErr w:type="spellStart"/>
+      <w:r>
+        <w:rPr>
+          <w:rFonts w:ascii="Courier New" w:eastAsia="Times New Roman" w:hAnsi="Courier New" w:cs="Courier New"/>
+          <w:color w:val="000080"/>
+          <w:sz w:val="20"/>
+          <w:szCs w:val="20"/>
+          <w:lang w:eastAsia="ru-RU"/>
+        </w:rPr>
+        <w:t>print</w:t>
+      </w:r>
+      <w:proofErr w:type="spellEnd"/>
+      <w:r>
+        <w:rPr>
+          <w:rFonts w:ascii="Courier New" w:eastAsia="Times New Roman" w:hAnsi="Courier New" w:cs="Courier New"/>
+          <w:color w:val="080808"/>
+          <w:sz w:val="20"/>
+          <w:szCs w:val="20"/>
+          <w:lang w:eastAsia="ru-RU"/>
+        </w:rPr>
+        <w:t>(</w:t>
+      </w:r>
+      <w:r>
+        <w:rPr>
+          <w:rFonts w:ascii="Courier New" w:eastAsia="Times New Roman" w:hAnsi="Courier New" w:cs="Courier New"/>
+          <w:color w:val="067D17"/>
+          <w:sz w:val="20"/>
+          <w:szCs w:val="20"/>
+          <w:lang w:eastAsia="ru-RU"/>
+        </w:rPr>
+        <w:t>'</w:t>
+      </w:r>
+      <w:proofErr w:type="spellStart"/>
+      <w:r>
+        <w:rPr>
+          <w:rFonts w:ascii="Courier New" w:eastAsia="Times New Roman" w:hAnsi="Courier New" w:cs="Courier New"/>
+          <w:color w:val="067D17"/>
+          <w:sz w:val="20"/>
+          <w:szCs w:val="20"/>
+          <w:lang w:eastAsia="ru-RU"/>
+        </w:rPr>
+        <w:t>r_x%i</w:t>
+      </w:r>
+      <w:proofErr w:type="spellEnd"/>
+      <w:r>
+        <w:rPr>
+          <w:rFonts w:ascii="Courier New" w:eastAsia="Times New Roman" w:hAnsi="Courier New" w:cs="Courier New"/>
+          <w:color w:val="067D17"/>
+          <w:sz w:val="20"/>
+          <w:szCs w:val="20"/>
+          <w:lang w:eastAsia="ru-RU"/>
+        </w:rPr>
+        <w:t xml:space="preserve"> = %.3f' </w:t>
+      </w:r>
+      <w:r>
+        <w:rPr>
+          <w:rFonts w:ascii="Courier New" w:eastAsia="Times New Roman" w:hAnsi="Courier New" w:cs="Courier New"/>
+          <w:color w:val="080808"/>
+          <w:sz w:val="20"/>
+          <w:szCs w:val="20"/>
+          <w:lang w:eastAsia="ru-RU"/>
+        </w:rPr>
+        <w:t>% (i+</w:t>
+      </w:r>
+      <w:r>
+        <w:rPr>
+          <w:rFonts w:ascii="Courier New" w:eastAsia="Times New Roman" w:hAnsi="Courier New" w:cs="Courier New"/>
+          <w:color w:val="1750EB"/>
+          <w:sz w:val="20"/>
+          <w:szCs w:val="20"/>
+          <w:lang w:eastAsia="ru-RU"/>
+        </w:rPr>
+        <w:t>1</w:t>
+      </w:r>
+      <w:r>
+        <w:rPr>
+          <w:rFonts w:ascii="Courier New" w:eastAsia="Times New Roman" w:hAnsi="Courier New" w:cs="Courier New"/>
+          <w:color w:val="080808"/>
+          <w:sz w:val="20"/>
+          <w:szCs w:val="20"/>
+          <w:lang w:eastAsia="ru-RU"/>
+        </w:rPr>
         <w:t>, r))</w:t>
       </w:r>
       <w:r>
@@ -4839,6 +5965,7 @@
         </w:rPr>
         <w:br/>
       </w:r>
+      <w:proofErr w:type="spellStart"/>
       <w:r>
         <w:rPr>
           <w:rFonts w:ascii="Courier New" w:eastAsia="Times New Roman" w:hAnsi="Courier New" w:cs="Courier New"/>
@@ -4849,6 +5976,7 @@
         </w:rPr>
         <w:t>print</w:t>
       </w:r>
+      <w:proofErr w:type="spellEnd"/>
       <w:r>
         <w:rPr>
           <w:rFonts w:ascii="Courier New" w:eastAsia="Times New Roman" w:hAnsi="Courier New" w:cs="Courier New"/>
@@ -4879,6 +6007,7 @@
         </w:rPr>
         <w:br/>
       </w:r>
+      <w:proofErr w:type="spellStart"/>
       <w:r>
         <w:rPr>
           <w:rFonts w:ascii="Courier New" w:eastAsia="Times New Roman" w:hAnsi="Courier New" w:cs="Courier New"/>
@@ -4889,6 +6018,7 @@
         </w:rPr>
         <w:t>print</w:t>
       </w:r>
+      <w:proofErr w:type="spellEnd"/>
       <w:r>
         <w:rPr>
           <w:rFonts w:ascii="Courier New" w:eastAsia="Times New Roman" w:hAnsi="Courier New" w:cs="Courier New"/>
@@ -4907,17 +6037,61 @@
           <w:szCs w:val="20"/>
           <w:lang w:eastAsia="ru-RU"/>
         </w:rPr>
-        <w:t xml:space="preserve">'Эффективное решение: x%i' </w:t>
-      </w:r>
-      <w:r>
-        <w:rPr>
-          <w:rFonts w:ascii="Courier New" w:eastAsia="Times New Roman" w:hAnsi="Courier New" w:cs="Courier New"/>
-          <w:color w:val="080808"/>
-          <w:sz w:val="20"/>
-          <w:szCs w:val="20"/>
-          <w:lang w:eastAsia="ru-RU"/>
-        </w:rPr>
-        <w:t>% x_opt)</w:t>
+        <w:t xml:space="preserve">'Эффективное решение: </w:t>
+      </w:r>
+      <w:proofErr w:type="spellStart"/>
+      <w:r>
+        <w:rPr>
+          <w:rFonts w:ascii="Courier New" w:eastAsia="Times New Roman" w:hAnsi="Courier New" w:cs="Courier New"/>
+          <w:color w:val="067D17"/>
+          <w:sz w:val="20"/>
+          <w:szCs w:val="20"/>
+          <w:lang w:eastAsia="ru-RU"/>
+        </w:rPr>
+        <w:t>x%i</w:t>
+      </w:r>
+      <w:proofErr w:type="spellEnd"/>
+      <w:r>
+        <w:rPr>
+          <w:rFonts w:ascii="Courier New" w:eastAsia="Times New Roman" w:hAnsi="Courier New" w:cs="Courier New"/>
+          <w:color w:val="067D17"/>
+          <w:sz w:val="20"/>
+          <w:szCs w:val="20"/>
+          <w:lang w:eastAsia="ru-RU"/>
+        </w:rPr>
+        <w:t xml:space="preserve">' </w:t>
+      </w:r>
+      <w:r>
+        <w:rPr>
+          <w:rFonts w:ascii="Courier New" w:eastAsia="Times New Roman" w:hAnsi="Courier New" w:cs="Courier New"/>
+          <w:color w:val="080808"/>
+          <w:sz w:val="20"/>
+          <w:szCs w:val="20"/>
+          <w:lang w:eastAsia="ru-RU"/>
+        </w:rPr>
+        <w:t xml:space="preserve">% </w:t>
+      </w:r>
+      <w:proofErr w:type="spellStart"/>
+      <w:r>
+        <w:rPr>
+          <w:rFonts w:ascii="Courier New" w:eastAsia="Times New Roman" w:hAnsi="Courier New" w:cs="Courier New"/>
+          <w:color w:val="080808"/>
+          <w:sz w:val="20"/>
+          <w:szCs w:val="20"/>
+          <w:lang w:eastAsia="ru-RU"/>
+        </w:rPr>
+        <w:t>x_opt</w:t>
+      </w:r>
+      <w:proofErr w:type="spellEnd"/>
+      <w:r>
+        <w:rPr>
+          <w:rFonts w:ascii="Courier New" w:eastAsia="Times New Roman" w:hAnsi="Courier New" w:cs="Courier New"/>
+          <w:color w:val="080808"/>
+          <w:sz w:val="20"/>
+          <w:szCs w:val="20"/>
+          <w:lang w:eastAsia="ru-RU"/>
+        </w:rPr>
+        <w:t>)</w:t>
       </w:r>
     </w:p>
     <w:p/>
